--- a/Adaptive_Autosar/Documents/Interview/Cryptography in AUTOSAR.docx
+++ b/Adaptive_Autosar/Documents/Interview/Cryptography in AUTOSAR.docx
@@ -1,6 +1,6 @@
 
 <file path=word/document.xml><?xml version="1.0" encoding="utf-8"?>
-<w:document xmlns:wpc="http://schemas.microsoft.com/office/word/2010/wordprocessingCanvas" xmlns:cx="http://schemas.microsoft.com/office/drawing/2014/chartex" xmlns:cx1="http://schemas.microsoft.com/office/drawing/2015/9/8/chartex" xmlns:cx2="http://schemas.microsoft.com/office/drawing/2015/10/21/chartex" xmlns:cx3="http://schemas.microsoft.com/office/drawing/2016/5/9/chartex" xmlns:cx4="http://schemas.microsoft.com/office/drawing/2016/5/10/chartex" xmlns:cx5="http://schemas.microsoft.com/office/drawing/2016/5/11/chartex" xmlns:cx6="http://schemas.microsoft.com/office/drawing/2016/5/12/chartex" xmlns:cx7="http://schemas.microsoft.com/office/drawing/2016/5/13/chartex" xmlns:cx8="http://schemas.microsoft.com/office/drawing/2016/5/14/chartex" xmlns:mc="http://schemas.openxmlformats.org/markup-compatibility/2006" xmlns:aink="http://schemas.microsoft.com/office/drawing/2016/ink" xmlns:am3d="http://schemas.microsoft.com/office/drawing/2017/model3d" xmlns:o="urn:schemas-microsoft-com:office:office" xmlns:oel="http://schemas.microsoft.com/office/2019/extlst" xmlns:r="http://schemas.openxmlformats.org/officeDocument/2006/relationships" xmlns:m="http://schemas.openxmlformats.org/officeDocument/2006/math" xmlns:v="urn:schemas-microsoft-com:vml" xmlns:wp14="http://schemas.microsoft.com/office/word/2010/wordprocessingDrawing" xmlns:wp="http://schemas.openxmlformats.org/drawingml/2006/wordprocessingDrawing" xmlns:w10="urn:schemas-microsoft-com:office:word" xmlns:w="http://schemas.openxmlformats.org/wordprocessingml/2006/main" xmlns:w14="http://schemas.microsoft.com/office/word/2010/wordml" xmlns:w15="http://schemas.microsoft.com/office/word/2012/wordml" xmlns:w16cex="http://schemas.microsoft.com/office/word/2018/wordml/cex" xmlns:w16cid="http://schemas.microsoft.com/office/word/2016/wordml/cid" xmlns:w16="http://schemas.microsoft.com/office/word/2018/wordml" xmlns:w16du="http://schemas.microsoft.com/office/word/2023/wordml/word16du" xmlns:w16sdtdh="http://schemas.microsoft.com/office/word/2020/wordml/sdtdatahash" xmlns:w16se="http://schemas.microsoft.com/office/word/2015/wordml/symex" xmlns:wpg="http://schemas.microsoft.com/office/word/2010/wordprocessingGroup" xmlns:wpi="http://schemas.microsoft.com/office/word/2010/wordprocessingInk" xmlns:wne="http://schemas.microsoft.com/office/word/2006/wordml" xmlns:wps="http://schemas.microsoft.com/office/word/2010/wordprocessingShape" mc:Ignorable="w14 w15 w16se w16cid w16 w16cex w16sdtdh w16du wp14">
+<w:document xmlns:wpc="http://schemas.microsoft.com/office/word/2010/wordprocessingCanvas" xmlns:cx="http://schemas.microsoft.com/office/drawing/2014/chartex" xmlns:cx1="http://schemas.microsoft.com/office/drawing/2015/9/8/chartex" xmlns:cx2="http://schemas.microsoft.com/office/drawing/2015/10/21/chartex" xmlns:cx3="http://schemas.microsoft.com/office/drawing/2016/5/9/chartex" xmlns:cx4="http://schemas.microsoft.com/office/drawing/2016/5/10/chartex" xmlns:cx5="http://schemas.microsoft.com/office/drawing/2016/5/11/chartex" xmlns:cx6="http://schemas.microsoft.com/office/drawing/2016/5/12/chartex" xmlns:cx7="http://schemas.microsoft.com/office/drawing/2016/5/13/chartex" xmlns:cx8="http://schemas.microsoft.com/office/drawing/2016/5/14/chartex" xmlns:mc="http://schemas.openxmlformats.org/markup-compatibility/2006" xmlns:aink="http://schemas.microsoft.com/office/drawing/2016/ink" xmlns:am3d="http://schemas.microsoft.com/office/drawing/2017/model3d" xmlns:o="urn:schemas-microsoft-com:office:office" xmlns:oel="http://schemas.microsoft.com/office/2019/extlst" xmlns:r="http://schemas.openxmlformats.org/officeDocument/2006/relationships" xmlns:m="http://schemas.openxmlformats.org/officeDocument/2006/math" xmlns:v="urn:schemas-microsoft-com:vml" xmlns:wp14="http://schemas.microsoft.com/office/word/2010/wordprocessingDrawing" xmlns:wp="http://schemas.openxmlformats.org/drawingml/2006/wordprocessingDrawing" xmlns:w10="urn:schemas-microsoft-com:office:word" xmlns:w="http://schemas.openxmlformats.org/wordprocessingml/2006/main" xmlns:w14="http://schemas.microsoft.com/office/word/2010/wordml" xmlns:w15="http://schemas.microsoft.com/office/word/2012/wordml" xmlns:w16cex="http://schemas.microsoft.com/office/word/2018/wordml/cex" xmlns:w16cid="http://schemas.microsoft.com/office/word/2016/wordml/cid" xmlns:w16="http://schemas.microsoft.com/office/word/2018/wordml" xmlns:w16du="http://schemas.microsoft.com/office/word/2023/wordml/word16du" xmlns:w16sdtdh="http://schemas.microsoft.com/office/word/2020/wordml/sdtdatahash" xmlns:w16sdtfl="http://schemas.microsoft.com/office/word/2024/wordml/sdtformatlock" xmlns:w16se="http://schemas.microsoft.com/office/word/2015/wordml/symex" xmlns:wpg="http://schemas.microsoft.com/office/word/2010/wordprocessingGroup" xmlns:wpi="http://schemas.microsoft.com/office/word/2010/wordprocessingInk" xmlns:wne="http://schemas.microsoft.com/office/word/2006/wordml" xmlns:wps="http://schemas.microsoft.com/office/word/2010/wordprocessingShape" mc:Ignorable="w14 w15 w16se w16cid w16 w16cex w16sdtdh w16sdtfl w16du wp14">
   <w:body>
     <w:sdt>
       <w:sdtPr>
@@ -5143,6 +5143,7 @@
         </w:rPr>
         <w:t xml:space="preserve">Byte </w:t>
       </w:r>
+      <w:proofErr w:type="spellStart"/>
       <w:r>
         <w:rPr>
           <w:b/>
@@ -5151,6 +5152,7 @@
         </w:rPr>
         <w:t>GetDigest</w:t>
       </w:r>
+      <w:proofErr w:type="spellEnd"/>
       <w:r>
         <w:rPr>
           <w:b/>
@@ -5369,7 +5371,7 @@
           <w:noProof/>
         </w:rPr>
         <w:drawing>
-          <wp:inline distT="0" distB="0" distL="0" distR="0" wp14:anchorId="0D18A505" wp14:editId="40F54111">
+          <wp:inline distT="0" distB="0" distL="0" distR="0" wp14:anchorId="0D18A505" wp14:editId="63BB6246">
             <wp:extent cx="4613872" cy="3124351"/>
             <wp:effectExtent l="0" t="0" r="0" b="0"/>
             <wp:docPr id="19" name="Picture 2" descr="https://miro.medium.com/max/1400/1*-MtewMnIqosPezGzZOHmDw.png">
@@ -13369,6 +13371,7 @@
         </w:rPr>
         <w:t xml:space="preserve">                   Note: </w:t>
       </w:r>
+      <w:proofErr w:type="gramStart"/>
       <w:r>
         <w:t>T</w:t>
       </w:r>
@@ -13378,6 +13381,7 @@
       <w:r>
         <w:t>versions</w:t>
       </w:r>
+      <w:proofErr w:type="gramEnd"/>
       <w:r>
         <w:t xml:space="preserve"> decide by the </w:t>
       </w:r>
@@ -14819,6 +14823,3188 @@
           <w:b/>
         </w:rPr>
         <w:t>alculator</w:t>
+      </w:r>
+      <w:proofErr w:type="spellEnd"/>
+    </w:p>
+    <w:p/>
+    <w:p>
+      <w:pPr>
+        <w:rPr>
+          <w:b/>
+          <w:bCs/>
+        </w:rPr>
+      </w:pPr>
+      <w:r>
+        <w:rPr>
+          <w:b/>
+          <w:bCs/>
+        </w:rPr>
+        <w:t>example of hash function:</w:t>
+      </w:r>
+    </w:p>
+    <w:p>
+      <w:pPr>
+        <w:rPr>
+          <w:b/>
+          <w:bCs/>
+        </w:rPr>
+      </w:pPr>
+      <w:r>
+        <w:rPr>
+          <w:b/>
+          <w:bCs/>
+        </w:rPr>
+        <w:drawing>
+          <wp:inline distT="0" distB="0" distL="0" distR="0" wp14:anchorId="5D111667" wp14:editId="73955CFC">
+            <wp:extent cx="5883150" cy="2606266"/>
+            <wp:effectExtent l="0" t="0" r="3810" b="3810"/>
+            <wp:docPr id="874958641" name="Picture 1"/>
+            <wp:cNvGraphicFramePr>
+              <a:graphicFrameLocks xmlns:a="http://schemas.openxmlformats.org/drawingml/2006/main" noChangeAspect="1"/>
+            </wp:cNvGraphicFramePr>
+            <a:graphic xmlns:a="http://schemas.openxmlformats.org/drawingml/2006/main">
+              <a:graphicData uri="http://schemas.openxmlformats.org/drawingml/2006/picture">
+                <pic:pic xmlns:pic="http://schemas.openxmlformats.org/drawingml/2006/picture">
+                  <pic:nvPicPr>
+                    <pic:cNvPr id="874958641" name=""/>
+                    <pic:cNvPicPr/>
+                  </pic:nvPicPr>
+                  <pic:blipFill>
+                    <a:blip r:embed="rId51"/>
+                    <a:stretch>
+                      <a:fillRect/>
+                    </a:stretch>
+                  </pic:blipFill>
+                  <pic:spPr>
+                    <a:xfrm>
+                      <a:off x="0" y="0"/>
+                      <a:ext cx="5883150" cy="2606266"/>
+                    </a:xfrm>
+                    <a:prstGeom prst="rect">
+                      <a:avLst/>
+                    </a:prstGeom>
+                  </pic:spPr>
+                </pic:pic>
+              </a:graphicData>
+            </a:graphic>
+          </wp:inline>
+        </w:drawing>
+      </w:r>
+    </w:p>
+    <w:p>
+      <w:pPr>
+        <w:rPr>
+          <w:b/>
+          <w:bCs/>
+          <w:lang w:val="en-IN"/>
+        </w:rPr>
+      </w:pPr>
+      <w:r>
+        <w:rPr>
+          <w:b/>
+          <w:bCs/>
+          <w:lang w:val="en-IN"/>
+        </w:rPr>
+        <w:t xml:space="preserve">1. </w:t>
+      </w:r>
+      <w:proofErr w:type="spellStart"/>
+      <w:r>
+        <w:rPr>
+          <w:b/>
+          <w:bCs/>
+          <w:lang w:val="en-IN"/>
+        </w:rPr>
+        <w:t>CreateHashFunctionCtx</w:t>
+      </w:r>
+      <w:proofErr w:type="spellEnd"/>
+    </w:p>
+    <w:p>
+      <w:pPr>
+        <w:numPr>
+          <w:ilvl w:val="0"/>
+          <w:numId w:val="44"/>
+        </w:numPr>
+        <w:rPr>
+          <w:b/>
+          <w:bCs/>
+          <w:lang w:val="en-IN"/>
+        </w:rPr>
+      </w:pPr>
+      <w:r>
+        <w:rPr>
+          <w:b/>
+          <w:bCs/>
+          <w:lang w:val="en-IN"/>
+        </w:rPr>
+        <w:t>Purpose: Create a hashing context instance using the specified algorithm ID.</w:t>
+      </w:r>
+    </w:p>
+    <w:p>
+      <w:pPr>
+        <w:numPr>
+          <w:ilvl w:val="0"/>
+          <w:numId w:val="44"/>
+        </w:numPr>
+        <w:rPr>
+          <w:b/>
+          <w:bCs/>
+          <w:lang w:val="en-IN"/>
+        </w:rPr>
+      </w:pPr>
+      <w:r>
+        <w:rPr>
+          <w:b/>
+          <w:bCs/>
+          <w:lang w:val="en-IN"/>
+        </w:rPr>
+        <w:t>SWS Reference:</w:t>
+      </w:r>
+    </w:p>
+    <w:p>
+      <w:pPr>
+        <w:numPr>
+          <w:ilvl w:val="1"/>
+          <w:numId w:val="44"/>
+        </w:numPr>
+        <w:rPr>
+          <w:b/>
+          <w:bCs/>
+          <w:lang w:val="en-IN"/>
+        </w:rPr>
+      </w:pPr>
+      <w:r>
+        <w:rPr>
+          <w:b/>
+          <w:bCs/>
+          <w:lang w:val="en-IN"/>
+        </w:rPr>
+        <w:t>[SWS_CRYPT_00901]</w:t>
+      </w:r>
+    </w:p>
+    <w:p>
+      <w:pPr>
+        <w:numPr>
+          <w:ilvl w:val="0"/>
+          <w:numId w:val="44"/>
+        </w:numPr>
+        <w:rPr>
+          <w:b/>
+          <w:bCs/>
+          <w:lang w:val="en-IN"/>
+        </w:rPr>
+      </w:pPr>
+      <w:r>
+        <w:rPr>
+          <w:b/>
+          <w:bCs/>
+          <w:lang w:val="en-IN"/>
+        </w:rPr>
+        <w:lastRenderedPageBreak/>
+        <w:t xml:space="preserve">Input: </w:t>
+      </w:r>
+      <w:proofErr w:type="spellStart"/>
+      <w:r>
+        <w:rPr>
+          <w:b/>
+          <w:bCs/>
+          <w:lang w:val="en-IN"/>
+        </w:rPr>
+        <w:t>AlgId</w:t>
+      </w:r>
+      <w:proofErr w:type="spellEnd"/>
+    </w:p>
+    <w:p>
+      <w:pPr>
+        <w:numPr>
+          <w:ilvl w:val="0"/>
+          <w:numId w:val="44"/>
+        </w:numPr>
+        <w:rPr>
+          <w:b/>
+          <w:bCs/>
+          <w:lang w:val="en-IN"/>
+        </w:rPr>
+      </w:pPr>
+      <w:r>
+        <w:rPr>
+          <w:b/>
+          <w:bCs/>
+          <w:lang w:val="en-IN"/>
+        </w:rPr>
+        <w:t xml:space="preserve">Output: Instance of </w:t>
+      </w:r>
+      <w:proofErr w:type="spellStart"/>
+      <w:r>
+        <w:rPr>
+          <w:b/>
+          <w:bCs/>
+          <w:lang w:val="en-IN"/>
+        </w:rPr>
+        <w:t>HashFunctionCtx</w:t>
+      </w:r>
+      <w:proofErr w:type="spellEnd"/>
+    </w:p>
+    <w:p>
+      <w:pPr>
+        <w:numPr>
+          <w:ilvl w:val="0"/>
+          <w:numId w:val="44"/>
+        </w:numPr>
+        <w:rPr>
+          <w:b/>
+          <w:bCs/>
+          <w:lang w:val="en-IN"/>
+        </w:rPr>
+      </w:pPr>
+      <w:r>
+        <w:rPr>
+          <w:b/>
+          <w:bCs/>
+          <w:lang w:val="en-IN"/>
+        </w:rPr>
+        <w:t>Notes:</w:t>
+      </w:r>
+    </w:p>
+    <w:p>
+      <w:pPr>
+        <w:numPr>
+          <w:ilvl w:val="1"/>
+          <w:numId w:val="44"/>
+        </w:numPr>
+        <w:rPr>
+          <w:b/>
+          <w:bCs/>
+          <w:lang w:val="en-IN"/>
+        </w:rPr>
+      </w:pPr>
+      <w:r>
+        <w:rPr>
+          <w:b/>
+          <w:bCs/>
+          <w:lang w:val="en-IN"/>
+        </w:rPr>
+        <w:t>Returns a configured context used for hashing operations.</w:t>
+      </w:r>
+    </w:p>
+    <w:p>
+      <w:pPr>
+        <w:rPr>
+          <w:b/>
+          <w:bCs/>
+          <w:lang w:val="en-IN"/>
+        </w:rPr>
+      </w:pPr>
+      <w:r>
+        <w:rPr>
+          <w:b/>
+          <w:bCs/>
+          <w:lang w:val="en-IN"/>
+        </w:rPr>
+        <w:pict w14:anchorId="5F005DFC">
+          <v:rect id="_x0000_i1089" style="width:0;height:1.5pt" o:hralign="center" o:hrstd="t" o:hr="t" fillcolor="#a0a0a0" stroked="f"/>
+        </w:pict>
+      </w:r>
+    </w:p>
+    <w:p>
+      <w:pPr>
+        <w:rPr>
+          <w:b/>
+          <w:bCs/>
+          <w:lang w:val="en-IN"/>
+        </w:rPr>
+      </w:pPr>
+      <w:r>
+        <w:rPr>
+          <w:rFonts w:ascii="Segoe UI Emoji" w:hAnsi="Segoe UI Emoji" w:cs="Segoe UI Emoji"/>
+          <w:b/>
+          <w:bCs/>
+          <w:lang w:val="en-IN"/>
+        </w:rPr>
+        <w:t>🔄</w:t>
+      </w:r>
+      <w:r>
+        <w:rPr>
+          <w:b/>
+          <w:bCs/>
+          <w:lang w:val="en-IN"/>
+        </w:rPr>
+        <w:t xml:space="preserve"> 2. Start</w:t>
+      </w:r>
+    </w:p>
+    <w:p>
+      <w:pPr>
+        <w:numPr>
+          <w:ilvl w:val="0"/>
+          <w:numId w:val="45"/>
+        </w:numPr>
+        <w:rPr>
+          <w:b/>
+          <w:bCs/>
+          <w:lang w:val="en-IN"/>
+        </w:rPr>
+      </w:pPr>
+      <w:r>
+        <w:rPr>
+          <w:b/>
+          <w:bCs/>
+          <w:lang w:val="en-IN"/>
+        </w:rPr>
+        <w:t>Purpose: Initialize the hashing context and optionally provide an Initialization Vector (IV).</w:t>
+      </w:r>
+    </w:p>
+    <w:p>
+      <w:pPr>
+        <w:numPr>
+          <w:ilvl w:val="0"/>
+          <w:numId w:val="45"/>
+        </w:numPr>
+        <w:rPr>
+          <w:b/>
+          <w:bCs/>
+          <w:lang w:val="en-IN"/>
+        </w:rPr>
+      </w:pPr>
+      <w:r>
+        <w:rPr>
+          <w:b/>
+          <w:bCs/>
+          <w:lang w:val="en-IN"/>
+        </w:rPr>
+        <w:t>SWS References:</w:t>
+      </w:r>
+    </w:p>
+    <w:p>
+      <w:pPr>
+        <w:numPr>
+          <w:ilvl w:val="1"/>
+          <w:numId w:val="45"/>
+        </w:numPr>
+        <w:rPr>
+          <w:b/>
+          <w:bCs/>
+          <w:lang w:val="en-IN"/>
+        </w:rPr>
+      </w:pPr>
+      <w:r>
+        <w:rPr>
+          <w:b/>
+          <w:bCs/>
+          <w:lang w:val="en-IN"/>
+        </w:rPr>
+        <w:t>[SWS_CRYPT_00908]</w:t>
+      </w:r>
+    </w:p>
+    <w:p>
+      <w:pPr>
+        <w:numPr>
+          <w:ilvl w:val="0"/>
+          <w:numId w:val="45"/>
+        </w:numPr>
+        <w:rPr>
+          <w:b/>
+          <w:bCs/>
+          <w:lang w:val="en-IN"/>
+        </w:rPr>
+      </w:pPr>
+      <w:r>
+        <w:rPr>
+          <w:b/>
+          <w:bCs/>
+          <w:lang w:val="en-IN"/>
+        </w:rPr>
+        <w:t>Input: Optional IV</w:t>
+      </w:r>
+    </w:p>
+    <w:p>
+      <w:pPr>
+        <w:numPr>
+          <w:ilvl w:val="0"/>
+          <w:numId w:val="45"/>
+        </w:numPr>
+        <w:rPr>
+          <w:b/>
+          <w:bCs/>
+          <w:lang w:val="en-IN"/>
+        </w:rPr>
+      </w:pPr>
+      <w:proofErr w:type="spellStart"/>
+      <w:r>
+        <w:rPr>
+          <w:b/>
+          <w:bCs/>
+          <w:lang w:val="en-IN"/>
+        </w:rPr>
+        <w:t>Behavior</w:t>
+      </w:r>
+      <w:proofErr w:type="spellEnd"/>
+      <w:r>
+        <w:rPr>
+          <w:b/>
+          <w:bCs/>
+          <w:lang w:val="en-IN"/>
+        </w:rPr>
+        <w:t>:</w:t>
+      </w:r>
+    </w:p>
+    <w:p>
+      <w:pPr>
+        <w:numPr>
+          <w:ilvl w:val="1"/>
+          <w:numId w:val="45"/>
+        </w:numPr>
+        <w:rPr>
+          <w:b/>
+          <w:bCs/>
+          <w:lang w:val="en-IN"/>
+        </w:rPr>
+      </w:pPr>
+      <w:r>
+        <w:rPr>
+          <w:b/>
+          <w:bCs/>
+          <w:lang w:val="en-IN"/>
+        </w:rPr>
+        <w:t>Clears the current hash value and re-initializes the context.</w:t>
+      </w:r>
+    </w:p>
+    <w:p>
+      <w:pPr>
+        <w:numPr>
+          <w:ilvl w:val="0"/>
+          <w:numId w:val="45"/>
+        </w:numPr>
+        <w:rPr>
+          <w:b/>
+          <w:bCs/>
+          <w:lang w:val="en-IN"/>
+        </w:rPr>
+      </w:pPr>
+      <w:r>
+        <w:rPr>
+          <w:b/>
+          <w:bCs/>
+          <w:lang w:val="en-IN"/>
+        </w:rPr>
+        <w:t>Errors:</w:t>
+      </w:r>
+    </w:p>
+    <w:p>
+      <w:pPr>
+        <w:numPr>
+          <w:ilvl w:val="1"/>
+          <w:numId w:val="45"/>
+        </w:numPr>
+        <w:rPr>
+          <w:b/>
+          <w:bCs/>
+          <w:lang w:val="en-IN"/>
+        </w:rPr>
+      </w:pPr>
+      <w:proofErr w:type="spellStart"/>
+      <w:r>
+        <w:rPr>
+          <w:b/>
+          <w:bCs/>
+          <w:lang w:val="en-IN"/>
+        </w:rPr>
+        <w:t>kInvalidInputSize</w:t>
+      </w:r>
+      <w:proofErr w:type="spellEnd"/>
+      <w:r>
+        <w:rPr>
+          <w:b/>
+          <w:bCs/>
+          <w:lang w:val="en-IN"/>
+        </w:rPr>
+        <w:t xml:space="preserve"> – IV size not supported</w:t>
+      </w:r>
+    </w:p>
+    <w:p>
+      <w:pPr>
+        <w:numPr>
+          <w:ilvl w:val="1"/>
+          <w:numId w:val="45"/>
+        </w:numPr>
+        <w:rPr>
+          <w:b/>
+          <w:bCs/>
+          <w:lang w:val="en-IN"/>
+        </w:rPr>
+      </w:pPr>
+      <w:proofErr w:type="spellStart"/>
+      <w:r>
+        <w:rPr>
+          <w:b/>
+          <w:bCs/>
+          <w:lang w:val="en-IN"/>
+        </w:rPr>
+        <w:t>kUnsupported</w:t>
+      </w:r>
+      <w:proofErr w:type="spellEnd"/>
+      <w:r>
+        <w:rPr>
+          <w:b/>
+          <w:bCs/>
+          <w:lang w:val="en-IN"/>
+        </w:rPr>
+        <w:t xml:space="preserve"> – Algorithm doesn't support IV</w:t>
+      </w:r>
+    </w:p>
+    <w:p>
+      <w:pPr>
+        <w:numPr>
+          <w:ilvl w:val="1"/>
+          <w:numId w:val="45"/>
+        </w:numPr>
+        <w:rPr>
+          <w:b/>
+          <w:bCs/>
+          <w:lang w:val="en-IN"/>
+        </w:rPr>
+      </w:pPr>
+      <w:proofErr w:type="spellStart"/>
+      <w:r>
+        <w:rPr>
+          <w:b/>
+          <w:bCs/>
+          <w:lang w:val="en-IN"/>
+        </w:rPr>
+        <w:t>kMissingArgument</w:t>
+      </w:r>
+      <w:proofErr w:type="spellEnd"/>
+      <w:r>
+        <w:rPr>
+          <w:b/>
+          <w:bCs/>
+          <w:lang w:val="en-IN"/>
+        </w:rPr>
+        <w:t xml:space="preserve"> – IV expected but not provided</w:t>
+      </w:r>
+    </w:p>
+    <w:p>
+      <w:pPr>
+        <w:numPr>
+          <w:ilvl w:val="0"/>
+          <w:numId w:val="45"/>
+        </w:numPr>
+        <w:rPr>
+          <w:b/>
+          <w:bCs/>
+          <w:lang w:val="en-IN"/>
+        </w:rPr>
+      </w:pPr>
+      <w:r>
+        <w:rPr>
+          <w:b/>
+          <w:bCs/>
+          <w:lang w:val="en-IN"/>
+        </w:rPr>
+        <w:t>Note: Can be called after Update, resets the state.</w:t>
+      </w:r>
+    </w:p>
+    <w:p>
+      <w:pPr>
+        <w:rPr>
+          <w:b/>
+          <w:bCs/>
+          <w:lang w:val="en-IN"/>
+        </w:rPr>
+      </w:pPr>
+      <w:r>
+        <w:rPr>
+          <w:b/>
+          <w:bCs/>
+          <w:lang w:val="en-IN"/>
+        </w:rPr>
+        <w:pict w14:anchorId="2C2280D6">
+          <v:rect id="_x0000_i1090" style="width:0;height:1.5pt" o:hralign="center" o:hrstd="t" o:hr="t" fillcolor="#a0a0a0" stroked="f"/>
+        </w:pict>
+      </w:r>
+    </w:p>
+    <w:p>
+      <w:pPr>
+        <w:rPr>
+          <w:b/>
+          <w:bCs/>
+          <w:lang w:val="en-IN"/>
+        </w:rPr>
+      </w:pPr>
+      <w:r>
+        <w:rPr>
+          <w:rFonts w:ascii="Segoe UI Emoji" w:hAnsi="Segoe UI Emoji" w:cs="Segoe UI Emoji"/>
+          <w:b/>
+          <w:bCs/>
+          <w:lang w:val="en-IN"/>
+        </w:rPr>
+        <w:t>🔁</w:t>
+      </w:r>
+      <w:r>
+        <w:rPr>
+          <w:b/>
+          <w:bCs/>
+          <w:lang w:val="en-IN"/>
+        </w:rPr>
+        <w:t xml:space="preserve"> 3. Update</w:t>
+      </w:r>
+    </w:p>
+    <w:p>
+      <w:pPr>
+        <w:numPr>
+          <w:ilvl w:val="0"/>
+          <w:numId w:val="46"/>
+        </w:numPr>
+        <w:rPr>
+          <w:b/>
+          <w:bCs/>
+          <w:lang w:val="en-IN"/>
+        </w:rPr>
+      </w:pPr>
+      <w:r>
+        <w:rPr>
+          <w:b/>
+          <w:bCs/>
+          <w:lang w:val="en-IN"/>
+        </w:rPr>
+        <w:t>Purpose: Feed (append) input data in chunks to the hashing algorithm.</w:t>
+      </w:r>
+    </w:p>
+    <w:p>
+      <w:pPr>
+        <w:numPr>
+          <w:ilvl w:val="0"/>
+          <w:numId w:val="46"/>
+        </w:numPr>
+        <w:rPr>
+          <w:b/>
+          <w:bCs/>
+          <w:lang w:val="en-IN"/>
+        </w:rPr>
+      </w:pPr>
+      <w:r>
+        <w:rPr>
+          <w:b/>
+          <w:bCs/>
+          <w:lang w:val="en-IN"/>
+        </w:rPr>
+        <w:t>SWS References:</w:t>
+      </w:r>
+    </w:p>
+    <w:p>
+      <w:pPr>
+        <w:numPr>
+          <w:ilvl w:val="1"/>
+          <w:numId w:val="46"/>
+        </w:numPr>
+        <w:rPr>
+          <w:b/>
+          <w:bCs/>
+          <w:lang w:val="en-IN"/>
+        </w:rPr>
+      </w:pPr>
+      <w:r>
+        <w:rPr>
+          <w:b/>
+          <w:bCs/>
+          <w:lang w:val="en-IN"/>
+        </w:rPr>
+        <w:t>[SWS_CRYPT_00905], [SWS_CRYPT_00909]</w:t>
+      </w:r>
+    </w:p>
+    <w:p>
+      <w:pPr>
+        <w:numPr>
+          <w:ilvl w:val="0"/>
+          <w:numId w:val="46"/>
+        </w:numPr>
+        <w:rPr>
+          <w:b/>
+          <w:bCs/>
+          <w:lang w:val="en-IN"/>
+        </w:rPr>
+      </w:pPr>
+      <w:r>
+        <w:rPr>
+          <w:b/>
+          <w:bCs/>
+          <w:lang w:val="en-IN"/>
+        </w:rPr>
+        <w:t>Input: Data chunk(s)</w:t>
+      </w:r>
+    </w:p>
+    <w:p>
+      <w:pPr>
+        <w:numPr>
+          <w:ilvl w:val="0"/>
+          <w:numId w:val="46"/>
+        </w:numPr>
+        <w:rPr>
+          <w:b/>
+          <w:bCs/>
+          <w:lang w:val="en-IN"/>
+        </w:rPr>
+      </w:pPr>
+      <w:proofErr w:type="spellStart"/>
+      <w:r>
+        <w:rPr>
+          <w:b/>
+          <w:bCs/>
+          <w:lang w:val="en-IN"/>
+        </w:rPr>
+        <w:t>Behavior</w:t>
+      </w:r>
+      <w:proofErr w:type="spellEnd"/>
+      <w:r>
+        <w:rPr>
+          <w:b/>
+          <w:bCs/>
+          <w:lang w:val="en-IN"/>
+        </w:rPr>
+        <w:t>:</w:t>
+      </w:r>
+    </w:p>
+    <w:p>
+      <w:pPr>
+        <w:numPr>
+          <w:ilvl w:val="1"/>
+          <w:numId w:val="46"/>
+        </w:numPr>
+        <w:rPr>
+          <w:b/>
+          <w:bCs/>
+          <w:lang w:val="en-IN"/>
+        </w:rPr>
+      </w:pPr>
+      <w:r>
+        <w:rPr>
+          <w:b/>
+          <w:bCs/>
+          <w:lang w:val="en-IN"/>
+        </w:rPr>
+        <w:t>Can be called multiple times to process data incrementally.</w:t>
+      </w:r>
+    </w:p>
+    <w:p>
+      <w:pPr>
+        <w:numPr>
+          <w:ilvl w:val="0"/>
+          <w:numId w:val="46"/>
+        </w:numPr>
+        <w:rPr>
+          <w:b/>
+          <w:bCs/>
+          <w:lang w:val="en-IN"/>
+        </w:rPr>
+      </w:pPr>
+      <w:r>
+        <w:rPr>
+          <w:b/>
+          <w:bCs/>
+          <w:lang w:val="en-IN"/>
+        </w:rPr>
+        <w:lastRenderedPageBreak/>
+        <w:t>Errors:</w:t>
+      </w:r>
+    </w:p>
+    <w:p>
+      <w:pPr>
+        <w:numPr>
+          <w:ilvl w:val="1"/>
+          <w:numId w:val="46"/>
+        </w:numPr>
+        <w:rPr>
+          <w:b/>
+          <w:bCs/>
+          <w:lang w:val="en-IN"/>
+        </w:rPr>
+      </w:pPr>
+      <w:proofErr w:type="spellStart"/>
+      <w:r>
+        <w:rPr>
+          <w:b/>
+          <w:bCs/>
+          <w:lang w:val="en-IN"/>
+        </w:rPr>
+        <w:t>kProcessingNotStarted</w:t>
+      </w:r>
+      <w:proofErr w:type="spellEnd"/>
+      <w:r>
+        <w:rPr>
+          <w:b/>
+          <w:bCs/>
+          <w:lang w:val="en-IN"/>
+        </w:rPr>
+        <w:t xml:space="preserve"> – Start not called before.</w:t>
+      </w:r>
+    </w:p>
+    <w:p>
+      <w:pPr>
+        <w:rPr>
+          <w:b/>
+          <w:bCs/>
+          <w:lang w:val="en-IN"/>
+        </w:rPr>
+      </w:pPr>
+      <w:r>
+        <w:rPr>
+          <w:b/>
+          <w:bCs/>
+          <w:lang w:val="en-IN"/>
+        </w:rPr>
+        <w:pict w14:anchorId="42B567FC">
+          <v:rect id="_x0000_i1091" style="width:0;height:1.5pt" o:hralign="center" o:hrstd="t" o:hr="t" fillcolor="#a0a0a0" stroked="f"/>
+        </w:pict>
+      </w:r>
+    </w:p>
+    <w:p>
+      <w:pPr>
+        <w:rPr>
+          <w:b/>
+          <w:bCs/>
+          <w:lang w:val="en-IN"/>
+        </w:rPr>
+      </w:pPr>
+      <w:r>
+        <w:rPr>
+          <w:rFonts w:ascii="Segoe UI Emoji" w:hAnsi="Segoe UI Emoji" w:cs="Segoe UI Emoji"/>
+          <w:b/>
+          <w:bCs/>
+          <w:lang w:val="en-IN"/>
+        </w:rPr>
+        <w:t>✅</w:t>
+      </w:r>
+      <w:r>
+        <w:rPr>
+          <w:b/>
+          <w:bCs/>
+          <w:lang w:val="en-IN"/>
+        </w:rPr>
+        <w:t xml:space="preserve"> 4. Finish</w:t>
+      </w:r>
+    </w:p>
+    <w:p>
+      <w:pPr>
+        <w:numPr>
+          <w:ilvl w:val="0"/>
+          <w:numId w:val="47"/>
+        </w:numPr>
+        <w:rPr>
+          <w:b/>
+          <w:bCs/>
+          <w:lang w:val="en-IN"/>
+        </w:rPr>
+      </w:pPr>
+      <w:r>
+        <w:rPr>
+          <w:b/>
+          <w:bCs/>
+          <w:lang w:val="en-IN"/>
+        </w:rPr>
+        <w:t>Purpose: Finalize the hash calculation and prevent further updates.</w:t>
+      </w:r>
+    </w:p>
+    <w:p>
+      <w:pPr>
+        <w:numPr>
+          <w:ilvl w:val="0"/>
+          <w:numId w:val="47"/>
+        </w:numPr>
+        <w:rPr>
+          <w:b/>
+          <w:bCs/>
+          <w:lang w:val="en-IN"/>
+        </w:rPr>
+      </w:pPr>
+      <w:r>
+        <w:rPr>
+          <w:b/>
+          <w:bCs/>
+          <w:lang w:val="en-IN"/>
+        </w:rPr>
+        <w:t>SWS References:</w:t>
+      </w:r>
+    </w:p>
+    <w:p>
+      <w:pPr>
+        <w:numPr>
+          <w:ilvl w:val="1"/>
+          <w:numId w:val="47"/>
+        </w:numPr>
+        <w:rPr>
+          <w:b/>
+          <w:bCs/>
+          <w:lang w:val="en-IN"/>
+        </w:rPr>
+      </w:pPr>
+      <w:r>
+        <w:rPr>
+          <w:b/>
+          <w:bCs/>
+          <w:lang w:val="en-IN"/>
+        </w:rPr>
+        <w:t>[SWS_CRYPT_00906], [SWS_CRYPT_00910]</w:t>
+      </w:r>
+    </w:p>
+    <w:p>
+      <w:pPr>
+        <w:numPr>
+          <w:ilvl w:val="0"/>
+          <w:numId w:val="47"/>
+        </w:numPr>
+        <w:rPr>
+          <w:b/>
+          <w:bCs/>
+          <w:lang w:val="en-IN"/>
+        </w:rPr>
+      </w:pPr>
+      <w:proofErr w:type="spellStart"/>
+      <w:r>
+        <w:rPr>
+          <w:b/>
+          <w:bCs/>
+          <w:lang w:val="en-IN"/>
+        </w:rPr>
+        <w:t>Behavior</w:t>
+      </w:r>
+      <w:proofErr w:type="spellEnd"/>
+      <w:r>
+        <w:rPr>
+          <w:b/>
+          <w:bCs/>
+          <w:lang w:val="en-IN"/>
+        </w:rPr>
+        <w:t>:</w:t>
+      </w:r>
+    </w:p>
+    <w:p>
+      <w:pPr>
+        <w:numPr>
+          <w:ilvl w:val="1"/>
+          <w:numId w:val="47"/>
+        </w:numPr>
+        <w:rPr>
+          <w:b/>
+          <w:bCs/>
+          <w:lang w:val="en-IN"/>
+        </w:rPr>
+      </w:pPr>
+      <w:r>
+        <w:rPr>
+          <w:b/>
+          <w:bCs/>
+          <w:lang w:val="en-IN"/>
+        </w:rPr>
+        <w:t>Signals the end of input data.</w:t>
+      </w:r>
+    </w:p>
+    <w:p>
+      <w:pPr>
+        <w:numPr>
+          <w:ilvl w:val="1"/>
+          <w:numId w:val="47"/>
+        </w:numPr>
+        <w:rPr>
+          <w:b/>
+          <w:bCs/>
+          <w:lang w:val="en-IN"/>
+        </w:rPr>
+      </w:pPr>
+      <w:r>
+        <w:rPr>
+          <w:b/>
+          <w:bCs/>
+          <w:lang w:val="en-IN"/>
+        </w:rPr>
+        <w:t>First call finalizes; subsequent calls return the same digest.</w:t>
+      </w:r>
+    </w:p>
+    <w:p>
+      <w:pPr>
+        <w:numPr>
+          <w:ilvl w:val="0"/>
+          <w:numId w:val="47"/>
+        </w:numPr>
+        <w:rPr>
+          <w:b/>
+          <w:bCs/>
+          <w:lang w:val="en-IN"/>
+        </w:rPr>
+      </w:pPr>
+      <w:r>
+        <w:rPr>
+          <w:b/>
+          <w:bCs/>
+          <w:lang w:val="en-IN"/>
+        </w:rPr>
+        <w:t>Errors:</w:t>
+      </w:r>
+    </w:p>
+    <w:p>
+      <w:pPr>
+        <w:numPr>
+          <w:ilvl w:val="1"/>
+          <w:numId w:val="47"/>
+        </w:numPr>
+        <w:rPr>
+          <w:b/>
+          <w:bCs/>
+          <w:lang w:val="en-IN"/>
+        </w:rPr>
+      </w:pPr>
+      <w:proofErr w:type="spellStart"/>
+      <w:r>
+        <w:rPr>
+          <w:b/>
+          <w:bCs/>
+          <w:lang w:val="en-IN"/>
+        </w:rPr>
+        <w:t>kProcessingNotStarted</w:t>
+      </w:r>
+      <w:proofErr w:type="spellEnd"/>
+      <w:r>
+        <w:rPr>
+          <w:b/>
+          <w:bCs/>
+          <w:lang w:val="en-IN"/>
+        </w:rPr>
+        <w:t xml:space="preserve"> – Start not called.</w:t>
+      </w:r>
+    </w:p>
+    <w:p>
+      <w:pPr>
+        <w:numPr>
+          <w:ilvl w:val="1"/>
+          <w:numId w:val="47"/>
+        </w:numPr>
+        <w:rPr>
+          <w:b/>
+          <w:bCs/>
+          <w:lang w:val="en-IN"/>
+        </w:rPr>
+      </w:pPr>
+      <w:proofErr w:type="spellStart"/>
+      <w:r>
+        <w:rPr>
+          <w:b/>
+          <w:bCs/>
+          <w:lang w:val="en-IN"/>
+        </w:rPr>
+        <w:t>kInvalidUsageOrder</w:t>
+      </w:r>
+      <w:proofErr w:type="spellEnd"/>
+      <w:r>
+        <w:rPr>
+          <w:b/>
+          <w:bCs/>
+          <w:lang w:val="en-IN"/>
+        </w:rPr>
+        <w:t xml:space="preserve"> – Update not called after last Start.</w:t>
+      </w:r>
+    </w:p>
+    <w:p>
+      <w:pPr>
+        <w:rPr>
+          <w:b/>
+          <w:bCs/>
+          <w:lang w:val="en-IN"/>
+        </w:rPr>
+      </w:pPr>
+      <w:r>
+        <w:rPr>
+          <w:b/>
+          <w:bCs/>
+          <w:lang w:val="en-IN"/>
+        </w:rPr>
+        <w:pict w14:anchorId="44630B02">
+          <v:rect id="_x0000_i1092" style="width:0;height:1.5pt" o:hralign="center" o:hrstd="t" o:hr="t" fillcolor="#a0a0a0" stroked="f"/>
+        </w:pict>
+      </w:r>
+    </w:p>
+    <w:p>
+      <w:pPr>
+        <w:rPr>
+          <w:b/>
+          <w:bCs/>
+          <w:lang w:val="en-IN"/>
+        </w:rPr>
+      </w:pPr>
+      <w:r>
+        <w:rPr>
+          <w:rFonts w:ascii="Segoe UI Emoji" w:hAnsi="Segoe UI Emoji" w:cs="Segoe UI Emoji"/>
+          <w:b/>
+          <w:bCs/>
+          <w:lang w:val="en-IN"/>
+        </w:rPr>
+        <w:t>📥</w:t>
+      </w:r>
+      <w:r>
+        <w:rPr>
+          <w:b/>
+          <w:bCs/>
+          <w:lang w:val="en-IN"/>
+        </w:rPr>
+        <w:t xml:space="preserve"> 5. </w:t>
+      </w:r>
+      <w:proofErr w:type="spellStart"/>
+      <w:r>
+        <w:rPr>
+          <w:b/>
+          <w:bCs/>
+          <w:lang w:val="en-IN"/>
+        </w:rPr>
+        <w:t>GetDigest</w:t>
+      </w:r>
+      <w:proofErr w:type="spellEnd"/>
+    </w:p>
+    <w:p>
+      <w:pPr>
+        <w:numPr>
+          <w:ilvl w:val="0"/>
+          <w:numId w:val="48"/>
+        </w:numPr>
+        <w:rPr>
+          <w:b/>
+          <w:bCs/>
+          <w:lang w:val="en-IN"/>
+        </w:rPr>
+      </w:pPr>
+      <w:r>
+        <w:rPr>
+          <w:b/>
+          <w:bCs/>
+          <w:lang w:val="en-IN"/>
+        </w:rPr>
+        <w:t>Purpose: Retrieve the final hash value (or part of it via offset).</w:t>
+      </w:r>
+    </w:p>
+    <w:p>
+      <w:pPr>
+        <w:numPr>
+          <w:ilvl w:val="0"/>
+          <w:numId w:val="48"/>
+        </w:numPr>
+        <w:rPr>
+          <w:b/>
+          <w:bCs/>
+          <w:lang w:val="en-IN"/>
+        </w:rPr>
+      </w:pPr>
+      <w:r>
+        <w:rPr>
+          <w:b/>
+          <w:bCs/>
+          <w:lang w:val="en-IN"/>
+        </w:rPr>
+        <w:t>SWS References:</w:t>
+      </w:r>
+    </w:p>
+    <w:p>
+      <w:pPr>
+        <w:numPr>
+          <w:ilvl w:val="1"/>
+          <w:numId w:val="48"/>
+        </w:numPr>
+        <w:rPr>
+          <w:b/>
+          <w:bCs/>
+          <w:lang w:val="en-IN"/>
+        </w:rPr>
+      </w:pPr>
+      <w:r>
+        <w:rPr>
+          <w:b/>
+          <w:bCs/>
+          <w:lang w:val="en-IN"/>
+        </w:rPr>
+        <w:t>[SWS_CRYPT_00907], [SWS_CRYPT_00919]</w:t>
+      </w:r>
+    </w:p>
+    <w:p>
+      <w:pPr>
+        <w:numPr>
+          <w:ilvl w:val="0"/>
+          <w:numId w:val="48"/>
+        </w:numPr>
+        <w:rPr>
+          <w:b/>
+          <w:bCs/>
+          <w:lang w:val="en-IN"/>
+        </w:rPr>
+      </w:pPr>
+      <w:r>
+        <w:rPr>
+          <w:b/>
+          <w:bCs/>
+          <w:lang w:val="en-IN"/>
+        </w:rPr>
+        <w:t>Input: Optional offset</w:t>
+      </w:r>
+    </w:p>
+    <w:p>
+      <w:pPr>
+        <w:numPr>
+          <w:ilvl w:val="0"/>
+          <w:numId w:val="48"/>
+        </w:numPr>
+        <w:rPr>
+          <w:b/>
+          <w:bCs/>
+          <w:lang w:val="en-IN"/>
+        </w:rPr>
+      </w:pPr>
+      <w:r>
+        <w:rPr>
+          <w:b/>
+          <w:bCs/>
+          <w:lang w:val="en-IN"/>
+        </w:rPr>
+        <w:t>Output: Hash value (or subset)</w:t>
+      </w:r>
+    </w:p>
+    <w:p>
+      <w:pPr>
+        <w:numPr>
+          <w:ilvl w:val="0"/>
+          <w:numId w:val="48"/>
+        </w:numPr>
+        <w:rPr>
+          <w:b/>
+          <w:bCs/>
+          <w:lang w:val="en-IN"/>
+        </w:rPr>
+      </w:pPr>
+      <w:r>
+        <w:rPr>
+          <w:b/>
+          <w:bCs/>
+          <w:lang w:val="en-IN"/>
+        </w:rPr>
+        <w:t>Errors:</w:t>
+      </w:r>
+    </w:p>
+    <w:p>
+      <w:pPr>
+        <w:numPr>
+          <w:ilvl w:val="1"/>
+          <w:numId w:val="48"/>
+        </w:numPr>
+        <w:rPr>
+          <w:b/>
+          <w:bCs/>
+          <w:lang w:val="en-IN"/>
+        </w:rPr>
+      </w:pPr>
+      <w:proofErr w:type="spellStart"/>
+      <w:r>
+        <w:rPr>
+          <w:b/>
+          <w:bCs/>
+          <w:lang w:val="en-IN"/>
+        </w:rPr>
+        <w:t>kProcessingNotStarted</w:t>
+      </w:r>
+      <w:proofErr w:type="spellEnd"/>
+      <w:r>
+        <w:rPr>
+          <w:b/>
+          <w:bCs/>
+          <w:lang w:val="en-IN"/>
+        </w:rPr>
+        <w:t xml:space="preserve"> – Finish not called yet.</w:t>
+      </w:r>
+    </w:p>
+    <w:p>
+      <w:pPr>
+        <w:rPr>
+          <w:b/>
+          <w:bCs/>
+          <w:lang w:val="en-IN"/>
+        </w:rPr>
+      </w:pPr>
+    </w:p>
+    <w:p>
+      <w:pPr>
+        <w:rPr>
+          <w:b/>
+          <w:bCs/>
+          <w:lang w:val="en-IN"/>
+        </w:rPr>
+      </w:pPr>
+    </w:p>
+    <w:p>
+      <w:pPr>
+        <w:rPr>
+          <w:b/>
+          <w:bCs/>
+          <w:lang w:val="en-IN"/>
+        </w:rPr>
+      </w:pPr>
+    </w:p>
+    <w:p>
+      <w:pPr>
+        <w:rPr>
+          <w:b/>
+          <w:bCs/>
+          <w:lang w:val="en-IN"/>
+        </w:rPr>
+      </w:pPr>
+      <w:r>
+        <w:rPr>
+          <w:rFonts w:ascii="Segoe UI Emoji" w:hAnsi="Segoe UI Emoji" w:cs="Segoe UI Emoji"/>
+          <w:b/>
+          <w:bCs/>
+          <w:lang w:val="en-IN"/>
+        </w:rPr>
+        <w:lastRenderedPageBreak/>
+        <w:t>🔧</w:t>
+      </w:r>
+      <w:r>
+        <w:rPr>
+          <w:b/>
+          <w:bCs/>
+          <w:lang w:val="en-IN"/>
+        </w:rPr>
+        <w:t xml:space="preserve"> 1. Application Design</w:t>
+      </w:r>
+    </w:p>
+    <w:p>
+      <w:pPr>
+        <w:rPr>
+          <w:b/>
+          <w:bCs/>
+          <w:lang w:val="en-IN"/>
+        </w:rPr>
+      </w:pPr>
+      <w:r>
+        <w:rPr>
+          <w:rFonts w:ascii="Segoe UI Emoji" w:hAnsi="Segoe UI Emoji" w:cs="Segoe UI Emoji"/>
+          <w:b/>
+          <w:bCs/>
+          <w:lang w:val="en-IN"/>
+        </w:rPr>
+        <w:t>✅</w:t>
+      </w:r>
+      <w:r>
+        <w:rPr>
+          <w:b/>
+          <w:bCs/>
+          <w:lang w:val="en-IN"/>
+        </w:rPr>
+        <w:t xml:space="preserve"> Data Types</w:t>
+      </w:r>
+    </w:p>
+    <w:p>
+      <w:pPr>
+        <w:rPr>
+          <w:lang w:val="en-IN"/>
+        </w:rPr>
+      </w:pPr>
+      <w:r>
+        <w:rPr>
+          <w:lang w:val="en-IN"/>
+        </w:rPr>
+        <w:t>All standard C++ types are used:</w:t>
+      </w:r>
+    </w:p>
+    <w:p>
+      <w:pPr>
+        <w:numPr>
+          <w:ilvl w:val="0"/>
+          <w:numId w:val="31"/>
+        </w:numPr>
+        <w:rPr>
+          <w:lang w:val="en-IN"/>
+        </w:rPr>
+      </w:pPr>
+      <w:r>
+        <w:rPr>
+          <w:lang w:val="en-IN"/>
+        </w:rPr>
+        <w:t>int, float, double, char, etc.</w:t>
+      </w:r>
+    </w:p>
+    <w:p>
+      <w:pPr>
+        <w:rPr>
+          <w:b/>
+          <w:bCs/>
+          <w:lang w:val="en-IN"/>
+        </w:rPr>
+      </w:pPr>
+      <w:r>
+        <w:rPr>
+          <w:rFonts w:ascii="Segoe UI Emoji" w:hAnsi="Segoe UI Emoji" w:cs="Segoe UI Emoji"/>
+          <w:b/>
+          <w:bCs/>
+          <w:lang w:val="en-IN"/>
+        </w:rPr>
+        <w:t>⚠️</w:t>
+      </w:r>
+      <w:r>
+        <w:rPr>
+          <w:b/>
+          <w:bCs/>
+          <w:lang w:val="en-IN"/>
+        </w:rPr>
+        <w:t xml:space="preserve"> Application Errors</w:t>
+      </w:r>
+    </w:p>
+    <w:p>
+      <w:pPr>
+        <w:rPr>
+          <w:lang w:val="en-IN"/>
+        </w:rPr>
+      </w:pPr>
+      <w:r>
+        <w:rPr>
+          <w:lang w:val="en-IN"/>
+        </w:rPr>
+        <w:t>Define errors used in the application:</w:t>
+      </w:r>
+    </w:p>
+    <w:p>
+      <w:pPr>
+        <w:numPr>
+          <w:ilvl w:val="0"/>
+          <w:numId w:val="32"/>
+        </w:numPr>
+        <w:rPr>
+          <w:lang w:val="en-IN"/>
+        </w:rPr>
+      </w:pPr>
+      <w:r>
+        <w:rPr>
+          <w:lang w:val="en-IN"/>
+        </w:rPr>
+        <w:t xml:space="preserve">Examples: </w:t>
+      </w:r>
+      <w:proofErr w:type="spellStart"/>
+      <w:r>
+        <w:rPr>
+          <w:lang w:val="en-IN"/>
+        </w:rPr>
+        <w:t>InvalidInputSize</w:t>
+      </w:r>
+      <w:proofErr w:type="spellEnd"/>
+      <w:r>
+        <w:rPr>
+          <w:lang w:val="en-IN"/>
+        </w:rPr>
+        <w:t>, UninitializedContext, etc.</w:t>
+      </w:r>
+    </w:p>
+    <w:p>
+      <w:pPr>
+        <w:rPr>
+          <w:b/>
+          <w:bCs/>
+          <w:lang w:val="en-IN"/>
+        </w:rPr>
+      </w:pPr>
+      <w:r>
+        <w:rPr>
+          <w:rFonts w:ascii="Segoe UI Emoji" w:hAnsi="Segoe UI Emoji" w:cs="Segoe UI Emoji"/>
+          <w:b/>
+          <w:bCs/>
+          <w:lang w:val="en-IN"/>
+        </w:rPr>
+        <w:t>🔌</w:t>
+      </w:r>
+      <w:r>
+        <w:rPr>
+          <w:b/>
+          <w:bCs/>
+          <w:lang w:val="en-IN"/>
+        </w:rPr>
+        <w:t xml:space="preserve"> Port Interface</w:t>
+      </w:r>
+    </w:p>
+    <w:p>
+      <w:pPr>
+        <w:rPr>
+          <w:b/>
+          <w:bCs/>
+          <w:lang w:val="en-IN"/>
+        </w:rPr>
+      </w:pPr>
+      <w:proofErr w:type="gramStart"/>
+      <w:r>
+        <w:rPr>
+          <w:b/>
+          <w:bCs/>
+          <w:lang w:val="en-IN"/>
+        </w:rPr>
+        <w:t>ARA::</w:t>
+      </w:r>
+      <w:proofErr w:type="gramEnd"/>
+      <w:r>
+        <w:rPr>
+          <w:b/>
+          <w:bCs/>
+          <w:lang w:val="en-IN"/>
+        </w:rPr>
+        <w:t xml:space="preserve">COM Interface – </w:t>
+      </w:r>
+      <w:proofErr w:type="spellStart"/>
+      <w:r>
+        <w:rPr>
+          <w:b/>
+          <w:bCs/>
+          <w:lang w:val="en-IN"/>
+        </w:rPr>
+        <w:t>CryptoService</w:t>
+      </w:r>
+      <w:proofErr w:type="spellEnd"/>
+    </w:p>
+    <w:p>
+      <w:pPr>
+        <w:numPr>
+          <w:ilvl w:val="0"/>
+          <w:numId w:val="33"/>
+        </w:numPr>
+        <w:rPr>
+          <w:lang w:val="en-IN"/>
+        </w:rPr>
+      </w:pPr>
+      <w:r>
+        <w:rPr>
+          <w:b/>
+          <w:bCs/>
+          <w:lang w:val="en-IN"/>
+        </w:rPr>
+        <w:t>Service Interface Name</w:t>
+      </w:r>
+      <w:r>
+        <w:rPr>
+          <w:lang w:val="en-IN"/>
+        </w:rPr>
+        <w:t xml:space="preserve">: </w:t>
+      </w:r>
+      <w:proofErr w:type="spellStart"/>
+      <w:r>
+        <w:rPr>
+          <w:lang w:val="en-IN"/>
+        </w:rPr>
+        <w:t>CryptoService</w:t>
+      </w:r>
+      <w:proofErr w:type="spellEnd"/>
+    </w:p>
+    <w:p>
+      <w:pPr>
+        <w:numPr>
+          <w:ilvl w:val="0"/>
+          <w:numId w:val="33"/>
+        </w:numPr>
+        <w:rPr>
+          <w:lang w:val="en-IN"/>
+        </w:rPr>
+      </w:pPr>
+      <w:r>
+        <w:rPr>
+          <w:b/>
+          <w:bCs/>
+          <w:lang w:val="en-IN"/>
+        </w:rPr>
+        <w:t>Methods</w:t>
+      </w:r>
+      <w:r>
+        <w:rPr>
+          <w:lang w:val="en-IN"/>
+        </w:rPr>
+        <w:t>:</w:t>
+      </w:r>
+    </w:p>
+    <w:p>
+      <w:pPr>
+        <w:numPr>
+          <w:ilvl w:val="1"/>
+          <w:numId w:val="33"/>
+        </w:numPr>
+        <w:rPr>
+          <w:lang w:val="en-IN"/>
+        </w:rPr>
+      </w:pPr>
+      <w:r>
+        <w:rPr>
+          <w:b/>
+          <w:bCs/>
+          <w:lang w:val="en-IN"/>
+        </w:rPr>
+        <w:t>Method Name</w:t>
+      </w:r>
+      <w:r>
+        <w:rPr>
+          <w:lang w:val="en-IN"/>
+        </w:rPr>
+        <w:t xml:space="preserve">: </w:t>
+      </w:r>
+      <w:proofErr w:type="spellStart"/>
+      <w:r>
+        <w:rPr>
+          <w:lang w:val="en-IN"/>
+        </w:rPr>
+        <w:t>CreateHashFunctionCtx</w:t>
+      </w:r>
+      <w:proofErr w:type="spellEnd"/>
+    </w:p>
+    <w:p>
+      <w:pPr>
+        <w:numPr>
+          <w:ilvl w:val="2"/>
+          <w:numId w:val="33"/>
+        </w:numPr>
+        <w:rPr>
+          <w:lang w:val="en-IN"/>
+        </w:rPr>
+      </w:pPr>
+      <w:r>
+        <w:rPr>
+          <w:b/>
+          <w:bCs/>
+          <w:lang w:val="en-IN"/>
+        </w:rPr>
+        <w:t>Application Errors</w:t>
+      </w:r>
+      <w:r>
+        <w:rPr>
+          <w:lang w:val="en-IN"/>
+        </w:rPr>
+        <w:t xml:space="preserve">: </w:t>
+      </w:r>
+      <w:proofErr w:type="spellStart"/>
+      <w:r>
+        <w:rPr>
+          <w:lang w:val="en-IN"/>
+        </w:rPr>
+        <w:t>InvalidInputSize</w:t>
+      </w:r>
+      <w:proofErr w:type="spellEnd"/>
+      <w:r>
+        <w:rPr>
+          <w:lang w:val="en-IN"/>
+        </w:rPr>
+        <w:t xml:space="preserve">, </w:t>
+      </w:r>
+      <w:proofErr w:type="spellStart"/>
+      <w:r>
+        <w:rPr>
+          <w:lang w:val="en-IN"/>
+        </w:rPr>
+        <w:t>UnsupportedAlgorithm</w:t>
+      </w:r>
+      <w:proofErr w:type="spellEnd"/>
+    </w:p>
+    <w:p>
+      <w:pPr>
+        <w:numPr>
+          <w:ilvl w:val="2"/>
+          <w:numId w:val="33"/>
+        </w:numPr>
+        <w:rPr>
+          <w:lang w:val="en-IN"/>
+        </w:rPr>
+      </w:pPr>
+      <w:r>
+        <w:rPr>
+          <w:b/>
+          <w:bCs/>
+          <w:lang w:val="en-IN"/>
+        </w:rPr>
+        <w:t>Arguments</w:t>
+      </w:r>
+      <w:r>
+        <w:rPr>
+          <w:lang w:val="en-IN"/>
+        </w:rPr>
+        <w:t>:</w:t>
+      </w:r>
+    </w:p>
+    <w:p>
+      <w:pPr>
+        <w:numPr>
+          <w:ilvl w:val="3"/>
+          <w:numId w:val="33"/>
+        </w:numPr>
+        <w:rPr>
+          <w:lang w:val="en-IN"/>
+        </w:rPr>
+      </w:pPr>
+      <w:proofErr w:type="spellStart"/>
+      <w:r>
+        <w:rPr>
+          <w:lang w:val="en-IN"/>
+        </w:rPr>
+        <w:t>AlgId</w:t>
+      </w:r>
+      <w:proofErr w:type="spellEnd"/>
+      <w:r>
+        <w:rPr>
+          <w:lang w:val="en-IN"/>
+        </w:rPr>
+        <w:t xml:space="preserve"> – int – IN</w:t>
+      </w:r>
+    </w:p>
+    <w:p>
+      <w:pPr>
+        <w:numPr>
+          <w:ilvl w:val="3"/>
+          <w:numId w:val="33"/>
+        </w:numPr>
+        <w:rPr>
+          <w:lang w:val="en-IN"/>
+        </w:rPr>
+      </w:pPr>
+      <w:proofErr w:type="spellStart"/>
+      <w:r>
+        <w:rPr>
+          <w:lang w:val="en-IN"/>
+        </w:rPr>
+        <w:t>ContextHandle</w:t>
+      </w:r>
+      <w:proofErr w:type="spellEnd"/>
+      <w:r>
+        <w:rPr>
+          <w:lang w:val="en-IN"/>
+        </w:rPr>
+        <w:t xml:space="preserve"> – int – OUT</w:t>
+      </w:r>
+    </w:p>
+    <w:p>
+      <w:pPr>
+        <w:rPr>
+          <w:lang w:val="en-IN"/>
+        </w:rPr>
+      </w:pPr>
+      <w:r>
+        <w:rPr>
+          <w:rFonts w:ascii="Segoe UI Emoji" w:hAnsi="Segoe UI Emoji" w:cs="Segoe UI Emoji"/>
+          <w:lang w:val="en-IN"/>
+        </w:rPr>
+        <w:t>✅</w:t>
+      </w:r>
+      <w:r>
+        <w:rPr>
+          <w:lang w:val="en-IN"/>
+        </w:rPr>
+        <w:t xml:space="preserve"> Note: You can define multiple input/output parameters here.</w:t>
+      </w:r>
+    </w:p>
+    <w:p>
+      <w:pPr>
+        <w:rPr>
+          <w:lang w:val="en-IN"/>
+        </w:rPr>
+      </w:pPr>
+      <w:r>
+        <w:rPr>
+          <w:lang w:val="en-IN"/>
+        </w:rPr>
+        <w:pict w14:anchorId="7CB1E448">
+          <v:rect id="_x0000_i1055" style="width:0;height:1.5pt" o:hralign="center" o:hrstd="t" o:hr="t" fillcolor="#a0a0a0" stroked="f"/>
+        </w:pict>
+      </w:r>
+    </w:p>
+    <w:p>
+      <w:pPr>
+        <w:rPr>
+          <w:b/>
+          <w:bCs/>
+          <w:lang w:val="en-IN"/>
+        </w:rPr>
+      </w:pPr>
+      <w:r>
+        <w:rPr>
+          <w:rFonts w:ascii="Segoe UI Emoji" w:hAnsi="Segoe UI Emoji" w:cs="Segoe UI Emoji"/>
+          <w:b/>
+          <w:bCs/>
+          <w:lang w:val="en-IN"/>
+        </w:rPr>
+        <w:t>🧱</w:t>
+      </w:r>
+      <w:r>
+        <w:rPr>
+          <w:b/>
+          <w:bCs/>
+          <w:lang w:val="en-IN"/>
+        </w:rPr>
+        <w:t xml:space="preserve"> 2. Software Components (SWC – Adaptive Applications)</w:t>
+      </w:r>
+    </w:p>
+    <w:p>
+      <w:pPr>
+        <w:rPr>
+          <w:b/>
+          <w:bCs/>
+          <w:lang w:val="en-IN"/>
+        </w:rPr>
+      </w:pPr>
+      <w:r>
+        <w:rPr>
+          <w:b/>
+          <w:bCs/>
+          <w:lang w:val="en-IN"/>
+        </w:rPr>
+        <w:t>qt-crypto-instance</w:t>
+      </w:r>
+    </w:p>
+    <w:p>
+      <w:pPr>
+        <w:numPr>
+          <w:ilvl w:val="0"/>
+          <w:numId w:val="34"/>
+        </w:numPr>
+        <w:rPr>
+          <w:lang w:val="en-IN"/>
+        </w:rPr>
+      </w:pPr>
+      <w:r>
+        <w:rPr>
+          <w:b/>
+          <w:bCs/>
+          <w:lang w:val="en-IN"/>
+        </w:rPr>
+        <w:t>P-Port</w:t>
+      </w:r>
+      <w:r>
+        <w:rPr>
+          <w:lang w:val="en-IN"/>
+        </w:rPr>
+        <w:t xml:space="preserve">: </w:t>
+      </w:r>
+      <w:proofErr w:type="spellStart"/>
+      <w:r>
+        <w:rPr>
+          <w:lang w:val="en-IN"/>
+        </w:rPr>
+        <w:t>PportCryptoService</w:t>
+      </w:r>
+      <w:proofErr w:type="spellEnd"/>
+    </w:p>
+    <w:p>
+      <w:pPr>
+        <w:numPr>
+          <w:ilvl w:val="0"/>
+          <w:numId w:val="34"/>
+        </w:numPr>
+        <w:rPr>
+          <w:lang w:val="en-IN"/>
+        </w:rPr>
+      </w:pPr>
+      <w:r>
+        <w:rPr>
+          <w:b/>
+          <w:bCs/>
+          <w:lang w:val="en-IN"/>
+        </w:rPr>
+        <w:t>Provided Interface</w:t>
+      </w:r>
+      <w:r>
+        <w:rPr>
+          <w:lang w:val="en-IN"/>
+        </w:rPr>
+        <w:t xml:space="preserve">: </w:t>
+      </w:r>
+      <w:proofErr w:type="spellStart"/>
+      <w:r>
+        <w:rPr>
+          <w:lang w:val="en-IN"/>
+        </w:rPr>
+        <w:t>CryptoService</w:t>
+      </w:r>
+      <w:proofErr w:type="spellEnd"/>
+    </w:p>
+    <w:p>
+      <w:pPr>
+        <w:rPr>
+          <w:b/>
+          <w:bCs/>
+          <w:lang w:val="en-IN"/>
+        </w:rPr>
+      </w:pPr>
+      <w:r>
+        <w:rPr>
+          <w:b/>
+          <w:bCs/>
+          <w:lang w:val="en-IN"/>
+        </w:rPr>
+        <w:t>test-application</w:t>
+      </w:r>
+    </w:p>
+    <w:p>
+      <w:pPr>
+        <w:numPr>
+          <w:ilvl w:val="0"/>
+          <w:numId w:val="35"/>
+        </w:numPr>
+        <w:rPr>
+          <w:lang w:val="en-IN"/>
+        </w:rPr>
+      </w:pPr>
+      <w:r>
+        <w:rPr>
+          <w:b/>
+          <w:bCs/>
+          <w:lang w:val="en-IN"/>
+        </w:rPr>
+        <w:t>R-Port</w:t>
+      </w:r>
+      <w:r>
+        <w:rPr>
+          <w:lang w:val="en-IN"/>
+        </w:rPr>
+        <w:t xml:space="preserve">: </w:t>
+      </w:r>
+      <w:proofErr w:type="spellStart"/>
+      <w:r>
+        <w:rPr>
+          <w:lang w:val="en-IN"/>
+        </w:rPr>
+        <w:t>RportCryptoService</w:t>
+      </w:r>
+      <w:proofErr w:type="spellEnd"/>
+    </w:p>
+    <w:p>
+      <w:pPr>
+        <w:numPr>
+          <w:ilvl w:val="0"/>
+          <w:numId w:val="35"/>
+        </w:numPr>
+        <w:rPr>
+          <w:lang w:val="en-IN"/>
+        </w:rPr>
+      </w:pPr>
+      <w:r>
+        <w:rPr>
+          <w:b/>
+          <w:bCs/>
+          <w:lang w:val="en-IN"/>
+        </w:rPr>
+        <w:t>Required Interface</w:t>
+      </w:r>
+      <w:r>
+        <w:rPr>
+          <w:lang w:val="en-IN"/>
+        </w:rPr>
+        <w:t xml:space="preserve">: </w:t>
+      </w:r>
+      <w:proofErr w:type="spellStart"/>
+      <w:r>
+        <w:rPr>
+          <w:lang w:val="en-IN"/>
+        </w:rPr>
+        <w:t>CryptoService</w:t>
+      </w:r>
+      <w:proofErr w:type="spellEnd"/>
+    </w:p>
+    <w:p>
+      <w:pPr>
+        <w:rPr>
+          <w:lang w:val="en-IN"/>
+        </w:rPr>
+      </w:pPr>
+      <w:r>
+        <w:rPr>
+          <w:lang w:val="en-IN"/>
+        </w:rPr>
+        <w:lastRenderedPageBreak/>
+        <w:pict w14:anchorId="4F8F9883">
+          <v:rect id="_x0000_i1056" style="width:0;height:1.5pt" o:hralign="center" o:hrstd="t" o:hr="t" fillcolor="#a0a0a0" stroked="f"/>
+        </w:pict>
+      </w:r>
+    </w:p>
+    <w:p>
+      <w:pPr>
+        <w:rPr>
+          <w:b/>
+          <w:bCs/>
+          <w:lang w:val="en-IN"/>
+        </w:rPr>
+      </w:pPr>
+      <w:r>
+        <w:rPr>
+          <w:rFonts w:ascii="Segoe UI Emoji" w:hAnsi="Segoe UI Emoji" w:cs="Segoe UI Emoji"/>
+          <w:b/>
+          <w:bCs/>
+          <w:lang w:val="en-IN"/>
+        </w:rPr>
+        <w:t>🚀</w:t>
+      </w:r>
+      <w:r>
+        <w:rPr>
+          <w:b/>
+          <w:bCs/>
+          <w:lang w:val="en-IN"/>
+        </w:rPr>
+        <w:t xml:space="preserve"> 3. Executable Configuration</w:t>
+      </w:r>
+    </w:p>
+    <w:p>
+      <w:pPr>
+        <w:rPr>
+          <w:b/>
+          <w:bCs/>
+          <w:lang w:val="en-IN"/>
+        </w:rPr>
+      </w:pPr>
+      <w:r>
+        <w:rPr>
+          <w:b/>
+          <w:bCs/>
+          <w:lang w:val="en-IN"/>
+        </w:rPr>
+        <w:t>qt-crypto-instance/Executable</w:t>
+      </w:r>
+    </w:p>
+    <w:p>
+      <w:pPr>
+        <w:numPr>
+          <w:ilvl w:val="0"/>
+          <w:numId w:val="36"/>
+        </w:numPr>
+        <w:rPr>
+          <w:lang w:val="en-IN"/>
+        </w:rPr>
+      </w:pPr>
+      <w:r>
+        <w:rPr>
+          <w:b/>
+          <w:bCs/>
+          <w:lang w:val="en-IN"/>
+        </w:rPr>
+        <w:t>Short Name</w:t>
+      </w:r>
+      <w:r>
+        <w:rPr>
+          <w:lang w:val="en-IN"/>
+        </w:rPr>
+        <w:t>: qt-crypto-instance</w:t>
+      </w:r>
+    </w:p>
+    <w:p>
+      <w:pPr>
+        <w:numPr>
+          <w:ilvl w:val="0"/>
+          <w:numId w:val="36"/>
+        </w:numPr>
+        <w:rPr>
+          <w:lang w:val="en-IN"/>
+        </w:rPr>
+      </w:pPr>
+      <w:r>
+        <w:rPr>
+          <w:b/>
+          <w:bCs/>
+          <w:lang w:val="en-IN"/>
+        </w:rPr>
+        <w:t>Application Type</w:t>
+      </w:r>
+      <w:r>
+        <w:rPr>
+          <w:lang w:val="en-IN"/>
+        </w:rPr>
+        <w:t>: qt-crypto-instance</w:t>
+      </w:r>
+    </w:p>
+    <w:p>
+      <w:pPr>
+        <w:rPr>
+          <w:b/>
+          <w:bCs/>
+          <w:lang w:val="en-IN"/>
+        </w:rPr>
+      </w:pPr>
+      <w:r>
+        <w:rPr>
+          <w:b/>
+          <w:bCs/>
+          <w:lang w:val="en-IN"/>
+        </w:rPr>
+        <w:t>test-application/Executable</w:t>
+      </w:r>
+    </w:p>
+    <w:p>
+      <w:pPr>
+        <w:numPr>
+          <w:ilvl w:val="0"/>
+          <w:numId w:val="37"/>
+        </w:numPr>
+        <w:rPr>
+          <w:lang w:val="en-IN"/>
+        </w:rPr>
+      </w:pPr>
+      <w:r>
+        <w:rPr>
+          <w:b/>
+          <w:bCs/>
+          <w:lang w:val="en-IN"/>
+        </w:rPr>
+        <w:t>Short Name</w:t>
+      </w:r>
+      <w:r>
+        <w:rPr>
+          <w:lang w:val="en-IN"/>
+        </w:rPr>
+        <w:t>: test-application</w:t>
+      </w:r>
+    </w:p>
+    <w:p>
+      <w:pPr>
+        <w:numPr>
+          <w:ilvl w:val="0"/>
+          <w:numId w:val="37"/>
+        </w:numPr>
+        <w:rPr>
+          <w:lang w:val="en-IN"/>
+        </w:rPr>
+      </w:pPr>
+      <w:r>
+        <w:rPr>
+          <w:b/>
+          <w:bCs/>
+          <w:lang w:val="en-IN"/>
+        </w:rPr>
+        <w:t>Application Type</w:t>
+      </w:r>
+      <w:r>
+        <w:rPr>
+          <w:lang w:val="en-IN"/>
+        </w:rPr>
+        <w:t>: test-application</w:t>
+      </w:r>
+    </w:p>
+    <w:p>
+      <w:pPr>
+        <w:rPr>
+          <w:lang w:val="en-IN"/>
+        </w:rPr>
+      </w:pPr>
+      <w:r>
+        <w:rPr>
+          <w:lang w:val="en-IN"/>
+        </w:rPr>
+        <w:pict w14:anchorId="52DACB41">
+          <v:rect id="_x0000_i1057" style="width:0;height:1.5pt" o:hralign="center" o:hrstd="t" o:hr="t" fillcolor="#a0a0a0" stroked="f"/>
+        </w:pict>
+      </w:r>
+    </w:p>
+    <w:p>
+      <w:pPr>
+        <w:rPr>
+          <w:b/>
+          <w:bCs/>
+          <w:lang w:val="en-IN"/>
+        </w:rPr>
+      </w:pPr>
+      <w:r>
+        <w:rPr>
+          <w:rFonts w:ascii="Segoe UI Emoji" w:hAnsi="Segoe UI Emoji" w:cs="Segoe UI Emoji"/>
+          <w:b/>
+          <w:bCs/>
+          <w:lang w:val="en-IN"/>
+        </w:rPr>
+        <w:t>📡</w:t>
+      </w:r>
+      <w:r>
+        <w:rPr>
+          <w:b/>
+          <w:bCs/>
+          <w:lang w:val="en-IN"/>
+        </w:rPr>
+        <w:t xml:space="preserve"> 4. Service Instance Manifest</w:t>
+      </w:r>
+    </w:p>
+    <w:p>
+      <w:pPr>
+        <w:rPr>
+          <w:b/>
+          <w:bCs/>
+          <w:lang w:val="en-IN"/>
+        </w:rPr>
+      </w:pPr>
+      <w:r>
+        <w:rPr>
+          <w:b/>
+          <w:bCs/>
+          <w:lang w:val="en-IN"/>
+        </w:rPr>
+        <w:t xml:space="preserve">Deployment (SOME/IP via </w:t>
+      </w:r>
+      <w:proofErr w:type="gramStart"/>
+      <w:r>
+        <w:rPr>
+          <w:b/>
+          <w:bCs/>
+          <w:lang w:val="en-IN"/>
+        </w:rPr>
+        <w:t>ARA::</w:t>
+      </w:r>
+      <w:proofErr w:type="gramEnd"/>
+      <w:r>
+        <w:rPr>
+          <w:b/>
+          <w:bCs/>
+          <w:lang w:val="en-IN"/>
+        </w:rPr>
+        <w:t>COM)</w:t>
+      </w:r>
+    </w:p>
+    <w:p>
+      <w:pPr>
+        <w:numPr>
+          <w:ilvl w:val="0"/>
+          <w:numId w:val="38"/>
+        </w:numPr>
+        <w:rPr>
+          <w:lang w:val="en-IN"/>
+        </w:rPr>
+      </w:pPr>
+      <w:r>
+        <w:rPr>
+          <w:b/>
+          <w:bCs/>
+          <w:lang w:val="en-IN"/>
+        </w:rPr>
+        <w:t>Service Interface Deployment</w:t>
+      </w:r>
+      <w:r>
+        <w:rPr>
+          <w:lang w:val="en-IN"/>
+        </w:rPr>
+        <w:t xml:space="preserve">: </w:t>
+      </w:r>
+      <w:proofErr w:type="spellStart"/>
+      <w:r>
+        <w:rPr>
+          <w:lang w:val="en-IN"/>
+        </w:rPr>
+        <w:t>CryptoService_Someip</w:t>
+      </w:r>
+      <w:proofErr w:type="spellEnd"/>
+    </w:p>
+    <w:p>
+      <w:pPr>
+        <w:numPr>
+          <w:ilvl w:val="1"/>
+          <w:numId w:val="38"/>
+        </w:numPr>
+        <w:rPr>
+          <w:lang w:val="en-IN"/>
+        </w:rPr>
+      </w:pPr>
+      <w:r>
+        <w:rPr>
+          <w:b/>
+          <w:bCs/>
+          <w:lang w:val="en-IN"/>
+        </w:rPr>
+        <w:t>Service Interface</w:t>
+      </w:r>
+      <w:r>
+        <w:rPr>
+          <w:lang w:val="en-IN"/>
+        </w:rPr>
+        <w:t xml:space="preserve">: </w:t>
+      </w:r>
+      <w:proofErr w:type="spellStart"/>
+      <w:r>
+        <w:rPr>
+          <w:lang w:val="en-IN"/>
+        </w:rPr>
+        <w:t>CryptoService</w:t>
+      </w:r>
+      <w:proofErr w:type="spellEnd"/>
+    </w:p>
+    <w:p>
+      <w:pPr>
+        <w:numPr>
+          <w:ilvl w:val="1"/>
+          <w:numId w:val="38"/>
+        </w:numPr>
+        <w:rPr>
+          <w:lang w:val="en-IN"/>
+        </w:rPr>
+      </w:pPr>
+      <w:r>
+        <w:rPr>
+          <w:b/>
+          <w:bCs/>
+          <w:lang w:val="en-IN"/>
+        </w:rPr>
+        <w:t>Service ID</w:t>
+      </w:r>
+      <w:r>
+        <w:rPr>
+          <w:lang w:val="en-IN"/>
+        </w:rPr>
+        <w:t>: 1 (Unique)</w:t>
+      </w:r>
+    </w:p>
+    <w:p>
+      <w:pPr>
+        <w:numPr>
+          <w:ilvl w:val="1"/>
+          <w:numId w:val="38"/>
+        </w:numPr>
+        <w:rPr>
+          <w:lang w:val="en-IN"/>
+        </w:rPr>
+      </w:pPr>
+      <w:r>
+        <w:rPr>
+          <w:b/>
+          <w:bCs/>
+          <w:lang w:val="en-IN"/>
+        </w:rPr>
+        <w:t>Method Deployments</w:t>
+      </w:r>
+      <w:r>
+        <w:rPr>
+          <w:lang w:val="en-IN"/>
+        </w:rPr>
+        <w:t>:</w:t>
+      </w:r>
+    </w:p>
+    <w:p>
+      <w:pPr>
+        <w:numPr>
+          <w:ilvl w:val="2"/>
+          <w:numId w:val="38"/>
+        </w:numPr>
+        <w:rPr>
+          <w:lang w:val="en-IN"/>
+        </w:rPr>
+      </w:pPr>
+      <w:r>
+        <w:rPr>
+          <w:b/>
+          <w:bCs/>
+          <w:lang w:val="en-IN"/>
+        </w:rPr>
+        <w:t>Method</w:t>
+      </w:r>
+      <w:r>
+        <w:rPr>
+          <w:lang w:val="en-IN"/>
+        </w:rPr>
+        <w:t xml:space="preserve">: </w:t>
+      </w:r>
+      <w:proofErr w:type="spellStart"/>
+      <w:r>
+        <w:rPr>
+          <w:lang w:val="en-IN"/>
+        </w:rPr>
+        <w:t>CreateHashFunctionCtx</w:t>
+      </w:r>
+      <w:proofErr w:type="spellEnd"/>
+    </w:p>
+    <w:p>
+      <w:pPr>
+        <w:numPr>
+          <w:ilvl w:val="3"/>
+          <w:numId w:val="38"/>
+        </w:numPr>
+        <w:rPr>
+          <w:lang w:val="en-IN"/>
+        </w:rPr>
+      </w:pPr>
+      <w:r>
+        <w:rPr>
+          <w:b/>
+          <w:bCs/>
+          <w:lang w:val="en-IN"/>
+        </w:rPr>
+        <w:t>Method ID</w:t>
+      </w:r>
+      <w:r>
+        <w:rPr>
+          <w:lang w:val="en-IN"/>
+        </w:rPr>
+        <w:t>: 1</w:t>
+      </w:r>
+    </w:p>
+    <w:p>
+      <w:pPr>
+        <w:numPr>
+          <w:ilvl w:val="3"/>
+          <w:numId w:val="38"/>
+        </w:numPr>
+        <w:rPr>
+          <w:lang w:val="en-IN"/>
+        </w:rPr>
+      </w:pPr>
+      <w:r>
+        <w:rPr>
+          <w:b/>
+          <w:bCs/>
+          <w:lang w:val="en-IN"/>
+        </w:rPr>
+        <w:t>Transport Protocol</w:t>
+      </w:r>
+      <w:r>
+        <w:rPr>
+          <w:lang w:val="en-IN"/>
+        </w:rPr>
+        <w:t>: UDP</w:t>
+      </w:r>
+    </w:p>
+    <w:p>
+      <w:pPr>
+        <w:numPr>
+          <w:ilvl w:val="1"/>
+          <w:numId w:val="38"/>
+        </w:numPr>
+        <w:rPr>
+          <w:lang w:val="en-IN"/>
+        </w:rPr>
+      </w:pPr>
+      <w:r>
+        <w:rPr>
+          <w:b/>
+          <w:bCs/>
+          <w:lang w:val="en-IN"/>
+        </w:rPr>
+        <w:t>Service Version</w:t>
+      </w:r>
+      <w:r>
+        <w:rPr>
+          <w:lang w:val="en-IN"/>
+        </w:rPr>
+        <w:t xml:space="preserve">: 0.0 (decided by </w:t>
+      </w:r>
+      <w:proofErr w:type="spellStart"/>
+      <w:proofErr w:type="gramStart"/>
+      <w:r>
+        <w:rPr>
+          <w:lang w:val="en-IN"/>
+        </w:rPr>
+        <w:t>ara</w:t>
+      </w:r>
+      <w:proofErr w:type="spellEnd"/>
+      <w:r>
+        <w:rPr>
+          <w:lang w:val="en-IN"/>
+        </w:rPr>
+        <w:t>::</w:t>
+      </w:r>
+      <w:proofErr w:type="gramEnd"/>
+      <w:r>
+        <w:rPr>
+          <w:lang w:val="en-IN"/>
+        </w:rPr>
+        <w:t>com)</w:t>
+      </w:r>
+    </w:p>
+    <w:p>
+      <w:pPr>
+        <w:rPr>
+          <w:lang w:val="en-IN"/>
+        </w:rPr>
+      </w:pPr>
+      <w:r>
+        <w:rPr>
+          <w:lang w:val="en-IN"/>
+        </w:rPr>
+        <w:pict w14:anchorId="2EB46B82">
+          <v:rect id="_x0000_i1058" style="width:0;height:1.5pt" o:hralign="center" o:hrstd="t" o:hr="t" fillcolor="#a0a0a0" stroked="f"/>
+        </w:pict>
+      </w:r>
+    </w:p>
+    <w:p>
+      <w:pPr>
+        <w:rPr>
+          <w:b/>
+          <w:bCs/>
+          <w:lang w:val="en-IN"/>
+        </w:rPr>
+      </w:pPr>
+      <w:r>
+        <w:rPr>
+          <w:rFonts w:ascii="Segoe UI Emoji" w:hAnsi="Segoe UI Emoji" w:cs="Segoe UI Emoji"/>
+          <w:b/>
+          <w:bCs/>
+          <w:lang w:val="en-IN"/>
+        </w:rPr>
+        <w:t>🧭</w:t>
+      </w:r>
+      <w:r>
+        <w:rPr>
+          <w:b/>
+          <w:bCs/>
+          <w:lang w:val="en-IN"/>
+        </w:rPr>
+        <w:t xml:space="preserve"> 5. Service Instances</w:t>
+      </w:r>
+    </w:p>
+    <w:p>
+      <w:pPr>
+        <w:rPr>
+          <w:b/>
+          <w:bCs/>
+          <w:lang w:val="en-IN"/>
+        </w:rPr>
+      </w:pPr>
+      <w:r>
+        <w:rPr>
+          <w:b/>
+          <w:bCs/>
+          <w:lang w:val="en-IN"/>
+        </w:rPr>
+        <w:t>Provided SOME/IP (used by qt-crypto-instance)</w:t>
+      </w:r>
+    </w:p>
+    <w:p>
+      <w:pPr>
+        <w:numPr>
+          <w:ilvl w:val="0"/>
+          <w:numId w:val="39"/>
+        </w:numPr>
+        <w:rPr>
+          <w:lang w:val="en-IN"/>
+        </w:rPr>
+      </w:pPr>
+      <w:r>
+        <w:rPr>
+          <w:b/>
+          <w:bCs/>
+          <w:lang w:val="en-IN"/>
+        </w:rPr>
+        <w:t>Short Name</w:t>
+      </w:r>
+      <w:r>
+        <w:rPr>
+          <w:lang w:val="en-IN"/>
+        </w:rPr>
+        <w:t xml:space="preserve">: </w:t>
+      </w:r>
+      <w:proofErr w:type="spellStart"/>
+      <w:r>
+        <w:rPr>
+          <w:lang w:val="en-IN"/>
+        </w:rPr>
+        <w:t>CryptoService_provided</w:t>
+      </w:r>
+      <w:proofErr w:type="spellEnd"/>
+    </w:p>
+    <w:p>
+      <w:pPr>
+        <w:numPr>
+          <w:ilvl w:val="0"/>
+          <w:numId w:val="39"/>
+        </w:numPr>
+        <w:rPr>
+          <w:lang w:val="en-IN"/>
+        </w:rPr>
+      </w:pPr>
+      <w:r>
+        <w:rPr>
+          <w:b/>
+          <w:bCs/>
+          <w:lang w:val="en-IN"/>
+        </w:rPr>
+        <w:t>Service Deployment</w:t>
+      </w:r>
+      <w:r>
+        <w:rPr>
+          <w:lang w:val="en-IN"/>
+        </w:rPr>
+        <w:t xml:space="preserve">: </w:t>
+      </w:r>
+      <w:proofErr w:type="spellStart"/>
+      <w:r>
+        <w:rPr>
+          <w:lang w:val="en-IN"/>
+        </w:rPr>
+        <w:t>CryptoService_Someip</w:t>
+      </w:r>
+      <w:proofErr w:type="spellEnd"/>
+    </w:p>
+    <w:p>
+      <w:pPr>
+        <w:numPr>
+          <w:ilvl w:val="0"/>
+          <w:numId w:val="39"/>
+        </w:numPr>
+        <w:rPr>
+          <w:lang w:val="en-IN"/>
+        </w:rPr>
+      </w:pPr>
+      <w:r>
+        <w:rPr>
+          <w:b/>
+          <w:bCs/>
+          <w:lang w:val="en-IN"/>
+        </w:rPr>
+        <w:t>Service Instance ID</w:t>
+      </w:r>
+      <w:r>
+        <w:rPr>
+          <w:lang w:val="en-IN"/>
+        </w:rPr>
+        <w:t>: 1</w:t>
+      </w:r>
+    </w:p>
+    <w:p>
+      <w:pPr>
+        <w:numPr>
+          <w:ilvl w:val="0"/>
+          <w:numId w:val="39"/>
+        </w:numPr>
+        <w:rPr>
+          <w:lang w:val="en-IN"/>
+        </w:rPr>
+      </w:pPr>
+      <w:r>
+        <w:rPr>
+          <w:b/>
+          <w:bCs/>
+          <w:lang w:val="en-IN"/>
+        </w:rPr>
+        <w:lastRenderedPageBreak/>
+        <w:t>Config</w:t>
+      </w:r>
+      <w:r>
+        <w:rPr>
+          <w:lang w:val="en-IN"/>
+        </w:rPr>
+        <w:t>: Server configuration</w:t>
+      </w:r>
+    </w:p>
+    <w:p>
+      <w:pPr>
+        <w:rPr>
+          <w:b/>
+          <w:bCs/>
+          <w:lang w:val="en-IN"/>
+        </w:rPr>
+      </w:pPr>
+      <w:r>
+        <w:rPr>
+          <w:b/>
+          <w:bCs/>
+          <w:lang w:val="en-IN"/>
+        </w:rPr>
+        <w:t>Required SOME/IP (used by test-application)</w:t>
+      </w:r>
+    </w:p>
+    <w:p>
+      <w:pPr>
+        <w:numPr>
+          <w:ilvl w:val="0"/>
+          <w:numId w:val="40"/>
+        </w:numPr>
+        <w:rPr>
+          <w:lang w:val="en-IN"/>
+        </w:rPr>
+      </w:pPr>
+      <w:r>
+        <w:rPr>
+          <w:b/>
+          <w:bCs/>
+          <w:lang w:val="en-IN"/>
+        </w:rPr>
+        <w:t>Short Name</w:t>
+      </w:r>
+      <w:r>
+        <w:rPr>
+          <w:lang w:val="en-IN"/>
+        </w:rPr>
+        <w:t xml:space="preserve">: </w:t>
+      </w:r>
+      <w:proofErr w:type="spellStart"/>
+      <w:r>
+        <w:rPr>
+          <w:lang w:val="en-IN"/>
+        </w:rPr>
+        <w:t>CryptoService_required</w:t>
+      </w:r>
+      <w:proofErr w:type="spellEnd"/>
+    </w:p>
+    <w:p>
+      <w:pPr>
+        <w:numPr>
+          <w:ilvl w:val="0"/>
+          <w:numId w:val="40"/>
+        </w:numPr>
+        <w:rPr>
+          <w:lang w:val="en-IN"/>
+        </w:rPr>
+      </w:pPr>
+      <w:r>
+        <w:rPr>
+          <w:b/>
+          <w:bCs/>
+          <w:lang w:val="en-IN"/>
+        </w:rPr>
+        <w:t>Service Deployment</w:t>
+      </w:r>
+      <w:r>
+        <w:rPr>
+          <w:lang w:val="en-IN"/>
+        </w:rPr>
+        <w:t xml:space="preserve">: </w:t>
+      </w:r>
+      <w:proofErr w:type="spellStart"/>
+      <w:r>
+        <w:rPr>
+          <w:lang w:val="en-IN"/>
+        </w:rPr>
+        <w:t>CryptoService_Someip</w:t>
+      </w:r>
+      <w:proofErr w:type="spellEnd"/>
+    </w:p>
+    <w:p>
+      <w:pPr>
+        <w:numPr>
+          <w:ilvl w:val="0"/>
+          <w:numId w:val="40"/>
+        </w:numPr>
+        <w:rPr>
+          <w:lang w:val="en-IN"/>
+        </w:rPr>
+      </w:pPr>
+      <w:r>
+        <w:rPr>
+          <w:b/>
+          <w:bCs/>
+          <w:lang w:val="en-IN"/>
+        </w:rPr>
+        <w:t>Service Instance ID</w:t>
+      </w:r>
+      <w:r>
+        <w:rPr>
+          <w:lang w:val="en-IN"/>
+        </w:rPr>
+        <w:t>: 1</w:t>
+      </w:r>
+    </w:p>
+    <w:p>
+      <w:pPr>
+        <w:numPr>
+          <w:ilvl w:val="0"/>
+          <w:numId w:val="40"/>
+        </w:numPr>
+        <w:rPr>
+          <w:lang w:val="en-IN"/>
+        </w:rPr>
+      </w:pPr>
+      <w:r>
+        <w:rPr>
+          <w:b/>
+          <w:bCs/>
+          <w:lang w:val="en-IN"/>
+        </w:rPr>
+        <w:t>Config</w:t>
+      </w:r>
+      <w:r>
+        <w:rPr>
+          <w:lang w:val="en-IN"/>
+        </w:rPr>
+        <w:t>: Client configuration</w:t>
+      </w:r>
+    </w:p>
+    <w:p>
+      <w:pPr>
+        <w:rPr>
+          <w:lang w:val="en-IN"/>
+        </w:rPr>
+      </w:pPr>
+      <w:r>
+        <w:rPr>
+          <w:lang w:val="en-IN"/>
+        </w:rPr>
+        <w:pict w14:anchorId="5A8D2D78">
+          <v:rect id="_x0000_i1059" style="width:0;height:1.5pt" o:hralign="center" o:hrstd="t" o:hr="t" fillcolor="#a0a0a0" stroked="f"/>
+        </w:pict>
+      </w:r>
+    </w:p>
+    <w:p>
+      <w:pPr>
+        <w:rPr>
+          <w:b/>
+          <w:bCs/>
+          <w:lang w:val="en-IN"/>
+        </w:rPr>
+      </w:pPr>
+      <w:r>
+        <w:rPr>
+          <w:rFonts w:ascii="Segoe UI Emoji" w:hAnsi="Segoe UI Emoji" w:cs="Segoe UI Emoji"/>
+          <w:b/>
+          <w:bCs/>
+          <w:lang w:val="en-IN"/>
+        </w:rPr>
+        <w:t>🔗</w:t>
+      </w:r>
+      <w:r>
+        <w:rPr>
+          <w:b/>
+          <w:bCs/>
+          <w:lang w:val="en-IN"/>
+        </w:rPr>
+        <w:t xml:space="preserve"> 6. Mappings</w:t>
+      </w:r>
+    </w:p>
+    <w:p>
+      <w:pPr>
+        <w:rPr>
+          <w:b/>
+          <w:bCs/>
+          <w:lang w:val="en-IN"/>
+        </w:rPr>
+      </w:pPr>
+      <w:r>
+        <w:rPr>
+          <w:b/>
+          <w:bCs/>
+          <w:lang w:val="en-IN"/>
+        </w:rPr>
+        <w:t>Service Instance to Machine Mapping</w:t>
+      </w:r>
+    </w:p>
+    <w:p>
+      <w:pPr>
+        <w:numPr>
+          <w:ilvl w:val="0"/>
+          <w:numId w:val="41"/>
+        </w:numPr>
+        <w:rPr>
+          <w:lang w:val="en-IN"/>
+        </w:rPr>
+      </w:pPr>
+      <w:r>
+        <w:rPr>
+          <w:b/>
+          <w:bCs/>
+          <w:lang w:val="en-IN"/>
+        </w:rPr>
+        <w:t>Mapping Name</w:t>
+      </w:r>
+      <w:r>
+        <w:rPr>
+          <w:lang w:val="en-IN"/>
+        </w:rPr>
+        <w:t xml:space="preserve">: </w:t>
+      </w:r>
+      <w:proofErr w:type="spellStart"/>
+      <w:r>
+        <w:rPr>
+          <w:lang w:val="en-IN"/>
+        </w:rPr>
+        <w:t>CryptoServiceToMachineMapping</w:t>
+      </w:r>
+      <w:proofErr w:type="spellEnd"/>
+    </w:p>
+    <w:p>
+      <w:pPr>
+        <w:numPr>
+          <w:ilvl w:val="0"/>
+          <w:numId w:val="41"/>
+        </w:numPr>
+        <w:rPr>
+          <w:lang w:val="en-IN"/>
+        </w:rPr>
+      </w:pPr>
+      <w:r>
+        <w:rPr>
+          <w:b/>
+          <w:bCs/>
+          <w:lang w:val="en-IN"/>
+        </w:rPr>
+        <w:t>Connector</w:t>
+      </w:r>
+      <w:r>
+        <w:rPr>
+          <w:lang w:val="en-IN"/>
+        </w:rPr>
+        <w:t>: Ethernet</w:t>
+      </w:r>
+    </w:p>
+    <w:p>
+      <w:pPr>
+        <w:numPr>
+          <w:ilvl w:val="0"/>
+          <w:numId w:val="41"/>
+        </w:numPr>
+        <w:rPr>
+          <w:lang w:val="en-IN"/>
+        </w:rPr>
+      </w:pPr>
+      <w:r>
+        <w:rPr>
+          <w:b/>
+          <w:bCs/>
+          <w:lang w:val="en-IN"/>
+        </w:rPr>
+        <w:t>Service Interface</w:t>
+      </w:r>
+      <w:r>
+        <w:rPr>
+          <w:lang w:val="en-IN"/>
+        </w:rPr>
+        <w:t xml:space="preserve">: </w:t>
+      </w:r>
+      <w:proofErr w:type="spellStart"/>
+      <w:r>
+        <w:rPr>
+          <w:lang w:val="en-IN"/>
+        </w:rPr>
+        <w:t>CryptoService</w:t>
+      </w:r>
+      <w:proofErr w:type="spellEnd"/>
+    </w:p>
+    <w:p>
+      <w:pPr>
+        <w:numPr>
+          <w:ilvl w:val="0"/>
+          <w:numId w:val="41"/>
+        </w:numPr>
+        <w:rPr>
+          <w:lang w:val="en-IN"/>
+        </w:rPr>
+      </w:pPr>
+      <w:r>
+        <w:rPr>
+          <w:b/>
+          <w:bCs/>
+          <w:lang w:val="en-IN"/>
+        </w:rPr>
+        <w:t>UDP Port</w:t>
+      </w:r>
+      <w:r>
+        <w:rPr>
+          <w:lang w:val="en-IN"/>
+        </w:rPr>
+        <w:t>: 1000</w:t>
+      </w:r>
+    </w:p>
+    <w:p>
+      <w:pPr>
+        <w:rPr>
+          <w:b/>
+          <w:bCs/>
+          <w:lang w:val="en-IN"/>
+        </w:rPr>
+      </w:pPr>
+      <w:r>
+        <w:rPr>
+          <w:b/>
+          <w:bCs/>
+          <w:lang w:val="en-IN"/>
+        </w:rPr>
+        <w:t>Service Instance to Port Mapping</w:t>
+      </w:r>
+    </w:p>
+    <w:p>
+      <w:pPr>
+        <w:rPr>
+          <w:b/>
+          <w:bCs/>
+          <w:lang w:val="en-IN"/>
+        </w:rPr>
+      </w:pPr>
+      <w:r>
+        <w:rPr>
+          <w:b/>
+          <w:bCs/>
+          <w:lang w:val="en-IN"/>
+        </w:rPr>
+        <w:t>For qt-crypto-instance</w:t>
+      </w:r>
+    </w:p>
+    <w:p>
+      <w:pPr>
+        <w:numPr>
+          <w:ilvl w:val="0"/>
+          <w:numId w:val="42"/>
+        </w:numPr>
+        <w:rPr>
+          <w:lang w:val="en-IN"/>
+        </w:rPr>
+      </w:pPr>
+      <w:r>
+        <w:rPr>
+          <w:b/>
+          <w:bCs/>
+          <w:lang w:val="en-IN"/>
+        </w:rPr>
+        <w:t>Mapping Name</w:t>
+      </w:r>
+      <w:r>
+        <w:rPr>
+          <w:lang w:val="en-IN"/>
+        </w:rPr>
+        <w:t xml:space="preserve">: </w:t>
+      </w:r>
+      <w:proofErr w:type="spellStart"/>
+      <w:r>
+        <w:rPr>
+          <w:lang w:val="en-IN"/>
+        </w:rPr>
+        <w:t>CryptoServiceToPortMapping</w:t>
+      </w:r>
+      <w:proofErr w:type="spellEnd"/>
+    </w:p>
+    <w:p>
+      <w:pPr>
+        <w:numPr>
+          <w:ilvl w:val="0"/>
+          <w:numId w:val="42"/>
+        </w:numPr>
+        <w:rPr>
+          <w:lang w:val="en-IN"/>
+        </w:rPr>
+      </w:pPr>
+      <w:r>
+        <w:rPr>
+          <w:b/>
+          <w:bCs/>
+          <w:lang w:val="en-IN"/>
+        </w:rPr>
+        <w:t>Process Design</w:t>
+      </w:r>
+      <w:r>
+        <w:rPr>
+          <w:lang w:val="en-IN"/>
+        </w:rPr>
+        <w:t>: qt-crypto-instance</w:t>
+      </w:r>
+    </w:p>
+    <w:p>
+      <w:pPr>
+        <w:numPr>
+          <w:ilvl w:val="0"/>
+          <w:numId w:val="42"/>
+        </w:numPr>
+        <w:rPr>
+          <w:lang w:val="en-IN"/>
+        </w:rPr>
+      </w:pPr>
+      <w:r>
+        <w:rPr>
+          <w:b/>
+          <w:bCs/>
+          <w:lang w:val="en-IN"/>
+        </w:rPr>
+        <w:t>Port</w:t>
+      </w:r>
+      <w:r>
+        <w:rPr>
+          <w:lang w:val="en-IN"/>
+        </w:rPr>
+        <w:t xml:space="preserve">: </w:t>
+      </w:r>
+      <w:proofErr w:type="spellStart"/>
+      <w:r>
+        <w:rPr>
+          <w:lang w:val="en-IN"/>
+        </w:rPr>
+        <w:t>PportCryptoService</w:t>
+      </w:r>
+      <w:proofErr w:type="spellEnd"/>
+    </w:p>
+    <w:p>
+      <w:pPr>
+        <w:rPr>
+          <w:b/>
+          <w:bCs/>
+          <w:lang w:val="en-IN"/>
+        </w:rPr>
+      </w:pPr>
+      <w:r>
+        <w:rPr>
+          <w:b/>
+          <w:bCs/>
+          <w:lang w:val="en-IN"/>
+        </w:rPr>
+        <w:t>For test-application</w:t>
+      </w:r>
+    </w:p>
+    <w:p>
+      <w:pPr>
+        <w:numPr>
+          <w:ilvl w:val="0"/>
+          <w:numId w:val="43"/>
+        </w:numPr>
+        <w:rPr>
+          <w:lang w:val="en-IN"/>
+        </w:rPr>
+      </w:pPr>
+      <w:r>
+        <w:rPr>
+          <w:b/>
+          <w:bCs/>
+          <w:lang w:val="en-IN"/>
+        </w:rPr>
+        <w:t>Mapping Name</w:t>
+      </w:r>
+      <w:r>
+        <w:rPr>
+          <w:lang w:val="en-IN"/>
+        </w:rPr>
+        <w:t xml:space="preserve">: </w:t>
+      </w:r>
+      <w:proofErr w:type="spellStart"/>
+      <w:r>
+        <w:rPr>
+          <w:lang w:val="en-IN"/>
+        </w:rPr>
+        <w:t>testApplicationCryptoServiceToPortMapping</w:t>
+      </w:r>
+      <w:proofErr w:type="spellEnd"/>
+    </w:p>
+    <w:p>
+      <w:pPr>
+        <w:numPr>
+          <w:ilvl w:val="0"/>
+          <w:numId w:val="43"/>
+        </w:numPr>
+        <w:rPr>
+          <w:lang w:val="en-IN"/>
+        </w:rPr>
+      </w:pPr>
+      <w:r>
+        <w:rPr>
+          <w:b/>
+          <w:bCs/>
+          <w:lang w:val="en-IN"/>
+        </w:rPr>
+        <w:t>Process Design</w:t>
+      </w:r>
+      <w:r>
+        <w:rPr>
+          <w:lang w:val="en-IN"/>
+        </w:rPr>
+        <w:t>: test-application</w:t>
+      </w:r>
+    </w:p>
+    <w:p>
+      <w:pPr>
+        <w:numPr>
+          <w:ilvl w:val="0"/>
+          <w:numId w:val="43"/>
+        </w:numPr>
+        <w:rPr>
+          <w:lang w:val="en-IN"/>
+        </w:rPr>
+      </w:pPr>
+      <w:r>
+        <w:rPr>
+          <w:b/>
+          <w:bCs/>
+          <w:lang w:val="en-IN"/>
+        </w:rPr>
+        <w:t>Port</w:t>
+      </w:r>
+      <w:r>
+        <w:rPr>
+          <w:lang w:val="en-IN"/>
+        </w:rPr>
+        <w:t xml:space="preserve">: </w:t>
+      </w:r>
+      <w:proofErr w:type="spellStart"/>
+      <w:r>
+        <w:rPr>
+          <w:lang w:val="en-IN"/>
+        </w:rPr>
+        <w:t>RportCryptoService</w:t>
       </w:r>
       <w:proofErr w:type="spellEnd"/>
     </w:p>
@@ -14852,7 +18038,6 @@
     <w:p/>
     <w:p/>
     <w:p/>
-    <w:p/>
     <w:p>
       <w:pPr>
         <w:jc w:val="right"/>
@@ -14862,7 +18047,7 @@
     <w:p/>
     <w:p/>
     <w:sectPr>
-      <w:footerReference w:type="default" r:id="rId51"/>
+      <w:footerReference w:type="default" r:id="rId52"/>
       <w:pgSz w:w="12240" w:h="15840"/>
       <w:pgMar w:top="1440" w:right="1440" w:bottom="1440" w:left="1440" w:header="720" w:footer="720" w:gutter="0"/>
       <w:pgBorders w:offsetFrom="page">
@@ -14881,7 +18066,7 @@
 </file>
 
 <file path=word/endnotes.xml><?xml version="1.0" encoding="utf-8"?>
-<w:endnotes xmlns:wpc="http://schemas.microsoft.com/office/word/2010/wordprocessingCanvas" xmlns:cx="http://schemas.microsoft.com/office/drawing/2014/chartex" xmlns:cx1="http://schemas.microsoft.com/office/drawing/2015/9/8/chartex" xmlns:cx2="http://schemas.microsoft.com/office/drawing/2015/10/21/chartex" xmlns:cx3="http://schemas.microsoft.com/office/drawing/2016/5/9/chartex" xmlns:cx4="http://schemas.microsoft.com/office/drawing/2016/5/10/chartex" xmlns:cx5="http://schemas.microsoft.com/office/drawing/2016/5/11/chartex" xmlns:cx6="http://schemas.microsoft.com/office/drawing/2016/5/12/chartex" xmlns:cx7="http://schemas.microsoft.com/office/drawing/2016/5/13/chartex" xmlns:cx8="http://schemas.microsoft.com/office/drawing/2016/5/14/chartex" xmlns:mc="http://schemas.openxmlformats.org/markup-compatibility/2006" xmlns:aink="http://schemas.microsoft.com/office/drawing/2016/ink" xmlns:am3d="http://schemas.microsoft.com/office/drawing/2017/model3d" xmlns:o="urn:schemas-microsoft-com:office:office" xmlns:oel="http://schemas.microsoft.com/office/2019/extlst" xmlns:r="http://schemas.openxmlformats.org/officeDocument/2006/relationships" xmlns:m="http://schemas.openxmlformats.org/officeDocument/2006/math" xmlns:v="urn:schemas-microsoft-com:vml" xmlns:wp14="http://schemas.microsoft.com/office/word/2010/wordprocessingDrawing" xmlns:wp="http://schemas.openxmlformats.org/drawingml/2006/wordprocessingDrawing" xmlns:w10="urn:schemas-microsoft-com:office:word" xmlns:w="http://schemas.openxmlformats.org/wordprocessingml/2006/main" xmlns:w14="http://schemas.microsoft.com/office/word/2010/wordml" xmlns:w15="http://schemas.microsoft.com/office/word/2012/wordml" xmlns:w16cex="http://schemas.microsoft.com/office/word/2018/wordml/cex" xmlns:w16cid="http://schemas.microsoft.com/office/word/2016/wordml/cid" xmlns:w16="http://schemas.microsoft.com/office/word/2018/wordml" xmlns:w16du="http://schemas.microsoft.com/office/word/2023/wordml/word16du" xmlns:w16sdtdh="http://schemas.microsoft.com/office/word/2020/wordml/sdtdatahash" xmlns:w16se="http://schemas.microsoft.com/office/word/2015/wordml/symex" xmlns:wpg="http://schemas.microsoft.com/office/word/2010/wordprocessingGroup" xmlns:wpi="http://schemas.microsoft.com/office/word/2010/wordprocessingInk" xmlns:wne="http://schemas.microsoft.com/office/word/2006/wordml" xmlns:wps="http://schemas.microsoft.com/office/word/2010/wordprocessingShape" mc:Ignorable="w14 w15 w16se w16cid w16 w16cex w16sdtdh w16du wp14">
+<w:endnotes xmlns:wpc="http://schemas.microsoft.com/office/word/2010/wordprocessingCanvas" xmlns:cx="http://schemas.microsoft.com/office/drawing/2014/chartex" xmlns:cx1="http://schemas.microsoft.com/office/drawing/2015/9/8/chartex" xmlns:cx2="http://schemas.microsoft.com/office/drawing/2015/10/21/chartex" xmlns:cx3="http://schemas.microsoft.com/office/drawing/2016/5/9/chartex" xmlns:cx4="http://schemas.microsoft.com/office/drawing/2016/5/10/chartex" xmlns:cx5="http://schemas.microsoft.com/office/drawing/2016/5/11/chartex" xmlns:cx6="http://schemas.microsoft.com/office/drawing/2016/5/12/chartex" xmlns:cx7="http://schemas.microsoft.com/office/drawing/2016/5/13/chartex" xmlns:cx8="http://schemas.microsoft.com/office/drawing/2016/5/14/chartex" xmlns:mc="http://schemas.openxmlformats.org/markup-compatibility/2006" xmlns:aink="http://schemas.microsoft.com/office/drawing/2016/ink" xmlns:am3d="http://schemas.microsoft.com/office/drawing/2017/model3d" xmlns:o="urn:schemas-microsoft-com:office:office" xmlns:oel="http://schemas.microsoft.com/office/2019/extlst" xmlns:r="http://schemas.openxmlformats.org/officeDocument/2006/relationships" xmlns:m="http://schemas.openxmlformats.org/officeDocument/2006/math" xmlns:v="urn:schemas-microsoft-com:vml" xmlns:wp14="http://schemas.microsoft.com/office/word/2010/wordprocessingDrawing" xmlns:wp="http://schemas.openxmlformats.org/drawingml/2006/wordprocessingDrawing" xmlns:w10="urn:schemas-microsoft-com:office:word" xmlns:w="http://schemas.openxmlformats.org/wordprocessingml/2006/main" xmlns:w14="http://schemas.microsoft.com/office/word/2010/wordml" xmlns:w15="http://schemas.microsoft.com/office/word/2012/wordml" xmlns:w16cex="http://schemas.microsoft.com/office/word/2018/wordml/cex" xmlns:w16cid="http://schemas.microsoft.com/office/word/2016/wordml/cid" xmlns:w16="http://schemas.microsoft.com/office/word/2018/wordml" xmlns:w16du="http://schemas.microsoft.com/office/word/2023/wordml/word16du" xmlns:w16sdtdh="http://schemas.microsoft.com/office/word/2020/wordml/sdtdatahash" xmlns:w16sdtfl="http://schemas.microsoft.com/office/word/2024/wordml/sdtformatlock" xmlns:w16se="http://schemas.microsoft.com/office/word/2015/wordml/symex" xmlns:wpg="http://schemas.microsoft.com/office/word/2010/wordprocessingGroup" xmlns:wpi="http://schemas.microsoft.com/office/word/2010/wordprocessingInk" xmlns:wne="http://schemas.microsoft.com/office/word/2006/wordml" xmlns:wps="http://schemas.microsoft.com/office/word/2010/wordprocessingShape" mc:Ignorable="w14 w15 w16se w16cid w16 w16cex w16sdtdh w16sdtfl w16du wp14">
   <w:endnote w:type="separator" w:id="-1">
     <w:p>
       <w:pPr>
@@ -14906,7 +18091,7 @@
 </file>
 
 <file path=word/footer1.xml><?xml version="1.0" encoding="utf-8"?>
-<w:ftr xmlns:wpc="http://schemas.microsoft.com/office/word/2010/wordprocessingCanvas" xmlns:cx="http://schemas.microsoft.com/office/drawing/2014/chartex" xmlns:cx1="http://schemas.microsoft.com/office/drawing/2015/9/8/chartex" xmlns:cx2="http://schemas.microsoft.com/office/drawing/2015/10/21/chartex" xmlns:cx3="http://schemas.microsoft.com/office/drawing/2016/5/9/chartex" xmlns:cx4="http://schemas.microsoft.com/office/drawing/2016/5/10/chartex" xmlns:cx5="http://schemas.microsoft.com/office/drawing/2016/5/11/chartex" xmlns:cx6="http://schemas.microsoft.com/office/drawing/2016/5/12/chartex" xmlns:cx7="http://schemas.microsoft.com/office/drawing/2016/5/13/chartex" xmlns:cx8="http://schemas.microsoft.com/office/drawing/2016/5/14/chartex" xmlns:mc="http://schemas.openxmlformats.org/markup-compatibility/2006" xmlns:aink="http://schemas.microsoft.com/office/drawing/2016/ink" xmlns:am3d="http://schemas.microsoft.com/office/drawing/2017/model3d" xmlns:o="urn:schemas-microsoft-com:office:office" xmlns:oel="http://schemas.microsoft.com/office/2019/extlst" xmlns:r="http://schemas.openxmlformats.org/officeDocument/2006/relationships" xmlns:m="http://schemas.openxmlformats.org/officeDocument/2006/math" xmlns:v="urn:schemas-microsoft-com:vml" xmlns:wp14="http://schemas.microsoft.com/office/word/2010/wordprocessingDrawing" xmlns:wp="http://schemas.openxmlformats.org/drawingml/2006/wordprocessingDrawing" xmlns:w10="urn:schemas-microsoft-com:office:word" xmlns:w="http://schemas.openxmlformats.org/wordprocessingml/2006/main" xmlns:w14="http://schemas.microsoft.com/office/word/2010/wordml" xmlns:w15="http://schemas.microsoft.com/office/word/2012/wordml" xmlns:w16cex="http://schemas.microsoft.com/office/word/2018/wordml/cex" xmlns:w16cid="http://schemas.microsoft.com/office/word/2016/wordml/cid" xmlns:w16="http://schemas.microsoft.com/office/word/2018/wordml" xmlns:w16du="http://schemas.microsoft.com/office/word/2023/wordml/word16du" xmlns:w16sdtdh="http://schemas.microsoft.com/office/word/2020/wordml/sdtdatahash" xmlns:w16se="http://schemas.microsoft.com/office/word/2015/wordml/symex" xmlns:wpg="http://schemas.microsoft.com/office/word/2010/wordprocessingGroup" xmlns:wpi="http://schemas.microsoft.com/office/word/2010/wordprocessingInk" xmlns:wne="http://schemas.microsoft.com/office/word/2006/wordml" xmlns:wps="http://schemas.microsoft.com/office/word/2010/wordprocessingShape" mc:Ignorable="w14 w15 w16se w16cid w16 w16cex w16sdtdh w16du wp14">
+<w:ftr xmlns:wpc="http://schemas.microsoft.com/office/word/2010/wordprocessingCanvas" xmlns:cx="http://schemas.microsoft.com/office/drawing/2014/chartex" xmlns:cx1="http://schemas.microsoft.com/office/drawing/2015/9/8/chartex" xmlns:cx2="http://schemas.microsoft.com/office/drawing/2015/10/21/chartex" xmlns:cx3="http://schemas.microsoft.com/office/drawing/2016/5/9/chartex" xmlns:cx4="http://schemas.microsoft.com/office/drawing/2016/5/10/chartex" xmlns:cx5="http://schemas.microsoft.com/office/drawing/2016/5/11/chartex" xmlns:cx6="http://schemas.microsoft.com/office/drawing/2016/5/12/chartex" xmlns:cx7="http://schemas.microsoft.com/office/drawing/2016/5/13/chartex" xmlns:cx8="http://schemas.microsoft.com/office/drawing/2016/5/14/chartex" xmlns:mc="http://schemas.openxmlformats.org/markup-compatibility/2006" xmlns:aink="http://schemas.microsoft.com/office/drawing/2016/ink" xmlns:am3d="http://schemas.microsoft.com/office/drawing/2017/model3d" xmlns:o="urn:schemas-microsoft-com:office:office" xmlns:oel="http://schemas.microsoft.com/office/2019/extlst" xmlns:r="http://schemas.openxmlformats.org/officeDocument/2006/relationships" xmlns:m="http://schemas.openxmlformats.org/officeDocument/2006/math" xmlns:v="urn:schemas-microsoft-com:vml" xmlns:wp14="http://schemas.microsoft.com/office/word/2010/wordprocessingDrawing" xmlns:wp="http://schemas.openxmlformats.org/drawingml/2006/wordprocessingDrawing" xmlns:w10="urn:schemas-microsoft-com:office:word" xmlns:w="http://schemas.openxmlformats.org/wordprocessingml/2006/main" xmlns:w14="http://schemas.microsoft.com/office/word/2010/wordml" xmlns:w15="http://schemas.microsoft.com/office/word/2012/wordml" xmlns:w16cex="http://schemas.microsoft.com/office/word/2018/wordml/cex" xmlns:w16cid="http://schemas.microsoft.com/office/word/2016/wordml/cid" xmlns:w16="http://schemas.microsoft.com/office/word/2018/wordml" xmlns:w16du="http://schemas.microsoft.com/office/word/2023/wordml/word16du" xmlns:w16sdtdh="http://schemas.microsoft.com/office/word/2020/wordml/sdtdatahash" xmlns:w16sdtfl="http://schemas.microsoft.com/office/word/2024/wordml/sdtformatlock" xmlns:w16se="http://schemas.microsoft.com/office/word/2015/wordml/symex" xmlns:wpg="http://schemas.microsoft.com/office/word/2010/wordprocessingGroup" xmlns:wpi="http://schemas.microsoft.com/office/word/2010/wordprocessingInk" xmlns:wne="http://schemas.microsoft.com/office/word/2006/wordml" xmlns:wps="http://schemas.microsoft.com/office/word/2010/wordprocessingShape" mc:Ignorable="w14 w15 w16se w16cid w16 w16cex w16sdtdh w16sdtfl w16du wp14">
   <w:sdt>
     <w:sdtPr>
       <w:id w:val="-375013939"/>
@@ -15000,7 +18185,7 @@
 </file>
 
 <file path=word/footnotes.xml><?xml version="1.0" encoding="utf-8"?>
-<w:footnotes xmlns:wpc="http://schemas.microsoft.com/office/word/2010/wordprocessingCanvas" xmlns:cx="http://schemas.microsoft.com/office/drawing/2014/chartex" xmlns:cx1="http://schemas.microsoft.com/office/drawing/2015/9/8/chartex" xmlns:cx2="http://schemas.microsoft.com/office/drawing/2015/10/21/chartex" xmlns:cx3="http://schemas.microsoft.com/office/drawing/2016/5/9/chartex" xmlns:cx4="http://schemas.microsoft.com/office/drawing/2016/5/10/chartex" xmlns:cx5="http://schemas.microsoft.com/office/drawing/2016/5/11/chartex" xmlns:cx6="http://schemas.microsoft.com/office/drawing/2016/5/12/chartex" xmlns:cx7="http://schemas.microsoft.com/office/drawing/2016/5/13/chartex" xmlns:cx8="http://schemas.microsoft.com/office/drawing/2016/5/14/chartex" xmlns:mc="http://schemas.openxmlformats.org/markup-compatibility/2006" xmlns:aink="http://schemas.microsoft.com/office/drawing/2016/ink" xmlns:am3d="http://schemas.microsoft.com/office/drawing/2017/model3d" xmlns:o="urn:schemas-microsoft-com:office:office" xmlns:oel="http://schemas.microsoft.com/office/2019/extlst" xmlns:r="http://schemas.openxmlformats.org/officeDocument/2006/relationships" xmlns:m="http://schemas.openxmlformats.org/officeDocument/2006/math" xmlns:v="urn:schemas-microsoft-com:vml" xmlns:wp14="http://schemas.microsoft.com/office/word/2010/wordprocessingDrawing" xmlns:wp="http://schemas.openxmlformats.org/drawingml/2006/wordprocessingDrawing" xmlns:w10="urn:schemas-microsoft-com:office:word" xmlns:w="http://schemas.openxmlformats.org/wordprocessingml/2006/main" xmlns:w14="http://schemas.microsoft.com/office/word/2010/wordml" xmlns:w15="http://schemas.microsoft.com/office/word/2012/wordml" xmlns:w16cex="http://schemas.microsoft.com/office/word/2018/wordml/cex" xmlns:w16cid="http://schemas.microsoft.com/office/word/2016/wordml/cid" xmlns:w16="http://schemas.microsoft.com/office/word/2018/wordml" xmlns:w16du="http://schemas.microsoft.com/office/word/2023/wordml/word16du" xmlns:w16sdtdh="http://schemas.microsoft.com/office/word/2020/wordml/sdtdatahash" xmlns:w16se="http://schemas.microsoft.com/office/word/2015/wordml/symex" xmlns:wpg="http://schemas.microsoft.com/office/word/2010/wordprocessingGroup" xmlns:wpi="http://schemas.microsoft.com/office/word/2010/wordprocessingInk" xmlns:wne="http://schemas.microsoft.com/office/word/2006/wordml" xmlns:wps="http://schemas.microsoft.com/office/word/2010/wordprocessingShape" mc:Ignorable="w14 w15 w16se w16cid w16 w16cex w16sdtdh w16du wp14">
+<w:footnotes xmlns:wpc="http://schemas.microsoft.com/office/word/2010/wordprocessingCanvas" xmlns:cx="http://schemas.microsoft.com/office/drawing/2014/chartex" xmlns:cx1="http://schemas.microsoft.com/office/drawing/2015/9/8/chartex" xmlns:cx2="http://schemas.microsoft.com/office/drawing/2015/10/21/chartex" xmlns:cx3="http://schemas.microsoft.com/office/drawing/2016/5/9/chartex" xmlns:cx4="http://schemas.microsoft.com/office/drawing/2016/5/10/chartex" xmlns:cx5="http://schemas.microsoft.com/office/drawing/2016/5/11/chartex" xmlns:cx6="http://schemas.microsoft.com/office/drawing/2016/5/12/chartex" xmlns:cx7="http://schemas.microsoft.com/office/drawing/2016/5/13/chartex" xmlns:cx8="http://schemas.microsoft.com/office/drawing/2016/5/14/chartex" xmlns:mc="http://schemas.openxmlformats.org/markup-compatibility/2006" xmlns:aink="http://schemas.microsoft.com/office/drawing/2016/ink" xmlns:am3d="http://schemas.microsoft.com/office/drawing/2017/model3d" xmlns:o="urn:schemas-microsoft-com:office:office" xmlns:oel="http://schemas.microsoft.com/office/2019/extlst" xmlns:r="http://schemas.openxmlformats.org/officeDocument/2006/relationships" xmlns:m="http://schemas.openxmlformats.org/officeDocument/2006/math" xmlns:v="urn:schemas-microsoft-com:vml" xmlns:wp14="http://schemas.microsoft.com/office/word/2010/wordprocessingDrawing" xmlns:wp="http://schemas.openxmlformats.org/drawingml/2006/wordprocessingDrawing" xmlns:w10="urn:schemas-microsoft-com:office:word" xmlns:w="http://schemas.openxmlformats.org/wordprocessingml/2006/main" xmlns:w14="http://schemas.microsoft.com/office/word/2010/wordml" xmlns:w15="http://schemas.microsoft.com/office/word/2012/wordml" xmlns:w16cex="http://schemas.microsoft.com/office/word/2018/wordml/cex" xmlns:w16cid="http://schemas.microsoft.com/office/word/2016/wordml/cid" xmlns:w16="http://schemas.microsoft.com/office/word/2018/wordml" xmlns:w16du="http://schemas.microsoft.com/office/word/2023/wordml/word16du" xmlns:w16sdtdh="http://schemas.microsoft.com/office/word/2020/wordml/sdtdatahash" xmlns:w16sdtfl="http://schemas.microsoft.com/office/word/2024/wordml/sdtformatlock" xmlns:w16se="http://schemas.microsoft.com/office/word/2015/wordml/symex" xmlns:wpg="http://schemas.microsoft.com/office/word/2010/wordprocessingGroup" xmlns:wpi="http://schemas.microsoft.com/office/word/2010/wordprocessingInk" xmlns:wne="http://schemas.microsoft.com/office/word/2006/wordml" xmlns:wps="http://schemas.microsoft.com/office/word/2010/wordprocessingShape" mc:Ignorable="w14 w15 w16se w16cid w16 w16cex w16sdtdh w16sdtfl w16du wp14">
   <w:footnote w:type="separator" w:id="-1">
     <w:p>
       <w:pPr>
@@ -15025,8 +18210,157 @@
 </file>
 
 <file path=word/numbering.xml><?xml version="1.0" encoding="utf-8"?>
-<w:numbering xmlns:wpc="http://schemas.microsoft.com/office/word/2010/wordprocessingCanvas" xmlns:cx="http://schemas.microsoft.com/office/drawing/2014/chartex" xmlns:cx1="http://schemas.microsoft.com/office/drawing/2015/9/8/chartex" xmlns:cx2="http://schemas.microsoft.com/office/drawing/2015/10/21/chartex" xmlns:cx3="http://schemas.microsoft.com/office/drawing/2016/5/9/chartex" xmlns:cx4="http://schemas.microsoft.com/office/drawing/2016/5/10/chartex" xmlns:cx5="http://schemas.microsoft.com/office/drawing/2016/5/11/chartex" xmlns:cx6="http://schemas.microsoft.com/office/drawing/2016/5/12/chartex" xmlns:cx7="http://schemas.microsoft.com/office/drawing/2016/5/13/chartex" xmlns:cx8="http://schemas.microsoft.com/office/drawing/2016/5/14/chartex" xmlns:mc="http://schemas.openxmlformats.org/markup-compatibility/2006" xmlns:aink="http://schemas.microsoft.com/office/drawing/2016/ink" xmlns:am3d="http://schemas.microsoft.com/office/drawing/2017/model3d" xmlns:o="urn:schemas-microsoft-com:office:office" xmlns:oel="http://schemas.microsoft.com/office/2019/extlst" xmlns:r="http://schemas.openxmlformats.org/officeDocument/2006/relationships" xmlns:m="http://schemas.openxmlformats.org/officeDocument/2006/math" xmlns:v="urn:schemas-microsoft-com:vml" xmlns:wp14="http://schemas.microsoft.com/office/word/2010/wordprocessingDrawing" xmlns:wp="http://schemas.openxmlformats.org/drawingml/2006/wordprocessingDrawing" xmlns:w10="urn:schemas-microsoft-com:office:word" xmlns:w="http://schemas.openxmlformats.org/wordprocessingml/2006/main" xmlns:w14="http://schemas.microsoft.com/office/word/2010/wordml" xmlns:w15="http://schemas.microsoft.com/office/word/2012/wordml" xmlns:w16cex="http://schemas.microsoft.com/office/word/2018/wordml/cex" xmlns:w16cid="http://schemas.microsoft.com/office/word/2016/wordml/cid" xmlns:w16="http://schemas.microsoft.com/office/word/2018/wordml" xmlns:w16du="http://schemas.microsoft.com/office/word/2023/wordml/word16du" xmlns:w16sdtdh="http://schemas.microsoft.com/office/word/2020/wordml/sdtdatahash" xmlns:w16se="http://schemas.microsoft.com/office/word/2015/wordml/symex" xmlns:wpg="http://schemas.microsoft.com/office/word/2010/wordprocessingGroup" xmlns:wpi="http://schemas.microsoft.com/office/word/2010/wordprocessingInk" xmlns:wne="http://schemas.microsoft.com/office/word/2006/wordml" xmlns:wps="http://schemas.microsoft.com/office/word/2010/wordprocessingShape" mc:Ignorable="w14 w15 w16se w16cid w16 w16cex w16sdtdh w16du wp14">
+<w:numbering xmlns:wpc="http://schemas.microsoft.com/office/word/2010/wordprocessingCanvas" xmlns:cx="http://schemas.microsoft.com/office/drawing/2014/chartex" xmlns:cx1="http://schemas.microsoft.com/office/drawing/2015/9/8/chartex" xmlns:cx2="http://schemas.microsoft.com/office/drawing/2015/10/21/chartex" xmlns:cx3="http://schemas.microsoft.com/office/drawing/2016/5/9/chartex" xmlns:cx4="http://schemas.microsoft.com/office/drawing/2016/5/10/chartex" xmlns:cx5="http://schemas.microsoft.com/office/drawing/2016/5/11/chartex" xmlns:cx6="http://schemas.microsoft.com/office/drawing/2016/5/12/chartex" xmlns:cx7="http://schemas.microsoft.com/office/drawing/2016/5/13/chartex" xmlns:cx8="http://schemas.microsoft.com/office/drawing/2016/5/14/chartex" xmlns:mc="http://schemas.openxmlformats.org/markup-compatibility/2006" xmlns:aink="http://schemas.microsoft.com/office/drawing/2016/ink" xmlns:am3d="http://schemas.microsoft.com/office/drawing/2017/model3d" xmlns:o="urn:schemas-microsoft-com:office:office" xmlns:oel="http://schemas.microsoft.com/office/2019/extlst" xmlns:r="http://schemas.openxmlformats.org/officeDocument/2006/relationships" xmlns:m="http://schemas.openxmlformats.org/officeDocument/2006/math" xmlns:v="urn:schemas-microsoft-com:vml" xmlns:wp14="http://schemas.microsoft.com/office/word/2010/wordprocessingDrawing" xmlns:wp="http://schemas.openxmlformats.org/drawingml/2006/wordprocessingDrawing" xmlns:w10="urn:schemas-microsoft-com:office:word" xmlns:w="http://schemas.openxmlformats.org/wordprocessingml/2006/main" xmlns:w14="http://schemas.microsoft.com/office/word/2010/wordml" xmlns:w15="http://schemas.microsoft.com/office/word/2012/wordml" xmlns:w16cex="http://schemas.microsoft.com/office/word/2018/wordml/cex" xmlns:w16cid="http://schemas.microsoft.com/office/word/2016/wordml/cid" xmlns:w16="http://schemas.microsoft.com/office/word/2018/wordml" xmlns:w16du="http://schemas.microsoft.com/office/word/2023/wordml/word16du" xmlns:w16sdtdh="http://schemas.microsoft.com/office/word/2020/wordml/sdtdatahash" xmlns:w16sdtfl="http://schemas.microsoft.com/office/word/2024/wordml/sdtformatlock" xmlns:w16se="http://schemas.microsoft.com/office/word/2015/wordml/symex" xmlns:wpg="http://schemas.microsoft.com/office/word/2010/wordprocessingGroup" xmlns:wpi="http://schemas.microsoft.com/office/word/2010/wordprocessingInk" xmlns:wne="http://schemas.microsoft.com/office/word/2006/wordml" xmlns:wps="http://schemas.microsoft.com/office/word/2010/wordprocessingShape" mc:Ignorable="w14 w15 w16se w16cid w16 w16cex w16sdtdh w16sdtfl w16du wp14">
   <w:abstractNum w:abstractNumId="0" w15:restartNumberingAfterBreak="0">
+    <w:nsid w:val="05ED00DB"/>
+    <w:multiLevelType w:val="multilevel"/>
+    <w:tmpl w:val="E9C259A6"/>
+    <w:lvl w:ilvl="0">
+      <w:start w:val="1"/>
+      <w:numFmt w:val="bullet"/>
+      <w:lvlText w:val=""/>
+      <w:lvlJc w:val="left"/>
+      <w:pPr>
+        <w:tabs>
+          <w:tab w:val="num" w:pos="720"/>
+        </w:tabs>
+        <w:ind w:left="720" w:hanging="360"/>
+      </w:pPr>
+      <w:rPr>
+        <w:rFonts w:ascii="Symbol" w:hAnsi="Symbol" w:hint="default"/>
+        <w:sz w:val="20"/>
+      </w:rPr>
+    </w:lvl>
+    <w:lvl w:ilvl="1" w:tentative="1">
+      <w:start w:val="1"/>
+      <w:numFmt w:val="bullet"/>
+      <w:lvlText w:val="o"/>
+      <w:lvlJc w:val="left"/>
+      <w:pPr>
+        <w:tabs>
+          <w:tab w:val="num" w:pos="1440"/>
+        </w:tabs>
+        <w:ind w:left="1440" w:hanging="360"/>
+      </w:pPr>
+      <w:rPr>
+        <w:rFonts w:ascii="Courier New" w:hAnsi="Courier New" w:hint="default"/>
+        <w:sz w:val="20"/>
+      </w:rPr>
+    </w:lvl>
+    <w:lvl w:ilvl="2" w:tentative="1">
+      <w:start w:val="1"/>
+      <w:numFmt w:val="bullet"/>
+      <w:lvlText w:val=""/>
+      <w:lvlJc w:val="left"/>
+      <w:pPr>
+        <w:tabs>
+          <w:tab w:val="num" w:pos="2160"/>
+        </w:tabs>
+        <w:ind w:left="2160" w:hanging="360"/>
+      </w:pPr>
+      <w:rPr>
+        <w:rFonts w:ascii="Wingdings" w:hAnsi="Wingdings" w:hint="default"/>
+        <w:sz w:val="20"/>
+      </w:rPr>
+    </w:lvl>
+    <w:lvl w:ilvl="3" w:tentative="1">
+      <w:start w:val="1"/>
+      <w:numFmt w:val="bullet"/>
+      <w:lvlText w:val=""/>
+      <w:lvlJc w:val="left"/>
+      <w:pPr>
+        <w:tabs>
+          <w:tab w:val="num" w:pos="2880"/>
+        </w:tabs>
+        <w:ind w:left="2880" w:hanging="360"/>
+      </w:pPr>
+      <w:rPr>
+        <w:rFonts w:ascii="Wingdings" w:hAnsi="Wingdings" w:hint="default"/>
+        <w:sz w:val="20"/>
+      </w:rPr>
+    </w:lvl>
+    <w:lvl w:ilvl="4" w:tentative="1">
+      <w:start w:val="1"/>
+      <w:numFmt w:val="bullet"/>
+      <w:lvlText w:val=""/>
+      <w:lvlJc w:val="left"/>
+      <w:pPr>
+        <w:tabs>
+          <w:tab w:val="num" w:pos="3600"/>
+        </w:tabs>
+        <w:ind w:left="3600" w:hanging="360"/>
+      </w:pPr>
+      <w:rPr>
+        <w:rFonts w:ascii="Wingdings" w:hAnsi="Wingdings" w:hint="default"/>
+        <w:sz w:val="20"/>
+      </w:rPr>
+    </w:lvl>
+    <w:lvl w:ilvl="5" w:tentative="1">
+      <w:start w:val="1"/>
+      <w:numFmt w:val="bullet"/>
+      <w:lvlText w:val=""/>
+      <w:lvlJc w:val="left"/>
+      <w:pPr>
+        <w:tabs>
+          <w:tab w:val="num" w:pos="4320"/>
+        </w:tabs>
+        <w:ind w:left="4320" w:hanging="360"/>
+      </w:pPr>
+      <w:rPr>
+        <w:rFonts w:ascii="Wingdings" w:hAnsi="Wingdings" w:hint="default"/>
+        <w:sz w:val="20"/>
+      </w:rPr>
+    </w:lvl>
+    <w:lvl w:ilvl="6" w:tentative="1">
+      <w:start w:val="1"/>
+      <w:numFmt w:val="bullet"/>
+      <w:lvlText w:val=""/>
+      <w:lvlJc w:val="left"/>
+      <w:pPr>
+        <w:tabs>
+          <w:tab w:val="num" w:pos="5040"/>
+        </w:tabs>
+        <w:ind w:left="5040" w:hanging="360"/>
+      </w:pPr>
+      <w:rPr>
+        <w:rFonts w:ascii="Wingdings" w:hAnsi="Wingdings" w:hint="default"/>
+        <w:sz w:val="20"/>
+      </w:rPr>
+    </w:lvl>
+    <w:lvl w:ilvl="7" w:tentative="1">
+      <w:start w:val="1"/>
+      <w:numFmt w:val="bullet"/>
+      <w:lvlText w:val=""/>
+      <w:lvlJc w:val="left"/>
+      <w:pPr>
+        <w:tabs>
+          <w:tab w:val="num" w:pos="5760"/>
+        </w:tabs>
+        <w:ind w:left="5760" w:hanging="360"/>
+      </w:pPr>
+      <w:rPr>
+        <w:rFonts w:ascii="Wingdings" w:hAnsi="Wingdings" w:hint="default"/>
+        <w:sz w:val="20"/>
+      </w:rPr>
+    </w:lvl>
+    <w:lvl w:ilvl="8" w:tentative="1">
+      <w:start w:val="1"/>
+      <w:numFmt w:val="bullet"/>
+      <w:lvlText w:val=""/>
+      <w:lvlJc w:val="left"/>
+      <w:pPr>
+        <w:tabs>
+          <w:tab w:val="num" w:pos="6480"/>
+        </w:tabs>
+        <w:ind w:left="6480" w:hanging="360"/>
+      </w:pPr>
+      <w:rPr>
+        <w:rFonts w:ascii="Wingdings" w:hAnsi="Wingdings" w:hint="default"/>
+        <w:sz w:val="20"/>
+      </w:rPr>
+    </w:lvl>
+  </w:abstractNum>
+  <w:abstractNum w:abstractNumId="1" w15:restartNumberingAfterBreak="0">
     <w:nsid w:val="085A19D9"/>
     <w:multiLevelType w:val="hybridMultilevel"/>
     <w:tmpl w:val="7B3062FE"/>
@@ -15115,7 +18449,7 @@
       </w:pPr>
     </w:lvl>
   </w:abstractNum>
-  <w:abstractNum w:abstractNumId="1" w15:restartNumberingAfterBreak="0">
+  <w:abstractNum w:abstractNumId="2" w15:restartNumberingAfterBreak="0">
     <w:nsid w:val="089031F9"/>
     <w:multiLevelType w:val="hybridMultilevel"/>
     <w:tmpl w:val="A926BF96"/>
@@ -15228,7 +18562,156 @@
       </w:rPr>
     </w:lvl>
   </w:abstractNum>
-  <w:abstractNum w:abstractNumId="2" w15:restartNumberingAfterBreak="0">
+  <w:abstractNum w:abstractNumId="3" w15:restartNumberingAfterBreak="0">
+    <w:nsid w:val="0A503E41"/>
+    <w:multiLevelType w:val="multilevel"/>
+    <w:tmpl w:val="EB6E68F4"/>
+    <w:lvl w:ilvl="0">
+      <w:start w:val="1"/>
+      <w:numFmt w:val="bullet"/>
+      <w:lvlText w:val=""/>
+      <w:lvlJc w:val="left"/>
+      <w:pPr>
+        <w:tabs>
+          <w:tab w:val="num" w:pos="720"/>
+        </w:tabs>
+        <w:ind w:left="720" w:hanging="360"/>
+      </w:pPr>
+      <w:rPr>
+        <w:rFonts w:ascii="Symbol" w:hAnsi="Symbol" w:hint="default"/>
+        <w:sz w:val="20"/>
+      </w:rPr>
+    </w:lvl>
+    <w:lvl w:ilvl="1" w:tentative="1">
+      <w:start w:val="1"/>
+      <w:numFmt w:val="bullet"/>
+      <w:lvlText w:val="o"/>
+      <w:lvlJc w:val="left"/>
+      <w:pPr>
+        <w:tabs>
+          <w:tab w:val="num" w:pos="1440"/>
+        </w:tabs>
+        <w:ind w:left="1440" w:hanging="360"/>
+      </w:pPr>
+      <w:rPr>
+        <w:rFonts w:ascii="Courier New" w:hAnsi="Courier New" w:hint="default"/>
+        <w:sz w:val="20"/>
+      </w:rPr>
+    </w:lvl>
+    <w:lvl w:ilvl="2" w:tentative="1">
+      <w:start w:val="1"/>
+      <w:numFmt w:val="bullet"/>
+      <w:lvlText w:val=""/>
+      <w:lvlJc w:val="left"/>
+      <w:pPr>
+        <w:tabs>
+          <w:tab w:val="num" w:pos="2160"/>
+        </w:tabs>
+        <w:ind w:left="2160" w:hanging="360"/>
+      </w:pPr>
+      <w:rPr>
+        <w:rFonts w:ascii="Wingdings" w:hAnsi="Wingdings" w:hint="default"/>
+        <w:sz w:val="20"/>
+      </w:rPr>
+    </w:lvl>
+    <w:lvl w:ilvl="3" w:tentative="1">
+      <w:start w:val="1"/>
+      <w:numFmt w:val="bullet"/>
+      <w:lvlText w:val=""/>
+      <w:lvlJc w:val="left"/>
+      <w:pPr>
+        <w:tabs>
+          <w:tab w:val="num" w:pos="2880"/>
+        </w:tabs>
+        <w:ind w:left="2880" w:hanging="360"/>
+      </w:pPr>
+      <w:rPr>
+        <w:rFonts w:ascii="Wingdings" w:hAnsi="Wingdings" w:hint="default"/>
+        <w:sz w:val="20"/>
+      </w:rPr>
+    </w:lvl>
+    <w:lvl w:ilvl="4" w:tentative="1">
+      <w:start w:val="1"/>
+      <w:numFmt w:val="bullet"/>
+      <w:lvlText w:val=""/>
+      <w:lvlJc w:val="left"/>
+      <w:pPr>
+        <w:tabs>
+          <w:tab w:val="num" w:pos="3600"/>
+        </w:tabs>
+        <w:ind w:left="3600" w:hanging="360"/>
+      </w:pPr>
+      <w:rPr>
+        <w:rFonts w:ascii="Wingdings" w:hAnsi="Wingdings" w:hint="default"/>
+        <w:sz w:val="20"/>
+      </w:rPr>
+    </w:lvl>
+    <w:lvl w:ilvl="5" w:tentative="1">
+      <w:start w:val="1"/>
+      <w:numFmt w:val="bullet"/>
+      <w:lvlText w:val=""/>
+      <w:lvlJc w:val="left"/>
+      <w:pPr>
+        <w:tabs>
+          <w:tab w:val="num" w:pos="4320"/>
+        </w:tabs>
+        <w:ind w:left="4320" w:hanging="360"/>
+      </w:pPr>
+      <w:rPr>
+        <w:rFonts w:ascii="Wingdings" w:hAnsi="Wingdings" w:hint="default"/>
+        <w:sz w:val="20"/>
+      </w:rPr>
+    </w:lvl>
+    <w:lvl w:ilvl="6" w:tentative="1">
+      <w:start w:val="1"/>
+      <w:numFmt w:val="bullet"/>
+      <w:lvlText w:val=""/>
+      <w:lvlJc w:val="left"/>
+      <w:pPr>
+        <w:tabs>
+          <w:tab w:val="num" w:pos="5040"/>
+        </w:tabs>
+        <w:ind w:left="5040" w:hanging="360"/>
+      </w:pPr>
+      <w:rPr>
+        <w:rFonts w:ascii="Wingdings" w:hAnsi="Wingdings" w:hint="default"/>
+        <w:sz w:val="20"/>
+      </w:rPr>
+    </w:lvl>
+    <w:lvl w:ilvl="7" w:tentative="1">
+      <w:start w:val="1"/>
+      <w:numFmt w:val="bullet"/>
+      <w:lvlText w:val=""/>
+      <w:lvlJc w:val="left"/>
+      <w:pPr>
+        <w:tabs>
+          <w:tab w:val="num" w:pos="5760"/>
+        </w:tabs>
+        <w:ind w:left="5760" w:hanging="360"/>
+      </w:pPr>
+      <w:rPr>
+        <w:rFonts w:ascii="Wingdings" w:hAnsi="Wingdings" w:hint="default"/>
+        <w:sz w:val="20"/>
+      </w:rPr>
+    </w:lvl>
+    <w:lvl w:ilvl="8" w:tentative="1">
+      <w:start w:val="1"/>
+      <w:numFmt w:val="bullet"/>
+      <w:lvlText w:val=""/>
+      <w:lvlJc w:val="left"/>
+      <w:pPr>
+        <w:tabs>
+          <w:tab w:val="num" w:pos="6480"/>
+        </w:tabs>
+        <w:ind w:left="6480" w:hanging="360"/>
+      </w:pPr>
+      <w:rPr>
+        <w:rFonts w:ascii="Wingdings" w:hAnsi="Wingdings" w:hint="default"/>
+        <w:sz w:val="20"/>
+      </w:rPr>
+    </w:lvl>
+  </w:abstractNum>
+  <w:abstractNum w:abstractNumId="4" w15:restartNumberingAfterBreak="0">
     <w:nsid w:val="0CAA7A55"/>
     <w:multiLevelType w:val="hybridMultilevel"/>
     <w:tmpl w:val="B2A4D806"/>
@@ -15341,7 +18824,7 @@
       </w:rPr>
     </w:lvl>
   </w:abstractNum>
-  <w:abstractNum w:abstractNumId="3" w15:restartNumberingAfterBreak="0">
+  <w:abstractNum w:abstractNumId="5" w15:restartNumberingAfterBreak="0">
     <w:nsid w:val="0E852749"/>
     <w:multiLevelType w:val="hybridMultilevel"/>
     <w:tmpl w:val="952A150C"/>
@@ -15454,7 +18937,305 @@
       </w:rPr>
     </w:lvl>
   </w:abstractNum>
-  <w:abstractNum w:abstractNumId="4" w15:restartNumberingAfterBreak="0">
+  <w:abstractNum w:abstractNumId="6" w15:restartNumberingAfterBreak="0">
+    <w:nsid w:val="0EC020CA"/>
+    <w:multiLevelType w:val="multilevel"/>
+    <w:tmpl w:val="520E578A"/>
+    <w:lvl w:ilvl="0">
+      <w:start w:val="1"/>
+      <w:numFmt w:val="bullet"/>
+      <w:lvlText w:val=""/>
+      <w:lvlJc w:val="left"/>
+      <w:pPr>
+        <w:tabs>
+          <w:tab w:val="num" w:pos="720"/>
+        </w:tabs>
+        <w:ind w:left="720" w:hanging="360"/>
+      </w:pPr>
+      <w:rPr>
+        <w:rFonts w:ascii="Symbol" w:hAnsi="Symbol" w:hint="default"/>
+        <w:sz w:val="20"/>
+      </w:rPr>
+    </w:lvl>
+    <w:lvl w:ilvl="1" w:tentative="1">
+      <w:start w:val="1"/>
+      <w:numFmt w:val="bullet"/>
+      <w:lvlText w:val="o"/>
+      <w:lvlJc w:val="left"/>
+      <w:pPr>
+        <w:tabs>
+          <w:tab w:val="num" w:pos="1440"/>
+        </w:tabs>
+        <w:ind w:left="1440" w:hanging="360"/>
+      </w:pPr>
+      <w:rPr>
+        <w:rFonts w:ascii="Courier New" w:hAnsi="Courier New" w:hint="default"/>
+        <w:sz w:val="20"/>
+      </w:rPr>
+    </w:lvl>
+    <w:lvl w:ilvl="2" w:tentative="1">
+      <w:start w:val="1"/>
+      <w:numFmt w:val="bullet"/>
+      <w:lvlText w:val=""/>
+      <w:lvlJc w:val="left"/>
+      <w:pPr>
+        <w:tabs>
+          <w:tab w:val="num" w:pos="2160"/>
+        </w:tabs>
+        <w:ind w:left="2160" w:hanging="360"/>
+      </w:pPr>
+      <w:rPr>
+        <w:rFonts w:ascii="Wingdings" w:hAnsi="Wingdings" w:hint="default"/>
+        <w:sz w:val="20"/>
+      </w:rPr>
+    </w:lvl>
+    <w:lvl w:ilvl="3" w:tentative="1">
+      <w:start w:val="1"/>
+      <w:numFmt w:val="bullet"/>
+      <w:lvlText w:val=""/>
+      <w:lvlJc w:val="left"/>
+      <w:pPr>
+        <w:tabs>
+          <w:tab w:val="num" w:pos="2880"/>
+        </w:tabs>
+        <w:ind w:left="2880" w:hanging="360"/>
+      </w:pPr>
+      <w:rPr>
+        <w:rFonts w:ascii="Wingdings" w:hAnsi="Wingdings" w:hint="default"/>
+        <w:sz w:val="20"/>
+      </w:rPr>
+    </w:lvl>
+    <w:lvl w:ilvl="4" w:tentative="1">
+      <w:start w:val="1"/>
+      <w:numFmt w:val="bullet"/>
+      <w:lvlText w:val=""/>
+      <w:lvlJc w:val="left"/>
+      <w:pPr>
+        <w:tabs>
+          <w:tab w:val="num" w:pos="3600"/>
+        </w:tabs>
+        <w:ind w:left="3600" w:hanging="360"/>
+      </w:pPr>
+      <w:rPr>
+        <w:rFonts w:ascii="Wingdings" w:hAnsi="Wingdings" w:hint="default"/>
+        <w:sz w:val="20"/>
+      </w:rPr>
+    </w:lvl>
+    <w:lvl w:ilvl="5" w:tentative="1">
+      <w:start w:val="1"/>
+      <w:numFmt w:val="bullet"/>
+      <w:lvlText w:val=""/>
+      <w:lvlJc w:val="left"/>
+      <w:pPr>
+        <w:tabs>
+          <w:tab w:val="num" w:pos="4320"/>
+        </w:tabs>
+        <w:ind w:left="4320" w:hanging="360"/>
+      </w:pPr>
+      <w:rPr>
+        <w:rFonts w:ascii="Wingdings" w:hAnsi="Wingdings" w:hint="default"/>
+        <w:sz w:val="20"/>
+      </w:rPr>
+    </w:lvl>
+    <w:lvl w:ilvl="6" w:tentative="1">
+      <w:start w:val="1"/>
+      <w:numFmt w:val="bullet"/>
+      <w:lvlText w:val=""/>
+      <w:lvlJc w:val="left"/>
+      <w:pPr>
+        <w:tabs>
+          <w:tab w:val="num" w:pos="5040"/>
+        </w:tabs>
+        <w:ind w:left="5040" w:hanging="360"/>
+      </w:pPr>
+      <w:rPr>
+        <w:rFonts w:ascii="Wingdings" w:hAnsi="Wingdings" w:hint="default"/>
+        <w:sz w:val="20"/>
+      </w:rPr>
+    </w:lvl>
+    <w:lvl w:ilvl="7" w:tentative="1">
+      <w:start w:val="1"/>
+      <w:numFmt w:val="bullet"/>
+      <w:lvlText w:val=""/>
+      <w:lvlJc w:val="left"/>
+      <w:pPr>
+        <w:tabs>
+          <w:tab w:val="num" w:pos="5760"/>
+        </w:tabs>
+        <w:ind w:left="5760" w:hanging="360"/>
+      </w:pPr>
+      <w:rPr>
+        <w:rFonts w:ascii="Wingdings" w:hAnsi="Wingdings" w:hint="default"/>
+        <w:sz w:val="20"/>
+      </w:rPr>
+    </w:lvl>
+    <w:lvl w:ilvl="8" w:tentative="1">
+      <w:start w:val="1"/>
+      <w:numFmt w:val="bullet"/>
+      <w:lvlText w:val=""/>
+      <w:lvlJc w:val="left"/>
+      <w:pPr>
+        <w:tabs>
+          <w:tab w:val="num" w:pos="6480"/>
+        </w:tabs>
+        <w:ind w:left="6480" w:hanging="360"/>
+      </w:pPr>
+      <w:rPr>
+        <w:rFonts w:ascii="Wingdings" w:hAnsi="Wingdings" w:hint="default"/>
+        <w:sz w:val="20"/>
+      </w:rPr>
+    </w:lvl>
+  </w:abstractNum>
+  <w:abstractNum w:abstractNumId="7" w15:restartNumberingAfterBreak="0">
+    <w:nsid w:val="100C4C9E"/>
+    <w:multiLevelType w:val="multilevel"/>
+    <w:tmpl w:val="0A524560"/>
+    <w:lvl w:ilvl="0">
+      <w:start w:val="1"/>
+      <w:numFmt w:val="bullet"/>
+      <w:lvlText w:val=""/>
+      <w:lvlJc w:val="left"/>
+      <w:pPr>
+        <w:tabs>
+          <w:tab w:val="num" w:pos="720"/>
+        </w:tabs>
+        <w:ind w:left="720" w:hanging="360"/>
+      </w:pPr>
+      <w:rPr>
+        <w:rFonts w:ascii="Symbol" w:hAnsi="Symbol" w:hint="default"/>
+        <w:sz w:val="20"/>
+      </w:rPr>
+    </w:lvl>
+    <w:lvl w:ilvl="1">
+      <w:start w:val="1"/>
+      <w:numFmt w:val="bullet"/>
+      <w:lvlText w:val="o"/>
+      <w:lvlJc w:val="left"/>
+      <w:pPr>
+        <w:tabs>
+          <w:tab w:val="num" w:pos="1440"/>
+        </w:tabs>
+        <w:ind w:left="1440" w:hanging="360"/>
+      </w:pPr>
+      <w:rPr>
+        <w:rFonts w:ascii="Courier New" w:hAnsi="Courier New" w:hint="default"/>
+        <w:sz w:val="20"/>
+      </w:rPr>
+    </w:lvl>
+    <w:lvl w:ilvl="2" w:tentative="1">
+      <w:start w:val="1"/>
+      <w:numFmt w:val="bullet"/>
+      <w:lvlText w:val=""/>
+      <w:lvlJc w:val="left"/>
+      <w:pPr>
+        <w:tabs>
+          <w:tab w:val="num" w:pos="2160"/>
+        </w:tabs>
+        <w:ind w:left="2160" w:hanging="360"/>
+      </w:pPr>
+      <w:rPr>
+        <w:rFonts w:ascii="Wingdings" w:hAnsi="Wingdings" w:hint="default"/>
+        <w:sz w:val="20"/>
+      </w:rPr>
+    </w:lvl>
+    <w:lvl w:ilvl="3" w:tentative="1">
+      <w:start w:val="1"/>
+      <w:numFmt w:val="bullet"/>
+      <w:lvlText w:val=""/>
+      <w:lvlJc w:val="left"/>
+      <w:pPr>
+        <w:tabs>
+          <w:tab w:val="num" w:pos="2880"/>
+        </w:tabs>
+        <w:ind w:left="2880" w:hanging="360"/>
+      </w:pPr>
+      <w:rPr>
+        <w:rFonts w:ascii="Wingdings" w:hAnsi="Wingdings" w:hint="default"/>
+        <w:sz w:val="20"/>
+      </w:rPr>
+    </w:lvl>
+    <w:lvl w:ilvl="4" w:tentative="1">
+      <w:start w:val="1"/>
+      <w:numFmt w:val="bullet"/>
+      <w:lvlText w:val=""/>
+      <w:lvlJc w:val="left"/>
+      <w:pPr>
+        <w:tabs>
+          <w:tab w:val="num" w:pos="3600"/>
+        </w:tabs>
+        <w:ind w:left="3600" w:hanging="360"/>
+      </w:pPr>
+      <w:rPr>
+        <w:rFonts w:ascii="Wingdings" w:hAnsi="Wingdings" w:hint="default"/>
+        <w:sz w:val="20"/>
+      </w:rPr>
+    </w:lvl>
+    <w:lvl w:ilvl="5" w:tentative="1">
+      <w:start w:val="1"/>
+      <w:numFmt w:val="bullet"/>
+      <w:lvlText w:val=""/>
+      <w:lvlJc w:val="left"/>
+      <w:pPr>
+        <w:tabs>
+          <w:tab w:val="num" w:pos="4320"/>
+        </w:tabs>
+        <w:ind w:left="4320" w:hanging="360"/>
+      </w:pPr>
+      <w:rPr>
+        <w:rFonts w:ascii="Wingdings" w:hAnsi="Wingdings" w:hint="default"/>
+        <w:sz w:val="20"/>
+      </w:rPr>
+    </w:lvl>
+    <w:lvl w:ilvl="6" w:tentative="1">
+      <w:start w:val="1"/>
+      <w:numFmt w:val="bullet"/>
+      <w:lvlText w:val=""/>
+      <w:lvlJc w:val="left"/>
+      <w:pPr>
+        <w:tabs>
+          <w:tab w:val="num" w:pos="5040"/>
+        </w:tabs>
+        <w:ind w:left="5040" w:hanging="360"/>
+      </w:pPr>
+      <w:rPr>
+        <w:rFonts w:ascii="Wingdings" w:hAnsi="Wingdings" w:hint="default"/>
+        <w:sz w:val="20"/>
+      </w:rPr>
+    </w:lvl>
+    <w:lvl w:ilvl="7" w:tentative="1">
+      <w:start w:val="1"/>
+      <w:numFmt w:val="bullet"/>
+      <w:lvlText w:val=""/>
+      <w:lvlJc w:val="left"/>
+      <w:pPr>
+        <w:tabs>
+          <w:tab w:val="num" w:pos="5760"/>
+        </w:tabs>
+        <w:ind w:left="5760" w:hanging="360"/>
+      </w:pPr>
+      <w:rPr>
+        <w:rFonts w:ascii="Wingdings" w:hAnsi="Wingdings" w:hint="default"/>
+        <w:sz w:val="20"/>
+      </w:rPr>
+    </w:lvl>
+    <w:lvl w:ilvl="8" w:tentative="1">
+      <w:start w:val="1"/>
+      <w:numFmt w:val="bullet"/>
+      <w:lvlText w:val=""/>
+      <w:lvlJc w:val="left"/>
+      <w:pPr>
+        <w:tabs>
+          <w:tab w:val="num" w:pos="6480"/>
+        </w:tabs>
+        <w:ind w:left="6480" w:hanging="360"/>
+      </w:pPr>
+      <w:rPr>
+        <w:rFonts w:ascii="Wingdings" w:hAnsi="Wingdings" w:hint="default"/>
+        <w:sz w:val="20"/>
+      </w:rPr>
+    </w:lvl>
+  </w:abstractNum>
+  <w:abstractNum w:abstractNumId="8" w15:restartNumberingAfterBreak="0">
     <w:nsid w:val="15953311"/>
     <w:multiLevelType w:val="hybridMultilevel"/>
     <w:tmpl w:val="BEB601D2"/>
@@ -15567,7 +19348,156 @@
       </w:rPr>
     </w:lvl>
   </w:abstractNum>
-  <w:abstractNum w:abstractNumId="5" w15:restartNumberingAfterBreak="0">
+  <w:abstractNum w:abstractNumId="9" w15:restartNumberingAfterBreak="0">
+    <w:nsid w:val="1619616D"/>
+    <w:multiLevelType w:val="multilevel"/>
+    <w:tmpl w:val="A1F260EE"/>
+    <w:lvl w:ilvl="0">
+      <w:start w:val="1"/>
+      <w:numFmt w:val="bullet"/>
+      <w:lvlText w:val=""/>
+      <w:lvlJc w:val="left"/>
+      <w:pPr>
+        <w:tabs>
+          <w:tab w:val="num" w:pos="720"/>
+        </w:tabs>
+        <w:ind w:left="720" w:hanging="360"/>
+      </w:pPr>
+      <w:rPr>
+        <w:rFonts w:ascii="Symbol" w:hAnsi="Symbol" w:hint="default"/>
+        <w:sz w:val="20"/>
+      </w:rPr>
+    </w:lvl>
+    <w:lvl w:ilvl="1" w:tentative="1">
+      <w:start w:val="1"/>
+      <w:numFmt w:val="bullet"/>
+      <w:lvlText w:val="o"/>
+      <w:lvlJc w:val="left"/>
+      <w:pPr>
+        <w:tabs>
+          <w:tab w:val="num" w:pos="1440"/>
+        </w:tabs>
+        <w:ind w:left="1440" w:hanging="360"/>
+      </w:pPr>
+      <w:rPr>
+        <w:rFonts w:ascii="Courier New" w:hAnsi="Courier New" w:hint="default"/>
+        <w:sz w:val="20"/>
+      </w:rPr>
+    </w:lvl>
+    <w:lvl w:ilvl="2" w:tentative="1">
+      <w:start w:val="1"/>
+      <w:numFmt w:val="bullet"/>
+      <w:lvlText w:val=""/>
+      <w:lvlJc w:val="left"/>
+      <w:pPr>
+        <w:tabs>
+          <w:tab w:val="num" w:pos="2160"/>
+        </w:tabs>
+        <w:ind w:left="2160" w:hanging="360"/>
+      </w:pPr>
+      <w:rPr>
+        <w:rFonts w:ascii="Wingdings" w:hAnsi="Wingdings" w:hint="default"/>
+        <w:sz w:val="20"/>
+      </w:rPr>
+    </w:lvl>
+    <w:lvl w:ilvl="3" w:tentative="1">
+      <w:start w:val="1"/>
+      <w:numFmt w:val="bullet"/>
+      <w:lvlText w:val=""/>
+      <w:lvlJc w:val="left"/>
+      <w:pPr>
+        <w:tabs>
+          <w:tab w:val="num" w:pos="2880"/>
+        </w:tabs>
+        <w:ind w:left="2880" w:hanging="360"/>
+      </w:pPr>
+      <w:rPr>
+        <w:rFonts w:ascii="Wingdings" w:hAnsi="Wingdings" w:hint="default"/>
+        <w:sz w:val="20"/>
+      </w:rPr>
+    </w:lvl>
+    <w:lvl w:ilvl="4" w:tentative="1">
+      <w:start w:val="1"/>
+      <w:numFmt w:val="bullet"/>
+      <w:lvlText w:val=""/>
+      <w:lvlJc w:val="left"/>
+      <w:pPr>
+        <w:tabs>
+          <w:tab w:val="num" w:pos="3600"/>
+        </w:tabs>
+        <w:ind w:left="3600" w:hanging="360"/>
+      </w:pPr>
+      <w:rPr>
+        <w:rFonts w:ascii="Wingdings" w:hAnsi="Wingdings" w:hint="default"/>
+        <w:sz w:val="20"/>
+      </w:rPr>
+    </w:lvl>
+    <w:lvl w:ilvl="5" w:tentative="1">
+      <w:start w:val="1"/>
+      <w:numFmt w:val="bullet"/>
+      <w:lvlText w:val=""/>
+      <w:lvlJc w:val="left"/>
+      <w:pPr>
+        <w:tabs>
+          <w:tab w:val="num" w:pos="4320"/>
+        </w:tabs>
+        <w:ind w:left="4320" w:hanging="360"/>
+      </w:pPr>
+      <w:rPr>
+        <w:rFonts w:ascii="Wingdings" w:hAnsi="Wingdings" w:hint="default"/>
+        <w:sz w:val="20"/>
+      </w:rPr>
+    </w:lvl>
+    <w:lvl w:ilvl="6" w:tentative="1">
+      <w:start w:val="1"/>
+      <w:numFmt w:val="bullet"/>
+      <w:lvlText w:val=""/>
+      <w:lvlJc w:val="left"/>
+      <w:pPr>
+        <w:tabs>
+          <w:tab w:val="num" w:pos="5040"/>
+        </w:tabs>
+        <w:ind w:left="5040" w:hanging="360"/>
+      </w:pPr>
+      <w:rPr>
+        <w:rFonts w:ascii="Wingdings" w:hAnsi="Wingdings" w:hint="default"/>
+        <w:sz w:val="20"/>
+      </w:rPr>
+    </w:lvl>
+    <w:lvl w:ilvl="7" w:tentative="1">
+      <w:start w:val="1"/>
+      <w:numFmt w:val="bullet"/>
+      <w:lvlText w:val=""/>
+      <w:lvlJc w:val="left"/>
+      <w:pPr>
+        <w:tabs>
+          <w:tab w:val="num" w:pos="5760"/>
+        </w:tabs>
+        <w:ind w:left="5760" w:hanging="360"/>
+      </w:pPr>
+      <w:rPr>
+        <w:rFonts w:ascii="Wingdings" w:hAnsi="Wingdings" w:hint="default"/>
+        <w:sz w:val="20"/>
+      </w:rPr>
+    </w:lvl>
+    <w:lvl w:ilvl="8" w:tentative="1">
+      <w:start w:val="1"/>
+      <w:numFmt w:val="bullet"/>
+      <w:lvlText w:val=""/>
+      <w:lvlJc w:val="left"/>
+      <w:pPr>
+        <w:tabs>
+          <w:tab w:val="num" w:pos="6480"/>
+        </w:tabs>
+        <w:ind w:left="6480" w:hanging="360"/>
+      </w:pPr>
+      <w:rPr>
+        <w:rFonts w:ascii="Wingdings" w:hAnsi="Wingdings" w:hint="default"/>
+        <w:sz w:val="20"/>
+      </w:rPr>
+    </w:lvl>
+  </w:abstractNum>
+  <w:abstractNum w:abstractNumId="10" w15:restartNumberingAfterBreak="0">
     <w:nsid w:val="1EE278DB"/>
     <w:multiLevelType w:val="hybridMultilevel"/>
     <w:tmpl w:val="5EF2E3F8"/>
@@ -15653,7 +19583,7 @@
       </w:pPr>
     </w:lvl>
   </w:abstractNum>
-  <w:abstractNum w:abstractNumId="6" w15:restartNumberingAfterBreak="0">
+  <w:abstractNum w:abstractNumId="11" w15:restartNumberingAfterBreak="0">
     <w:nsid w:val="23121358"/>
     <w:multiLevelType w:val="hybridMultilevel"/>
     <w:tmpl w:val="AF04C97E"/>
@@ -15766,7 +19696,156 @@
       </w:rPr>
     </w:lvl>
   </w:abstractNum>
-  <w:abstractNum w:abstractNumId="7" w15:restartNumberingAfterBreak="0">
+  <w:abstractNum w:abstractNumId="12" w15:restartNumberingAfterBreak="0">
+    <w:nsid w:val="23DA1737"/>
+    <w:multiLevelType w:val="multilevel"/>
+    <w:tmpl w:val="A79EF93A"/>
+    <w:lvl w:ilvl="0">
+      <w:start w:val="1"/>
+      <w:numFmt w:val="bullet"/>
+      <w:lvlText w:val=""/>
+      <w:lvlJc w:val="left"/>
+      <w:pPr>
+        <w:tabs>
+          <w:tab w:val="num" w:pos="720"/>
+        </w:tabs>
+        <w:ind w:left="720" w:hanging="360"/>
+      </w:pPr>
+      <w:rPr>
+        <w:rFonts w:ascii="Symbol" w:hAnsi="Symbol" w:hint="default"/>
+        <w:sz w:val="20"/>
+      </w:rPr>
+    </w:lvl>
+    <w:lvl w:ilvl="1">
+      <w:start w:val="1"/>
+      <w:numFmt w:val="bullet"/>
+      <w:lvlText w:val="o"/>
+      <w:lvlJc w:val="left"/>
+      <w:pPr>
+        <w:tabs>
+          <w:tab w:val="num" w:pos="1440"/>
+        </w:tabs>
+        <w:ind w:left="1440" w:hanging="360"/>
+      </w:pPr>
+      <w:rPr>
+        <w:rFonts w:ascii="Courier New" w:hAnsi="Courier New" w:hint="default"/>
+        <w:sz w:val="20"/>
+      </w:rPr>
+    </w:lvl>
+    <w:lvl w:ilvl="2" w:tentative="1">
+      <w:start w:val="1"/>
+      <w:numFmt w:val="bullet"/>
+      <w:lvlText w:val=""/>
+      <w:lvlJc w:val="left"/>
+      <w:pPr>
+        <w:tabs>
+          <w:tab w:val="num" w:pos="2160"/>
+        </w:tabs>
+        <w:ind w:left="2160" w:hanging="360"/>
+      </w:pPr>
+      <w:rPr>
+        <w:rFonts w:ascii="Wingdings" w:hAnsi="Wingdings" w:hint="default"/>
+        <w:sz w:val="20"/>
+      </w:rPr>
+    </w:lvl>
+    <w:lvl w:ilvl="3" w:tentative="1">
+      <w:start w:val="1"/>
+      <w:numFmt w:val="bullet"/>
+      <w:lvlText w:val=""/>
+      <w:lvlJc w:val="left"/>
+      <w:pPr>
+        <w:tabs>
+          <w:tab w:val="num" w:pos="2880"/>
+        </w:tabs>
+        <w:ind w:left="2880" w:hanging="360"/>
+      </w:pPr>
+      <w:rPr>
+        <w:rFonts w:ascii="Wingdings" w:hAnsi="Wingdings" w:hint="default"/>
+        <w:sz w:val="20"/>
+      </w:rPr>
+    </w:lvl>
+    <w:lvl w:ilvl="4" w:tentative="1">
+      <w:start w:val="1"/>
+      <w:numFmt w:val="bullet"/>
+      <w:lvlText w:val=""/>
+      <w:lvlJc w:val="left"/>
+      <w:pPr>
+        <w:tabs>
+          <w:tab w:val="num" w:pos="3600"/>
+        </w:tabs>
+        <w:ind w:left="3600" w:hanging="360"/>
+      </w:pPr>
+      <w:rPr>
+        <w:rFonts w:ascii="Wingdings" w:hAnsi="Wingdings" w:hint="default"/>
+        <w:sz w:val="20"/>
+      </w:rPr>
+    </w:lvl>
+    <w:lvl w:ilvl="5" w:tentative="1">
+      <w:start w:val="1"/>
+      <w:numFmt w:val="bullet"/>
+      <w:lvlText w:val=""/>
+      <w:lvlJc w:val="left"/>
+      <w:pPr>
+        <w:tabs>
+          <w:tab w:val="num" w:pos="4320"/>
+        </w:tabs>
+        <w:ind w:left="4320" w:hanging="360"/>
+      </w:pPr>
+      <w:rPr>
+        <w:rFonts w:ascii="Wingdings" w:hAnsi="Wingdings" w:hint="default"/>
+        <w:sz w:val="20"/>
+      </w:rPr>
+    </w:lvl>
+    <w:lvl w:ilvl="6" w:tentative="1">
+      <w:start w:val="1"/>
+      <w:numFmt w:val="bullet"/>
+      <w:lvlText w:val=""/>
+      <w:lvlJc w:val="left"/>
+      <w:pPr>
+        <w:tabs>
+          <w:tab w:val="num" w:pos="5040"/>
+        </w:tabs>
+        <w:ind w:left="5040" w:hanging="360"/>
+      </w:pPr>
+      <w:rPr>
+        <w:rFonts w:ascii="Wingdings" w:hAnsi="Wingdings" w:hint="default"/>
+        <w:sz w:val="20"/>
+      </w:rPr>
+    </w:lvl>
+    <w:lvl w:ilvl="7" w:tentative="1">
+      <w:start w:val="1"/>
+      <w:numFmt w:val="bullet"/>
+      <w:lvlText w:val=""/>
+      <w:lvlJc w:val="left"/>
+      <w:pPr>
+        <w:tabs>
+          <w:tab w:val="num" w:pos="5760"/>
+        </w:tabs>
+        <w:ind w:left="5760" w:hanging="360"/>
+      </w:pPr>
+      <w:rPr>
+        <w:rFonts w:ascii="Wingdings" w:hAnsi="Wingdings" w:hint="default"/>
+        <w:sz w:val="20"/>
+      </w:rPr>
+    </w:lvl>
+    <w:lvl w:ilvl="8" w:tentative="1">
+      <w:start w:val="1"/>
+      <w:numFmt w:val="bullet"/>
+      <w:lvlText w:val=""/>
+      <w:lvlJc w:val="left"/>
+      <w:pPr>
+        <w:tabs>
+          <w:tab w:val="num" w:pos="6480"/>
+        </w:tabs>
+        <w:ind w:left="6480" w:hanging="360"/>
+      </w:pPr>
+      <w:rPr>
+        <w:rFonts w:ascii="Wingdings" w:hAnsi="Wingdings" w:hint="default"/>
+        <w:sz w:val="20"/>
+      </w:rPr>
+    </w:lvl>
+  </w:abstractNum>
+  <w:abstractNum w:abstractNumId="13" w15:restartNumberingAfterBreak="0">
     <w:nsid w:val="25271192"/>
     <w:multiLevelType w:val="hybridMultilevel"/>
     <w:tmpl w:val="6232B3AC"/>
@@ -15879,7 +19958,305 @@
       </w:rPr>
     </w:lvl>
   </w:abstractNum>
-  <w:abstractNum w:abstractNumId="8" w15:restartNumberingAfterBreak="0">
+  <w:abstractNum w:abstractNumId="14" w15:restartNumberingAfterBreak="0">
+    <w:nsid w:val="29671BCF"/>
+    <w:multiLevelType w:val="multilevel"/>
+    <w:tmpl w:val="0B700D72"/>
+    <w:lvl w:ilvl="0">
+      <w:start w:val="1"/>
+      <w:numFmt w:val="bullet"/>
+      <w:lvlText w:val=""/>
+      <w:lvlJc w:val="left"/>
+      <w:pPr>
+        <w:tabs>
+          <w:tab w:val="num" w:pos="720"/>
+        </w:tabs>
+        <w:ind w:left="720" w:hanging="360"/>
+      </w:pPr>
+      <w:rPr>
+        <w:rFonts w:ascii="Symbol" w:hAnsi="Symbol" w:hint="default"/>
+        <w:sz w:val="20"/>
+      </w:rPr>
+    </w:lvl>
+    <w:lvl w:ilvl="1" w:tentative="1">
+      <w:start w:val="1"/>
+      <w:numFmt w:val="bullet"/>
+      <w:lvlText w:val="o"/>
+      <w:lvlJc w:val="left"/>
+      <w:pPr>
+        <w:tabs>
+          <w:tab w:val="num" w:pos="1440"/>
+        </w:tabs>
+        <w:ind w:left="1440" w:hanging="360"/>
+      </w:pPr>
+      <w:rPr>
+        <w:rFonts w:ascii="Courier New" w:hAnsi="Courier New" w:hint="default"/>
+        <w:sz w:val="20"/>
+      </w:rPr>
+    </w:lvl>
+    <w:lvl w:ilvl="2" w:tentative="1">
+      <w:start w:val="1"/>
+      <w:numFmt w:val="bullet"/>
+      <w:lvlText w:val=""/>
+      <w:lvlJc w:val="left"/>
+      <w:pPr>
+        <w:tabs>
+          <w:tab w:val="num" w:pos="2160"/>
+        </w:tabs>
+        <w:ind w:left="2160" w:hanging="360"/>
+      </w:pPr>
+      <w:rPr>
+        <w:rFonts w:ascii="Wingdings" w:hAnsi="Wingdings" w:hint="default"/>
+        <w:sz w:val="20"/>
+      </w:rPr>
+    </w:lvl>
+    <w:lvl w:ilvl="3" w:tentative="1">
+      <w:start w:val="1"/>
+      <w:numFmt w:val="bullet"/>
+      <w:lvlText w:val=""/>
+      <w:lvlJc w:val="left"/>
+      <w:pPr>
+        <w:tabs>
+          <w:tab w:val="num" w:pos="2880"/>
+        </w:tabs>
+        <w:ind w:left="2880" w:hanging="360"/>
+      </w:pPr>
+      <w:rPr>
+        <w:rFonts w:ascii="Wingdings" w:hAnsi="Wingdings" w:hint="default"/>
+        <w:sz w:val="20"/>
+      </w:rPr>
+    </w:lvl>
+    <w:lvl w:ilvl="4" w:tentative="1">
+      <w:start w:val="1"/>
+      <w:numFmt w:val="bullet"/>
+      <w:lvlText w:val=""/>
+      <w:lvlJc w:val="left"/>
+      <w:pPr>
+        <w:tabs>
+          <w:tab w:val="num" w:pos="3600"/>
+        </w:tabs>
+        <w:ind w:left="3600" w:hanging="360"/>
+      </w:pPr>
+      <w:rPr>
+        <w:rFonts w:ascii="Wingdings" w:hAnsi="Wingdings" w:hint="default"/>
+        <w:sz w:val="20"/>
+      </w:rPr>
+    </w:lvl>
+    <w:lvl w:ilvl="5" w:tentative="1">
+      <w:start w:val="1"/>
+      <w:numFmt w:val="bullet"/>
+      <w:lvlText w:val=""/>
+      <w:lvlJc w:val="left"/>
+      <w:pPr>
+        <w:tabs>
+          <w:tab w:val="num" w:pos="4320"/>
+        </w:tabs>
+        <w:ind w:left="4320" w:hanging="360"/>
+      </w:pPr>
+      <w:rPr>
+        <w:rFonts w:ascii="Wingdings" w:hAnsi="Wingdings" w:hint="default"/>
+        <w:sz w:val="20"/>
+      </w:rPr>
+    </w:lvl>
+    <w:lvl w:ilvl="6" w:tentative="1">
+      <w:start w:val="1"/>
+      <w:numFmt w:val="bullet"/>
+      <w:lvlText w:val=""/>
+      <w:lvlJc w:val="left"/>
+      <w:pPr>
+        <w:tabs>
+          <w:tab w:val="num" w:pos="5040"/>
+        </w:tabs>
+        <w:ind w:left="5040" w:hanging="360"/>
+      </w:pPr>
+      <w:rPr>
+        <w:rFonts w:ascii="Wingdings" w:hAnsi="Wingdings" w:hint="default"/>
+        <w:sz w:val="20"/>
+      </w:rPr>
+    </w:lvl>
+    <w:lvl w:ilvl="7" w:tentative="1">
+      <w:start w:val="1"/>
+      <w:numFmt w:val="bullet"/>
+      <w:lvlText w:val=""/>
+      <w:lvlJc w:val="left"/>
+      <w:pPr>
+        <w:tabs>
+          <w:tab w:val="num" w:pos="5760"/>
+        </w:tabs>
+        <w:ind w:left="5760" w:hanging="360"/>
+      </w:pPr>
+      <w:rPr>
+        <w:rFonts w:ascii="Wingdings" w:hAnsi="Wingdings" w:hint="default"/>
+        <w:sz w:val="20"/>
+      </w:rPr>
+    </w:lvl>
+    <w:lvl w:ilvl="8" w:tentative="1">
+      <w:start w:val="1"/>
+      <w:numFmt w:val="bullet"/>
+      <w:lvlText w:val=""/>
+      <w:lvlJc w:val="left"/>
+      <w:pPr>
+        <w:tabs>
+          <w:tab w:val="num" w:pos="6480"/>
+        </w:tabs>
+        <w:ind w:left="6480" w:hanging="360"/>
+      </w:pPr>
+      <w:rPr>
+        <w:rFonts w:ascii="Wingdings" w:hAnsi="Wingdings" w:hint="default"/>
+        <w:sz w:val="20"/>
+      </w:rPr>
+    </w:lvl>
+  </w:abstractNum>
+  <w:abstractNum w:abstractNumId="15" w15:restartNumberingAfterBreak="0">
+    <w:nsid w:val="33881B79"/>
+    <w:multiLevelType w:val="multilevel"/>
+    <w:tmpl w:val="30FA4D6A"/>
+    <w:lvl w:ilvl="0">
+      <w:start w:val="1"/>
+      <w:numFmt w:val="bullet"/>
+      <w:lvlText w:val=""/>
+      <w:lvlJc w:val="left"/>
+      <w:pPr>
+        <w:tabs>
+          <w:tab w:val="num" w:pos="720"/>
+        </w:tabs>
+        <w:ind w:left="720" w:hanging="360"/>
+      </w:pPr>
+      <w:rPr>
+        <w:rFonts w:ascii="Symbol" w:hAnsi="Symbol" w:hint="default"/>
+        <w:sz w:val="20"/>
+      </w:rPr>
+    </w:lvl>
+    <w:lvl w:ilvl="1">
+      <w:start w:val="1"/>
+      <w:numFmt w:val="bullet"/>
+      <w:lvlText w:val="o"/>
+      <w:lvlJc w:val="left"/>
+      <w:pPr>
+        <w:tabs>
+          <w:tab w:val="num" w:pos="1440"/>
+        </w:tabs>
+        <w:ind w:left="1440" w:hanging="360"/>
+      </w:pPr>
+      <w:rPr>
+        <w:rFonts w:ascii="Courier New" w:hAnsi="Courier New" w:hint="default"/>
+        <w:sz w:val="20"/>
+      </w:rPr>
+    </w:lvl>
+    <w:lvl w:ilvl="2" w:tentative="1">
+      <w:start w:val="1"/>
+      <w:numFmt w:val="bullet"/>
+      <w:lvlText w:val=""/>
+      <w:lvlJc w:val="left"/>
+      <w:pPr>
+        <w:tabs>
+          <w:tab w:val="num" w:pos="2160"/>
+        </w:tabs>
+        <w:ind w:left="2160" w:hanging="360"/>
+      </w:pPr>
+      <w:rPr>
+        <w:rFonts w:ascii="Wingdings" w:hAnsi="Wingdings" w:hint="default"/>
+        <w:sz w:val="20"/>
+      </w:rPr>
+    </w:lvl>
+    <w:lvl w:ilvl="3" w:tentative="1">
+      <w:start w:val="1"/>
+      <w:numFmt w:val="bullet"/>
+      <w:lvlText w:val=""/>
+      <w:lvlJc w:val="left"/>
+      <w:pPr>
+        <w:tabs>
+          <w:tab w:val="num" w:pos="2880"/>
+        </w:tabs>
+        <w:ind w:left="2880" w:hanging="360"/>
+      </w:pPr>
+      <w:rPr>
+        <w:rFonts w:ascii="Wingdings" w:hAnsi="Wingdings" w:hint="default"/>
+        <w:sz w:val="20"/>
+      </w:rPr>
+    </w:lvl>
+    <w:lvl w:ilvl="4" w:tentative="1">
+      <w:start w:val="1"/>
+      <w:numFmt w:val="bullet"/>
+      <w:lvlText w:val=""/>
+      <w:lvlJc w:val="left"/>
+      <w:pPr>
+        <w:tabs>
+          <w:tab w:val="num" w:pos="3600"/>
+        </w:tabs>
+        <w:ind w:left="3600" w:hanging="360"/>
+      </w:pPr>
+      <w:rPr>
+        <w:rFonts w:ascii="Wingdings" w:hAnsi="Wingdings" w:hint="default"/>
+        <w:sz w:val="20"/>
+      </w:rPr>
+    </w:lvl>
+    <w:lvl w:ilvl="5" w:tentative="1">
+      <w:start w:val="1"/>
+      <w:numFmt w:val="bullet"/>
+      <w:lvlText w:val=""/>
+      <w:lvlJc w:val="left"/>
+      <w:pPr>
+        <w:tabs>
+          <w:tab w:val="num" w:pos="4320"/>
+        </w:tabs>
+        <w:ind w:left="4320" w:hanging="360"/>
+      </w:pPr>
+      <w:rPr>
+        <w:rFonts w:ascii="Wingdings" w:hAnsi="Wingdings" w:hint="default"/>
+        <w:sz w:val="20"/>
+      </w:rPr>
+    </w:lvl>
+    <w:lvl w:ilvl="6" w:tentative="1">
+      <w:start w:val="1"/>
+      <w:numFmt w:val="bullet"/>
+      <w:lvlText w:val=""/>
+      <w:lvlJc w:val="left"/>
+      <w:pPr>
+        <w:tabs>
+          <w:tab w:val="num" w:pos="5040"/>
+        </w:tabs>
+        <w:ind w:left="5040" w:hanging="360"/>
+      </w:pPr>
+      <w:rPr>
+        <w:rFonts w:ascii="Wingdings" w:hAnsi="Wingdings" w:hint="default"/>
+        <w:sz w:val="20"/>
+      </w:rPr>
+    </w:lvl>
+    <w:lvl w:ilvl="7" w:tentative="1">
+      <w:start w:val="1"/>
+      <w:numFmt w:val="bullet"/>
+      <w:lvlText w:val=""/>
+      <w:lvlJc w:val="left"/>
+      <w:pPr>
+        <w:tabs>
+          <w:tab w:val="num" w:pos="5760"/>
+        </w:tabs>
+        <w:ind w:left="5760" w:hanging="360"/>
+      </w:pPr>
+      <w:rPr>
+        <w:rFonts w:ascii="Wingdings" w:hAnsi="Wingdings" w:hint="default"/>
+        <w:sz w:val="20"/>
+      </w:rPr>
+    </w:lvl>
+    <w:lvl w:ilvl="8" w:tentative="1">
+      <w:start w:val="1"/>
+      <w:numFmt w:val="bullet"/>
+      <w:lvlText w:val=""/>
+      <w:lvlJc w:val="left"/>
+      <w:pPr>
+        <w:tabs>
+          <w:tab w:val="num" w:pos="6480"/>
+        </w:tabs>
+        <w:ind w:left="6480" w:hanging="360"/>
+      </w:pPr>
+      <w:rPr>
+        <w:rFonts w:ascii="Wingdings" w:hAnsi="Wingdings" w:hint="default"/>
+        <w:sz w:val="20"/>
+      </w:rPr>
+    </w:lvl>
+  </w:abstractNum>
+  <w:abstractNum w:abstractNumId="16" w15:restartNumberingAfterBreak="0">
     <w:nsid w:val="34391D36"/>
     <w:multiLevelType w:val="hybridMultilevel"/>
     <w:tmpl w:val="C0783F40"/>
@@ -15992,7 +20369,7 @@
       </w:rPr>
     </w:lvl>
   </w:abstractNum>
-  <w:abstractNum w:abstractNumId="9" w15:restartNumberingAfterBreak="0">
+  <w:abstractNum w:abstractNumId="17" w15:restartNumberingAfterBreak="0">
     <w:nsid w:val="34A437F9"/>
     <w:multiLevelType w:val="hybridMultilevel"/>
     <w:tmpl w:val="31AA9B2E"/>
@@ -16081,7 +20458,7 @@
       </w:pPr>
     </w:lvl>
   </w:abstractNum>
-  <w:abstractNum w:abstractNumId="10" w15:restartNumberingAfterBreak="0">
+  <w:abstractNum w:abstractNumId="18" w15:restartNumberingAfterBreak="0">
     <w:nsid w:val="36D70B89"/>
     <w:multiLevelType w:val="hybridMultilevel"/>
     <w:tmpl w:val="63727C20"/>
@@ -16194,7 +20571,156 @@
       </w:rPr>
     </w:lvl>
   </w:abstractNum>
-  <w:abstractNum w:abstractNumId="11" w15:restartNumberingAfterBreak="0">
+  <w:abstractNum w:abstractNumId="19" w15:restartNumberingAfterBreak="0">
+    <w:nsid w:val="39FD6B16"/>
+    <w:multiLevelType w:val="multilevel"/>
+    <w:tmpl w:val="D542CF70"/>
+    <w:lvl w:ilvl="0">
+      <w:start w:val="1"/>
+      <w:numFmt w:val="bullet"/>
+      <w:lvlText w:val=""/>
+      <w:lvlJc w:val="left"/>
+      <w:pPr>
+        <w:tabs>
+          <w:tab w:val="num" w:pos="720"/>
+        </w:tabs>
+        <w:ind w:left="720" w:hanging="360"/>
+      </w:pPr>
+      <w:rPr>
+        <w:rFonts w:ascii="Symbol" w:hAnsi="Symbol" w:hint="default"/>
+        <w:sz w:val="20"/>
+      </w:rPr>
+    </w:lvl>
+    <w:lvl w:ilvl="1" w:tentative="1">
+      <w:start w:val="1"/>
+      <w:numFmt w:val="bullet"/>
+      <w:lvlText w:val="o"/>
+      <w:lvlJc w:val="left"/>
+      <w:pPr>
+        <w:tabs>
+          <w:tab w:val="num" w:pos="1440"/>
+        </w:tabs>
+        <w:ind w:left="1440" w:hanging="360"/>
+      </w:pPr>
+      <w:rPr>
+        <w:rFonts w:ascii="Courier New" w:hAnsi="Courier New" w:hint="default"/>
+        <w:sz w:val="20"/>
+      </w:rPr>
+    </w:lvl>
+    <w:lvl w:ilvl="2" w:tentative="1">
+      <w:start w:val="1"/>
+      <w:numFmt w:val="bullet"/>
+      <w:lvlText w:val=""/>
+      <w:lvlJc w:val="left"/>
+      <w:pPr>
+        <w:tabs>
+          <w:tab w:val="num" w:pos="2160"/>
+        </w:tabs>
+        <w:ind w:left="2160" w:hanging="360"/>
+      </w:pPr>
+      <w:rPr>
+        <w:rFonts w:ascii="Wingdings" w:hAnsi="Wingdings" w:hint="default"/>
+        <w:sz w:val="20"/>
+      </w:rPr>
+    </w:lvl>
+    <w:lvl w:ilvl="3" w:tentative="1">
+      <w:start w:val="1"/>
+      <w:numFmt w:val="bullet"/>
+      <w:lvlText w:val=""/>
+      <w:lvlJc w:val="left"/>
+      <w:pPr>
+        <w:tabs>
+          <w:tab w:val="num" w:pos="2880"/>
+        </w:tabs>
+        <w:ind w:left="2880" w:hanging="360"/>
+      </w:pPr>
+      <w:rPr>
+        <w:rFonts w:ascii="Wingdings" w:hAnsi="Wingdings" w:hint="default"/>
+        <w:sz w:val="20"/>
+      </w:rPr>
+    </w:lvl>
+    <w:lvl w:ilvl="4" w:tentative="1">
+      <w:start w:val="1"/>
+      <w:numFmt w:val="bullet"/>
+      <w:lvlText w:val=""/>
+      <w:lvlJc w:val="left"/>
+      <w:pPr>
+        <w:tabs>
+          <w:tab w:val="num" w:pos="3600"/>
+        </w:tabs>
+        <w:ind w:left="3600" w:hanging="360"/>
+      </w:pPr>
+      <w:rPr>
+        <w:rFonts w:ascii="Wingdings" w:hAnsi="Wingdings" w:hint="default"/>
+        <w:sz w:val="20"/>
+      </w:rPr>
+    </w:lvl>
+    <w:lvl w:ilvl="5" w:tentative="1">
+      <w:start w:val="1"/>
+      <w:numFmt w:val="bullet"/>
+      <w:lvlText w:val=""/>
+      <w:lvlJc w:val="left"/>
+      <w:pPr>
+        <w:tabs>
+          <w:tab w:val="num" w:pos="4320"/>
+        </w:tabs>
+        <w:ind w:left="4320" w:hanging="360"/>
+      </w:pPr>
+      <w:rPr>
+        <w:rFonts w:ascii="Wingdings" w:hAnsi="Wingdings" w:hint="default"/>
+        <w:sz w:val="20"/>
+      </w:rPr>
+    </w:lvl>
+    <w:lvl w:ilvl="6" w:tentative="1">
+      <w:start w:val="1"/>
+      <w:numFmt w:val="bullet"/>
+      <w:lvlText w:val=""/>
+      <w:lvlJc w:val="left"/>
+      <w:pPr>
+        <w:tabs>
+          <w:tab w:val="num" w:pos="5040"/>
+        </w:tabs>
+        <w:ind w:left="5040" w:hanging="360"/>
+      </w:pPr>
+      <w:rPr>
+        <w:rFonts w:ascii="Wingdings" w:hAnsi="Wingdings" w:hint="default"/>
+        <w:sz w:val="20"/>
+      </w:rPr>
+    </w:lvl>
+    <w:lvl w:ilvl="7" w:tentative="1">
+      <w:start w:val="1"/>
+      <w:numFmt w:val="bullet"/>
+      <w:lvlText w:val=""/>
+      <w:lvlJc w:val="left"/>
+      <w:pPr>
+        <w:tabs>
+          <w:tab w:val="num" w:pos="5760"/>
+        </w:tabs>
+        <w:ind w:left="5760" w:hanging="360"/>
+      </w:pPr>
+      <w:rPr>
+        <w:rFonts w:ascii="Wingdings" w:hAnsi="Wingdings" w:hint="default"/>
+        <w:sz w:val="20"/>
+      </w:rPr>
+    </w:lvl>
+    <w:lvl w:ilvl="8" w:tentative="1">
+      <w:start w:val="1"/>
+      <w:numFmt w:val="bullet"/>
+      <w:lvlText w:val=""/>
+      <w:lvlJc w:val="left"/>
+      <w:pPr>
+        <w:tabs>
+          <w:tab w:val="num" w:pos="6480"/>
+        </w:tabs>
+        <w:ind w:left="6480" w:hanging="360"/>
+      </w:pPr>
+      <w:rPr>
+        <w:rFonts w:ascii="Wingdings" w:hAnsi="Wingdings" w:hint="default"/>
+        <w:sz w:val="20"/>
+      </w:rPr>
+    </w:lvl>
+  </w:abstractNum>
+  <w:abstractNum w:abstractNumId="20" w15:restartNumberingAfterBreak="0">
     <w:nsid w:val="3C9F543A"/>
     <w:multiLevelType w:val="hybridMultilevel"/>
     <w:tmpl w:val="F892AFA8"/>
@@ -16307,7 +20833,156 @@
       </w:rPr>
     </w:lvl>
   </w:abstractNum>
-  <w:abstractNum w:abstractNumId="12" w15:restartNumberingAfterBreak="0">
+  <w:abstractNum w:abstractNumId="21" w15:restartNumberingAfterBreak="0">
+    <w:nsid w:val="3EF15447"/>
+    <w:multiLevelType w:val="multilevel"/>
+    <w:tmpl w:val="E6E6B88A"/>
+    <w:lvl w:ilvl="0">
+      <w:start w:val="1"/>
+      <w:numFmt w:val="bullet"/>
+      <w:lvlText w:val=""/>
+      <w:lvlJc w:val="left"/>
+      <w:pPr>
+        <w:tabs>
+          <w:tab w:val="num" w:pos="720"/>
+        </w:tabs>
+        <w:ind w:left="720" w:hanging="360"/>
+      </w:pPr>
+      <w:rPr>
+        <w:rFonts w:ascii="Symbol" w:hAnsi="Symbol" w:hint="default"/>
+        <w:sz w:val="20"/>
+      </w:rPr>
+    </w:lvl>
+    <w:lvl w:ilvl="1" w:tentative="1">
+      <w:start w:val="1"/>
+      <w:numFmt w:val="bullet"/>
+      <w:lvlText w:val="o"/>
+      <w:lvlJc w:val="left"/>
+      <w:pPr>
+        <w:tabs>
+          <w:tab w:val="num" w:pos="1440"/>
+        </w:tabs>
+        <w:ind w:left="1440" w:hanging="360"/>
+      </w:pPr>
+      <w:rPr>
+        <w:rFonts w:ascii="Courier New" w:hAnsi="Courier New" w:hint="default"/>
+        <w:sz w:val="20"/>
+      </w:rPr>
+    </w:lvl>
+    <w:lvl w:ilvl="2" w:tentative="1">
+      <w:start w:val="1"/>
+      <w:numFmt w:val="bullet"/>
+      <w:lvlText w:val=""/>
+      <w:lvlJc w:val="left"/>
+      <w:pPr>
+        <w:tabs>
+          <w:tab w:val="num" w:pos="2160"/>
+        </w:tabs>
+        <w:ind w:left="2160" w:hanging="360"/>
+      </w:pPr>
+      <w:rPr>
+        <w:rFonts w:ascii="Wingdings" w:hAnsi="Wingdings" w:hint="default"/>
+        <w:sz w:val="20"/>
+      </w:rPr>
+    </w:lvl>
+    <w:lvl w:ilvl="3" w:tentative="1">
+      <w:start w:val="1"/>
+      <w:numFmt w:val="bullet"/>
+      <w:lvlText w:val=""/>
+      <w:lvlJc w:val="left"/>
+      <w:pPr>
+        <w:tabs>
+          <w:tab w:val="num" w:pos="2880"/>
+        </w:tabs>
+        <w:ind w:left="2880" w:hanging="360"/>
+      </w:pPr>
+      <w:rPr>
+        <w:rFonts w:ascii="Wingdings" w:hAnsi="Wingdings" w:hint="default"/>
+        <w:sz w:val="20"/>
+      </w:rPr>
+    </w:lvl>
+    <w:lvl w:ilvl="4" w:tentative="1">
+      <w:start w:val="1"/>
+      <w:numFmt w:val="bullet"/>
+      <w:lvlText w:val=""/>
+      <w:lvlJc w:val="left"/>
+      <w:pPr>
+        <w:tabs>
+          <w:tab w:val="num" w:pos="3600"/>
+        </w:tabs>
+        <w:ind w:left="3600" w:hanging="360"/>
+      </w:pPr>
+      <w:rPr>
+        <w:rFonts w:ascii="Wingdings" w:hAnsi="Wingdings" w:hint="default"/>
+        <w:sz w:val="20"/>
+      </w:rPr>
+    </w:lvl>
+    <w:lvl w:ilvl="5" w:tentative="1">
+      <w:start w:val="1"/>
+      <w:numFmt w:val="bullet"/>
+      <w:lvlText w:val=""/>
+      <w:lvlJc w:val="left"/>
+      <w:pPr>
+        <w:tabs>
+          <w:tab w:val="num" w:pos="4320"/>
+        </w:tabs>
+        <w:ind w:left="4320" w:hanging="360"/>
+      </w:pPr>
+      <w:rPr>
+        <w:rFonts w:ascii="Wingdings" w:hAnsi="Wingdings" w:hint="default"/>
+        <w:sz w:val="20"/>
+      </w:rPr>
+    </w:lvl>
+    <w:lvl w:ilvl="6" w:tentative="1">
+      <w:start w:val="1"/>
+      <w:numFmt w:val="bullet"/>
+      <w:lvlText w:val=""/>
+      <w:lvlJc w:val="left"/>
+      <w:pPr>
+        <w:tabs>
+          <w:tab w:val="num" w:pos="5040"/>
+        </w:tabs>
+        <w:ind w:left="5040" w:hanging="360"/>
+      </w:pPr>
+      <w:rPr>
+        <w:rFonts w:ascii="Wingdings" w:hAnsi="Wingdings" w:hint="default"/>
+        <w:sz w:val="20"/>
+      </w:rPr>
+    </w:lvl>
+    <w:lvl w:ilvl="7" w:tentative="1">
+      <w:start w:val="1"/>
+      <w:numFmt w:val="bullet"/>
+      <w:lvlText w:val=""/>
+      <w:lvlJc w:val="left"/>
+      <w:pPr>
+        <w:tabs>
+          <w:tab w:val="num" w:pos="5760"/>
+        </w:tabs>
+        <w:ind w:left="5760" w:hanging="360"/>
+      </w:pPr>
+      <w:rPr>
+        <w:rFonts w:ascii="Wingdings" w:hAnsi="Wingdings" w:hint="default"/>
+        <w:sz w:val="20"/>
+      </w:rPr>
+    </w:lvl>
+    <w:lvl w:ilvl="8" w:tentative="1">
+      <w:start w:val="1"/>
+      <w:numFmt w:val="bullet"/>
+      <w:lvlText w:val=""/>
+      <w:lvlJc w:val="left"/>
+      <w:pPr>
+        <w:tabs>
+          <w:tab w:val="num" w:pos="6480"/>
+        </w:tabs>
+        <w:ind w:left="6480" w:hanging="360"/>
+      </w:pPr>
+      <w:rPr>
+        <w:rFonts w:ascii="Wingdings" w:hAnsi="Wingdings" w:hint="default"/>
+        <w:sz w:val="20"/>
+      </w:rPr>
+    </w:lvl>
+  </w:abstractNum>
+  <w:abstractNum w:abstractNumId="22" w15:restartNumberingAfterBreak="0">
     <w:nsid w:val="40647DBE"/>
     <w:multiLevelType w:val="hybridMultilevel"/>
     <w:tmpl w:val="9134E4D2"/>
@@ -16420,7 +21095,7 @@
       </w:rPr>
     </w:lvl>
   </w:abstractNum>
-  <w:abstractNum w:abstractNumId="13" w15:restartNumberingAfterBreak="0">
+  <w:abstractNum w:abstractNumId="23" w15:restartNumberingAfterBreak="0">
     <w:nsid w:val="40E14537"/>
     <w:multiLevelType w:val="hybridMultilevel"/>
     <w:tmpl w:val="3BBC16FE"/>
@@ -16533,7 +21208,305 @@
       </w:rPr>
     </w:lvl>
   </w:abstractNum>
-  <w:abstractNum w:abstractNumId="14" w15:restartNumberingAfterBreak="0">
+  <w:abstractNum w:abstractNumId="24" w15:restartNumberingAfterBreak="0">
+    <w:nsid w:val="44D25D77"/>
+    <w:multiLevelType w:val="multilevel"/>
+    <w:tmpl w:val="AD38C09A"/>
+    <w:lvl w:ilvl="0">
+      <w:start w:val="1"/>
+      <w:numFmt w:val="bullet"/>
+      <w:lvlText w:val=""/>
+      <w:lvlJc w:val="left"/>
+      <w:pPr>
+        <w:tabs>
+          <w:tab w:val="num" w:pos="720"/>
+        </w:tabs>
+        <w:ind w:left="720" w:hanging="360"/>
+      </w:pPr>
+      <w:rPr>
+        <w:rFonts w:ascii="Symbol" w:hAnsi="Symbol" w:hint="default"/>
+        <w:sz w:val="20"/>
+      </w:rPr>
+    </w:lvl>
+    <w:lvl w:ilvl="1">
+      <w:start w:val="1"/>
+      <w:numFmt w:val="bullet"/>
+      <w:lvlText w:val="o"/>
+      <w:lvlJc w:val="left"/>
+      <w:pPr>
+        <w:tabs>
+          <w:tab w:val="num" w:pos="1440"/>
+        </w:tabs>
+        <w:ind w:left="1440" w:hanging="360"/>
+      </w:pPr>
+      <w:rPr>
+        <w:rFonts w:ascii="Courier New" w:hAnsi="Courier New" w:hint="default"/>
+        <w:sz w:val="20"/>
+      </w:rPr>
+    </w:lvl>
+    <w:lvl w:ilvl="2">
+      <w:start w:val="1"/>
+      <w:numFmt w:val="bullet"/>
+      <w:lvlText w:val=""/>
+      <w:lvlJc w:val="left"/>
+      <w:pPr>
+        <w:tabs>
+          <w:tab w:val="num" w:pos="2160"/>
+        </w:tabs>
+        <w:ind w:left="2160" w:hanging="360"/>
+      </w:pPr>
+      <w:rPr>
+        <w:rFonts w:ascii="Wingdings" w:hAnsi="Wingdings" w:hint="default"/>
+        <w:sz w:val="20"/>
+      </w:rPr>
+    </w:lvl>
+    <w:lvl w:ilvl="3">
+      <w:start w:val="1"/>
+      <w:numFmt w:val="bullet"/>
+      <w:lvlText w:val=""/>
+      <w:lvlJc w:val="left"/>
+      <w:pPr>
+        <w:tabs>
+          <w:tab w:val="num" w:pos="2880"/>
+        </w:tabs>
+        <w:ind w:left="2880" w:hanging="360"/>
+      </w:pPr>
+      <w:rPr>
+        <w:rFonts w:ascii="Wingdings" w:hAnsi="Wingdings" w:hint="default"/>
+        <w:sz w:val="20"/>
+      </w:rPr>
+    </w:lvl>
+    <w:lvl w:ilvl="4" w:tentative="1">
+      <w:start w:val="1"/>
+      <w:numFmt w:val="bullet"/>
+      <w:lvlText w:val=""/>
+      <w:lvlJc w:val="left"/>
+      <w:pPr>
+        <w:tabs>
+          <w:tab w:val="num" w:pos="3600"/>
+        </w:tabs>
+        <w:ind w:left="3600" w:hanging="360"/>
+      </w:pPr>
+      <w:rPr>
+        <w:rFonts w:ascii="Wingdings" w:hAnsi="Wingdings" w:hint="default"/>
+        <w:sz w:val="20"/>
+      </w:rPr>
+    </w:lvl>
+    <w:lvl w:ilvl="5" w:tentative="1">
+      <w:start w:val="1"/>
+      <w:numFmt w:val="bullet"/>
+      <w:lvlText w:val=""/>
+      <w:lvlJc w:val="left"/>
+      <w:pPr>
+        <w:tabs>
+          <w:tab w:val="num" w:pos="4320"/>
+        </w:tabs>
+        <w:ind w:left="4320" w:hanging="360"/>
+      </w:pPr>
+      <w:rPr>
+        <w:rFonts w:ascii="Wingdings" w:hAnsi="Wingdings" w:hint="default"/>
+        <w:sz w:val="20"/>
+      </w:rPr>
+    </w:lvl>
+    <w:lvl w:ilvl="6" w:tentative="1">
+      <w:start w:val="1"/>
+      <w:numFmt w:val="bullet"/>
+      <w:lvlText w:val=""/>
+      <w:lvlJc w:val="left"/>
+      <w:pPr>
+        <w:tabs>
+          <w:tab w:val="num" w:pos="5040"/>
+        </w:tabs>
+        <w:ind w:left="5040" w:hanging="360"/>
+      </w:pPr>
+      <w:rPr>
+        <w:rFonts w:ascii="Wingdings" w:hAnsi="Wingdings" w:hint="default"/>
+        <w:sz w:val="20"/>
+      </w:rPr>
+    </w:lvl>
+    <w:lvl w:ilvl="7" w:tentative="1">
+      <w:start w:val="1"/>
+      <w:numFmt w:val="bullet"/>
+      <w:lvlText w:val=""/>
+      <w:lvlJc w:val="left"/>
+      <w:pPr>
+        <w:tabs>
+          <w:tab w:val="num" w:pos="5760"/>
+        </w:tabs>
+        <w:ind w:left="5760" w:hanging="360"/>
+      </w:pPr>
+      <w:rPr>
+        <w:rFonts w:ascii="Wingdings" w:hAnsi="Wingdings" w:hint="default"/>
+        <w:sz w:val="20"/>
+      </w:rPr>
+    </w:lvl>
+    <w:lvl w:ilvl="8" w:tentative="1">
+      <w:start w:val="1"/>
+      <w:numFmt w:val="bullet"/>
+      <w:lvlText w:val=""/>
+      <w:lvlJc w:val="left"/>
+      <w:pPr>
+        <w:tabs>
+          <w:tab w:val="num" w:pos="6480"/>
+        </w:tabs>
+        <w:ind w:left="6480" w:hanging="360"/>
+      </w:pPr>
+      <w:rPr>
+        <w:rFonts w:ascii="Wingdings" w:hAnsi="Wingdings" w:hint="default"/>
+        <w:sz w:val="20"/>
+      </w:rPr>
+    </w:lvl>
+  </w:abstractNum>
+  <w:abstractNum w:abstractNumId="25" w15:restartNumberingAfterBreak="0">
+    <w:nsid w:val="45964C1A"/>
+    <w:multiLevelType w:val="multilevel"/>
+    <w:tmpl w:val="6D523E88"/>
+    <w:lvl w:ilvl="0">
+      <w:start w:val="1"/>
+      <w:numFmt w:val="bullet"/>
+      <w:lvlText w:val=""/>
+      <w:lvlJc w:val="left"/>
+      <w:pPr>
+        <w:tabs>
+          <w:tab w:val="num" w:pos="720"/>
+        </w:tabs>
+        <w:ind w:left="720" w:hanging="360"/>
+      </w:pPr>
+      <w:rPr>
+        <w:rFonts w:ascii="Symbol" w:hAnsi="Symbol" w:hint="default"/>
+        <w:sz w:val="20"/>
+      </w:rPr>
+    </w:lvl>
+    <w:lvl w:ilvl="1" w:tentative="1">
+      <w:start w:val="1"/>
+      <w:numFmt w:val="bullet"/>
+      <w:lvlText w:val="o"/>
+      <w:lvlJc w:val="left"/>
+      <w:pPr>
+        <w:tabs>
+          <w:tab w:val="num" w:pos="1440"/>
+        </w:tabs>
+        <w:ind w:left="1440" w:hanging="360"/>
+      </w:pPr>
+      <w:rPr>
+        <w:rFonts w:ascii="Courier New" w:hAnsi="Courier New" w:hint="default"/>
+        <w:sz w:val="20"/>
+      </w:rPr>
+    </w:lvl>
+    <w:lvl w:ilvl="2" w:tentative="1">
+      <w:start w:val="1"/>
+      <w:numFmt w:val="bullet"/>
+      <w:lvlText w:val=""/>
+      <w:lvlJc w:val="left"/>
+      <w:pPr>
+        <w:tabs>
+          <w:tab w:val="num" w:pos="2160"/>
+        </w:tabs>
+        <w:ind w:left="2160" w:hanging="360"/>
+      </w:pPr>
+      <w:rPr>
+        <w:rFonts w:ascii="Wingdings" w:hAnsi="Wingdings" w:hint="default"/>
+        <w:sz w:val="20"/>
+      </w:rPr>
+    </w:lvl>
+    <w:lvl w:ilvl="3" w:tentative="1">
+      <w:start w:val="1"/>
+      <w:numFmt w:val="bullet"/>
+      <w:lvlText w:val=""/>
+      <w:lvlJc w:val="left"/>
+      <w:pPr>
+        <w:tabs>
+          <w:tab w:val="num" w:pos="2880"/>
+        </w:tabs>
+        <w:ind w:left="2880" w:hanging="360"/>
+      </w:pPr>
+      <w:rPr>
+        <w:rFonts w:ascii="Wingdings" w:hAnsi="Wingdings" w:hint="default"/>
+        <w:sz w:val="20"/>
+      </w:rPr>
+    </w:lvl>
+    <w:lvl w:ilvl="4" w:tentative="1">
+      <w:start w:val="1"/>
+      <w:numFmt w:val="bullet"/>
+      <w:lvlText w:val=""/>
+      <w:lvlJc w:val="left"/>
+      <w:pPr>
+        <w:tabs>
+          <w:tab w:val="num" w:pos="3600"/>
+        </w:tabs>
+        <w:ind w:left="3600" w:hanging="360"/>
+      </w:pPr>
+      <w:rPr>
+        <w:rFonts w:ascii="Wingdings" w:hAnsi="Wingdings" w:hint="default"/>
+        <w:sz w:val="20"/>
+      </w:rPr>
+    </w:lvl>
+    <w:lvl w:ilvl="5" w:tentative="1">
+      <w:start w:val="1"/>
+      <w:numFmt w:val="bullet"/>
+      <w:lvlText w:val=""/>
+      <w:lvlJc w:val="left"/>
+      <w:pPr>
+        <w:tabs>
+          <w:tab w:val="num" w:pos="4320"/>
+        </w:tabs>
+        <w:ind w:left="4320" w:hanging="360"/>
+      </w:pPr>
+      <w:rPr>
+        <w:rFonts w:ascii="Wingdings" w:hAnsi="Wingdings" w:hint="default"/>
+        <w:sz w:val="20"/>
+      </w:rPr>
+    </w:lvl>
+    <w:lvl w:ilvl="6" w:tentative="1">
+      <w:start w:val="1"/>
+      <w:numFmt w:val="bullet"/>
+      <w:lvlText w:val=""/>
+      <w:lvlJc w:val="left"/>
+      <w:pPr>
+        <w:tabs>
+          <w:tab w:val="num" w:pos="5040"/>
+        </w:tabs>
+        <w:ind w:left="5040" w:hanging="360"/>
+      </w:pPr>
+      <w:rPr>
+        <w:rFonts w:ascii="Wingdings" w:hAnsi="Wingdings" w:hint="default"/>
+        <w:sz w:val="20"/>
+      </w:rPr>
+    </w:lvl>
+    <w:lvl w:ilvl="7" w:tentative="1">
+      <w:start w:val="1"/>
+      <w:numFmt w:val="bullet"/>
+      <w:lvlText w:val=""/>
+      <w:lvlJc w:val="left"/>
+      <w:pPr>
+        <w:tabs>
+          <w:tab w:val="num" w:pos="5760"/>
+        </w:tabs>
+        <w:ind w:left="5760" w:hanging="360"/>
+      </w:pPr>
+      <w:rPr>
+        <w:rFonts w:ascii="Wingdings" w:hAnsi="Wingdings" w:hint="default"/>
+        <w:sz w:val="20"/>
+      </w:rPr>
+    </w:lvl>
+    <w:lvl w:ilvl="8" w:tentative="1">
+      <w:start w:val="1"/>
+      <w:numFmt w:val="bullet"/>
+      <w:lvlText w:val=""/>
+      <w:lvlJc w:val="left"/>
+      <w:pPr>
+        <w:tabs>
+          <w:tab w:val="num" w:pos="6480"/>
+        </w:tabs>
+        <w:ind w:left="6480" w:hanging="360"/>
+      </w:pPr>
+      <w:rPr>
+        <w:rFonts w:ascii="Wingdings" w:hAnsi="Wingdings" w:hint="default"/>
+        <w:sz w:val="20"/>
+      </w:rPr>
+    </w:lvl>
+  </w:abstractNum>
+  <w:abstractNum w:abstractNumId="26" w15:restartNumberingAfterBreak="0">
     <w:nsid w:val="46A446FC"/>
     <w:multiLevelType w:val="hybridMultilevel"/>
     <w:tmpl w:val="CBD41A84"/>
@@ -16646,7 +21619,7 @@
       </w:rPr>
     </w:lvl>
   </w:abstractNum>
-  <w:abstractNum w:abstractNumId="15" w15:restartNumberingAfterBreak="0">
+  <w:abstractNum w:abstractNumId="27" w15:restartNumberingAfterBreak="0">
     <w:nsid w:val="46A45796"/>
     <w:multiLevelType w:val="hybridMultilevel"/>
     <w:tmpl w:val="C90C46E4"/>
@@ -16759,7 +21732,7 @@
       </w:pPr>
     </w:lvl>
   </w:abstractNum>
-  <w:abstractNum w:abstractNumId="16" w15:restartNumberingAfterBreak="0">
+  <w:abstractNum w:abstractNumId="28" w15:restartNumberingAfterBreak="0">
     <w:nsid w:val="48510D7B"/>
     <w:multiLevelType w:val="hybridMultilevel"/>
     <w:tmpl w:val="9B34A15C"/>
@@ -16872,7 +21845,305 @@
       </w:rPr>
     </w:lvl>
   </w:abstractNum>
-  <w:abstractNum w:abstractNumId="17" w15:restartNumberingAfterBreak="0">
+  <w:abstractNum w:abstractNumId="29" w15:restartNumberingAfterBreak="0">
+    <w:nsid w:val="4CB620FE"/>
+    <w:multiLevelType w:val="multilevel"/>
+    <w:tmpl w:val="C2E8F6E8"/>
+    <w:lvl w:ilvl="0">
+      <w:start w:val="1"/>
+      <w:numFmt w:val="bullet"/>
+      <w:lvlText w:val=""/>
+      <w:lvlJc w:val="left"/>
+      <w:pPr>
+        <w:tabs>
+          <w:tab w:val="num" w:pos="720"/>
+        </w:tabs>
+        <w:ind w:left="720" w:hanging="360"/>
+      </w:pPr>
+      <w:rPr>
+        <w:rFonts w:ascii="Symbol" w:hAnsi="Symbol" w:hint="default"/>
+        <w:sz w:val="20"/>
+      </w:rPr>
+    </w:lvl>
+    <w:lvl w:ilvl="1">
+      <w:start w:val="1"/>
+      <w:numFmt w:val="bullet"/>
+      <w:lvlText w:val="o"/>
+      <w:lvlJc w:val="left"/>
+      <w:pPr>
+        <w:tabs>
+          <w:tab w:val="num" w:pos="1440"/>
+        </w:tabs>
+        <w:ind w:left="1440" w:hanging="360"/>
+      </w:pPr>
+      <w:rPr>
+        <w:rFonts w:ascii="Courier New" w:hAnsi="Courier New" w:hint="default"/>
+        <w:sz w:val="20"/>
+      </w:rPr>
+    </w:lvl>
+    <w:lvl w:ilvl="2" w:tentative="1">
+      <w:start w:val="1"/>
+      <w:numFmt w:val="bullet"/>
+      <w:lvlText w:val=""/>
+      <w:lvlJc w:val="left"/>
+      <w:pPr>
+        <w:tabs>
+          <w:tab w:val="num" w:pos="2160"/>
+        </w:tabs>
+        <w:ind w:left="2160" w:hanging="360"/>
+      </w:pPr>
+      <w:rPr>
+        <w:rFonts w:ascii="Wingdings" w:hAnsi="Wingdings" w:hint="default"/>
+        <w:sz w:val="20"/>
+      </w:rPr>
+    </w:lvl>
+    <w:lvl w:ilvl="3" w:tentative="1">
+      <w:start w:val="1"/>
+      <w:numFmt w:val="bullet"/>
+      <w:lvlText w:val=""/>
+      <w:lvlJc w:val="left"/>
+      <w:pPr>
+        <w:tabs>
+          <w:tab w:val="num" w:pos="2880"/>
+        </w:tabs>
+        <w:ind w:left="2880" w:hanging="360"/>
+      </w:pPr>
+      <w:rPr>
+        <w:rFonts w:ascii="Wingdings" w:hAnsi="Wingdings" w:hint="default"/>
+        <w:sz w:val="20"/>
+      </w:rPr>
+    </w:lvl>
+    <w:lvl w:ilvl="4" w:tentative="1">
+      <w:start w:val="1"/>
+      <w:numFmt w:val="bullet"/>
+      <w:lvlText w:val=""/>
+      <w:lvlJc w:val="left"/>
+      <w:pPr>
+        <w:tabs>
+          <w:tab w:val="num" w:pos="3600"/>
+        </w:tabs>
+        <w:ind w:left="3600" w:hanging="360"/>
+      </w:pPr>
+      <w:rPr>
+        <w:rFonts w:ascii="Wingdings" w:hAnsi="Wingdings" w:hint="default"/>
+        <w:sz w:val="20"/>
+      </w:rPr>
+    </w:lvl>
+    <w:lvl w:ilvl="5" w:tentative="1">
+      <w:start w:val="1"/>
+      <w:numFmt w:val="bullet"/>
+      <w:lvlText w:val=""/>
+      <w:lvlJc w:val="left"/>
+      <w:pPr>
+        <w:tabs>
+          <w:tab w:val="num" w:pos="4320"/>
+        </w:tabs>
+        <w:ind w:left="4320" w:hanging="360"/>
+      </w:pPr>
+      <w:rPr>
+        <w:rFonts w:ascii="Wingdings" w:hAnsi="Wingdings" w:hint="default"/>
+        <w:sz w:val="20"/>
+      </w:rPr>
+    </w:lvl>
+    <w:lvl w:ilvl="6" w:tentative="1">
+      <w:start w:val="1"/>
+      <w:numFmt w:val="bullet"/>
+      <w:lvlText w:val=""/>
+      <w:lvlJc w:val="left"/>
+      <w:pPr>
+        <w:tabs>
+          <w:tab w:val="num" w:pos="5040"/>
+        </w:tabs>
+        <w:ind w:left="5040" w:hanging="360"/>
+      </w:pPr>
+      <w:rPr>
+        <w:rFonts w:ascii="Wingdings" w:hAnsi="Wingdings" w:hint="default"/>
+        <w:sz w:val="20"/>
+      </w:rPr>
+    </w:lvl>
+    <w:lvl w:ilvl="7" w:tentative="1">
+      <w:start w:val="1"/>
+      <w:numFmt w:val="bullet"/>
+      <w:lvlText w:val=""/>
+      <w:lvlJc w:val="left"/>
+      <w:pPr>
+        <w:tabs>
+          <w:tab w:val="num" w:pos="5760"/>
+        </w:tabs>
+        <w:ind w:left="5760" w:hanging="360"/>
+      </w:pPr>
+      <w:rPr>
+        <w:rFonts w:ascii="Wingdings" w:hAnsi="Wingdings" w:hint="default"/>
+        <w:sz w:val="20"/>
+      </w:rPr>
+    </w:lvl>
+    <w:lvl w:ilvl="8" w:tentative="1">
+      <w:start w:val="1"/>
+      <w:numFmt w:val="bullet"/>
+      <w:lvlText w:val=""/>
+      <w:lvlJc w:val="left"/>
+      <w:pPr>
+        <w:tabs>
+          <w:tab w:val="num" w:pos="6480"/>
+        </w:tabs>
+        <w:ind w:left="6480" w:hanging="360"/>
+      </w:pPr>
+      <w:rPr>
+        <w:rFonts w:ascii="Wingdings" w:hAnsi="Wingdings" w:hint="default"/>
+        <w:sz w:val="20"/>
+      </w:rPr>
+    </w:lvl>
+  </w:abstractNum>
+  <w:abstractNum w:abstractNumId="30" w15:restartNumberingAfterBreak="0">
+    <w:nsid w:val="4DF872F2"/>
+    <w:multiLevelType w:val="multilevel"/>
+    <w:tmpl w:val="21948582"/>
+    <w:lvl w:ilvl="0">
+      <w:start w:val="1"/>
+      <w:numFmt w:val="bullet"/>
+      <w:lvlText w:val=""/>
+      <w:lvlJc w:val="left"/>
+      <w:pPr>
+        <w:tabs>
+          <w:tab w:val="num" w:pos="720"/>
+        </w:tabs>
+        <w:ind w:left="720" w:hanging="360"/>
+      </w:pPr>
+      <w:rPr>
+        <w:rFonts w:ascii="Symbol" w:hAnsi="Symbol" w:hint="default"/>
+        <w:sz w:val="20"/>
+      </w:rPr>
+    </w:lvl>
+    <w:lvl w:ilvl="1" w:tentative="1">
+      <w:start w:val="1"/>
+      <w:numFmt w:val="bullet"/>
+      <w:lvlText w:val="o"/>
+      <w:lvlJc w:val="left"/>
+      <w:pPr>
+        <w:tabs>
+          <w:tab w:val="num" w:pos="1440"/>
+        </w:tabs>
+        <w:ind w:left="1440" w:hanging="360"/>
+      </w:pPr>
+      <w:rPr>
+        <w:rFonts w:ascii="Courier New" w:hAnsi="Courier New" w:hint="default"/>
+        <w:sz w:val="20"/>
+      </w:rPr>
+    </w:lvl>
+    <w:lvl w:ilvl="2" w:tentative="1">
+      <w:start w:val="1"/>
+      <w:numFmt w:val="bullet"/>
+      <w:lvlText w:val=""/>
+      <w:lvlJc w:val="left"/>
+      <w:pPr>
+        <w:tabs>
+          <w:tab w:val="num" w:pos="2160"/>
+        </w:tabs>
+        <w:ind w:left="2160" w:hanging="360"/>
+      </w:pPr>
+      <w:rPr>
+        <w:rFonts w:ascii="Wingdings" w:hAnsi="Wingdings" w:hint="default"/>
+        <w:sz w:val="20"/>
+      </w:rPr>
+    </w:lvl>
+    <w:lvl w:ilvl="3" w:tentative="1">
+      <w:start w:val="1"/>
+      <w:numFmt w:val="bullet"/>
+      <w:lvlText w:val=""/>
+      <w:lvlJc w:val="left"/>
+      <w:pPr>
+        <w:tabs>
+          <w:tab w:val="num" w:pos="2880"/>
+        </w:tabs>
+        <w:ind w:left="2880" w:hanging="360"/>
+      </w:pPr>
+      <w:rPr>
+        <w:rFonts w:ascii="Wingdings" w:hAnsi="Wingdings" w:hint="default"/>
+        <w:sz w:val="20"/>
+      </w:rPr>
+    </w:lvl>
+    <w:lvl w:ilvl="4" w:tentative="1">
+      <w:start w:val="1"/>
+      <w:numFmt w:val="bullet"/>
+      <w:lvlText w:val=""/>
+      <w:lvlJc w:val="left"/>
+      <w:pPr>
+        <w:tabs>
+          <w:tab w:val="num" w:pos="3600"/>
+        </w:tabs>
+        <w:ind w:left="3600" w:hanging="360"/>
+      </w:pPr>
+      <w:rPr>
+        <w:rFonts w:ascii="Wingdings" w:hAnsi="Wingdings" w:hint="default"/>
+        <w:sz w:val="20"/>
+      </w:rPr>
+    </w:lvl>
+    <w:lvl w:ilvl="5" w:tentative="1">
+      <w:start w:val="1"/>
+      <w:numFmt w:val="bullet"/>
+      <w:lvlText w:val=""/>
+      <w:lvlJc w:val="left"/>
+      <w:pPr>
+        <w:tabs>
+          <w:tab w:val="num" w:pos="4320"/>
+        </w:tabs>
+        <w:ind w:left="4320" w:hanging="360"/>
+      </w:pPr>
+      <w:rPr>
+        <w:rFonts w:ascii="Wingdings" w:hAnsi="Wingdings" w:hint="default"/>
+        <w:sz w:val="20"/>
+      </w:rPr>
+    </w:lvl>
+    <w:lvl w:ilvl="6" w:tentative="1">
+      <w:start w:val="1"/>
+      <w:numFmt w:val="bullet"/>
+      <w:lvlText w:val=""/>
+      <w:lvlJc w:val="left"/>
+      <w:pPr>
+        <w:tabs>
+          <w:tab w:val="num" w:pos="5040"/>
+        </w:tabs>
+        <w:ind w:left="5040" w:hanging="360"/>
+      </w:pPr>
+      <w:rPr>
+        <w:rFonts w:ascii="Wingdings" w:hAnsi="Wingdings" w:hint="default"/>
+        <w:sz w:val="20"/>
+      </w:rPr>
+    </w:lvl>
+    <w:lvl w:ilvl="7" w:tentative="1">
+      <w:start w:val="1"/>
+      <w:numFmt w:val="bullet"/>
+      <w:lvlText w:val=""/>
+      <w:lvlJc w:val="left"/>
+      <w:pPr>
+        <w:tabs>
+          <w:tab w:val="num" w:pos="5760"/>
+        </w:tabs>
+        <w:ind w:left="5760" w:hanging="360"/>
+      </w:pPr>
+      <w:rPr>
+        <w:rFonts w:ascii="Wingdings" w:hAnsi="Wingdings" w:hint="default"/>
+        <w:sz w:val="20"/>
+      </w:rPr>
+    </w:lvl>
+    <w:lvl w:ilvl="8" w:tentative="1">
+      <w:start w:val="1"/>
+      <w:numFmt w:val="bullet"/>
+      <w:lvlText w:val=""/>
+      <w:lvlJc w:val="left"/>
+      <w:pPr>
+        <w:tabs>
+          <w:tab w:val="num" w:pos="6480"/>
+        </w:tabs>
+        <w:ind w:left="6480" w:hanging="360"/>
+      </w:pPr>
+      <w:rPr>
+        <w:rFonts w:ascii="Wingdings" w:hAnsi="Wingdings" w:hint="default"/>
+        <w:sz w:val="20"/>
+      </w:rPr>
+    </w:lvl>
+  </w:abstractNum>
+  <w:abstractNum w:abstractNumId="31" w15:restartNumberingAfterBreak="0">
     <w:nsid w:val="518E6EE9"/>
     <w:multiLevelType w:val="hybridMultilevel"/>
     <w:tmpl w:val="528C1740"/>
@@ -16985,7 +22256,7 @@
       </w:rPr>
     </w:lvl>
   </w:abstractNum>
-  <w:abstractNum w:abstractNumId="18" w15:restartNumberingAfterBreak="0">
+  <w:abstractNum w:abstractNumId="32" w15:restartNumberingAfterBreak="0">
     <w:nsid w:val="52AC5BEE"/>
     <w:multiLevelType w:val="hybridMultilevel"/>
     <w:tmpl w:val="CA90A79A"/>
@@ -17099,7 +22370,7 @@
       </w:rPr>
     </w:lvl>
   </w:abstractNum>
-  <w:abstractNum w:abstractNumId="19" w15:restartNumberingAfterBreak="0">
+  <w:abstractNum w:abstractNumId="33" w15:restartNumberingAfterBreak="0">
     <w:nsid w:val="55696758"/>
     <w:multiLevelType w:val="hybridMultilevel"/>
     <w:tmpl w:val="C0EEE8A6"/>
@@ -17212,7 +22483,156 @@
       </w:rPr>
     </w:lvl>
   </w:abstractNum>
-  <w:abstractNum w:abstractNumId="20" w15:restartNumberingAfterBreak="0">
+  <w:abstractNum w:abstractNumId="34" w15:restartNumberingAfterBreak="0">
+    <w:nsid w:val="568D3788"/>
+    <w:multiLevelType w:val="multilevel"/>
+    <w:tmpl w:val="11A2B2A0"/>
+    <w:lvl w:ilvl="0">
+      <w:start w:val="1"/>
+      <w:numFmt w:val="bullet"/>
+      <w:lvlText w:val=""/>
+      <w:lvlJc w:val="left"/>
+      <w:pPr>
+        <w:tabs>
+          <w:tab w:val="num" w:pos="720"/>
+        </w:tabs>
+        <w:ind w:left="720" w:hanging="360"/>
+      </w:pPr>
+      <w:rPr>
+        <w:rFonts w:ascii="Symbol" w:hAnsi="Symbol" w:hint="default"/>
+        <w:sz w:val="20"/>
+      </w:rPr>
+    </w:lvl>
+    <w:lvl w:ilvl="1">
+      <w:start w:val="1"/>
+      <w:numFmt w:val="bullet"/>
+      <w:lvlText w:val="o"/>
+      <w:lvlJc w:val="left"/>
+      <w:pPr>
+        <w:tabs>
+          <w:tab w:val="num" w:pos="1440"/>
+        </w:tabs>
+        <w:ind w:left="1440" w:hanging="360"/>
+      </w:pPr>
+      <w:rPr>
+        <w:rFonts w:ascii="Courier New" w:hAnsi="Courier New" w:hint="default"/>
+        <w:sz w:val="20"/>
+      </w:rPr>
+    </w:lvl>
+    <w:lvl w:ilvl="2" w:tentative="1">
+      <w:start w:val="1"/>
+      <w:numFmt w:val="bullet"/>
+      <w:lvlText w:val=""/>
+      <w:lvlJc w:val="left"/>
+      <w:pPr>
+        <w:tabs>
+          <w:tab w:val="num" w:pos="2160"/>
+        </w:tabs>
+        <w:ind w:left="2160" w:hanging="360"/>
+      </w:pPr>
+      <w:rPr>
+        <w:rFonts w:ascii="Wingdings" w:hAnsi="Wingdings" w:hint="default"/>
+        <w:sz w:val="20"/>
+      </w:rPr>
+    </w:lvl>
+    <w:lvl w:ilvl="3" w:tentative="1">
+      <w:start w:val="1"/>
+      <w:numFmt w:val="bullet"/>
+      <w:lvlText w:val=""/>
+      <w:lvlJc w:val="left"/>
+      <w:pPr>
+        <w:tabs>
+          <w:tab w:val="num" w:pos="2880"/>
+        </w:tabs>
+        <w:ind w:left="2880" w:hanging="360"/>
+      </w:pPr>
+      <w:rPr>
+        <w:rFonts w:ascii="Wingdings" w:hAnsi="Wingdings" w:hint="default"/>
+        <w:sz w:val="20"/>
+      </w:rPr>
+    </w:lvl>
+    <w:lvl w:ilvl="4" w:tentative="1">
+      <w:start w:val="1"/>
+      <w:numFmt w:val="bullet"/>
+      <w:lvlText w:val=""/>
+      <w:lvlJc w:val="left"/>
+      <w:pPr>
+        <w:tabs>
+          <w:tab w:val="num" w:pos="3600"/>
+        </w:tabs>
+        <w:ind w:left="3600" w:hanging="360"/>
+      </w:pPr>
+      <w:rPr>
+        <w:rFonts w:ascii="Wingdings" w:hAnsi="Wingdings" w:hint="default"/>
+        <w:sz w:val="20"/>
+      </w:rPr>
+    </w:lvl>
+    <w:lvl w:ilvl="5" w:tentative="1">
+      <w:start w:val="1"/>
+      <w:numFmt w:val="bullet"/>
+      <w:lvlText w:val=""/>
+      <w:lvlJc w:val="left"/>
+      <w:pPr>
+        <w:tabs>
+          <w:tab w:val="num" w:pos="4320"/>
+        </w:tabs>
+        <w:ind w:left="4320" w:hanging="360"/>
+      </w:pPr>
+      <w:rPr>
+        <w:rFonts w:ascii="Wingdings" w:hAnsi="Wingdings" w:hint="default"/>
+        <w:sz w:val="20"/>
+      </w:rPr>
+    </w:lvl>
+    <w:lvl w:ilvl="6" w:tentative="1">
+      <w:start w:val="1"/>
+      <w:numFmt w:val="bullet"/>
+      <w:lvlText w:val=""/>
+      <w:lvlJc w:val="left"/>
+      <w:pPr>
+        <w:tabs>
+          <w:tab w:val="num" w:pos="5040"/>
+        </w:tabs>
+        <w:ind w:left="5040" w:hanging="360"/>
+      </w:pPr>
+      <w:rPr>
+        <w:rFonts w:ascii="Wingdings" w:hAnsi="Wingdings" w:hint="default"/>
+        <w:sz w:val="20"/>
+      </w:rPr>
+    </w:lvl>
+    <w:lvl w:ilvl="7" w:tentative="1">
+      <w:start w:val="1"/>
+      <w:numFmt w:val="bullet"/>
+      <w:lvlText w:val=""/>
+      <w:lvlJc w:val="left"/>
+      <w:pPr>
+        <w:tabs>
+          <w:tab w:val="num" w:pos="5760"/>
+        </w:tabs>
+        <w:ind w:left="5760" w:hanging="360"/>
+      </w:pPr>
+      <w:rPr>
+        <w:rFonts w:ascii="Wingdings" w:hAnsi="Wingdings" w:hint="default"/>
+        <w:sz w:val="20"/>
+      </w:rPr>
+    </w:lvl>
+    <w:lvl w:ilvl="8" w:tentative="1">
+      <w:start w:val="1"/>
+      <w:numFmt w:val="bullet"/>
+      <w:lvlText w:val=""/>
+      <w:lvlJc w:val="left"/>
+      <w:pPr>
+        <w:tabs>
+          <w:tab w:val="num" w:pos="6480"/>
+        </w:tabs>
+        <w:ind w:left="6480" w:hanging="360"/>
+      </w:pPr>
+      <w:rPr>
+        <w:rFonts w:ascii="Wingdings" w:hAnsi="Wingdings" w:hint="default"/>
+        <w:sz w:val="20"/>
+      </w:rPr>
+    </w:lvl>
+  </w:abstractNum>
+  <w:abstractNum w:abstractNumId="35" w15:restartNumberingAfterBreak="0">
     <w:nsid w:val="57ED599F"/>
     <w:multiLevelType w:val="hybridMultilevel"/>
     <w:tmpl w:val="FBDCD0DE"/>
@@ -17325,7 +22745,156 @@
       </w:rPr>
     </w:lvl>
   </w:abstractNum>
-  <w:abstractNum w:abstractNumId="21" w15:restartNumberingAfterBreak="0">
+  <w:abstractNum w:abstractNumId="36" w15:restartNumberingAfterBreak="0">
+    <w:nsid w:val="5CCF4AD5"/>
+    <w:multiLevelType w:val="multilevel"/>
+    <w:tmpl w:val="1A86F8FA"/>
+    <w:lvl w:ilvl="0">
+      <w:start w:val="1"/>
+      <w:numFmt w:val="bullet"/>
+      <w:lvlText w:val=""/>
+      <w:lvlJc w:val="left"/>
+      <w:pPr>
+        <w:tabs>
+          <w:tab w:val="num" w:pos="720"/>
+        </w:tabs>
+        <w:ind w:left="720" w:hanging="360"/>
+      </w:pPr>
+      <w:rPr>
+        <w:rFonts w:ascii="Symbol" w:hAnsi="Symbol" w:hint="default"/>
+        <w:sz w:val="20"/>
+      </w:rPr>
+    </w:lvl>
+    <w:lvl w:ilvl="1">
+      <w:start w:val="1"/>
+      <w:numFmt w:val="bullet"/>
+      <w:lvlText w:val="o"/>
+      <w:lvlJc w:val="left"/>
+      <w:pPr>
+        <w:tabs>
+          <w:tab w:val="num" w:pos="1440"/>
+        </w:tabs>
+        <w:ind w:left="1440" w:hanging="360"/>
+      </w:pPr>
+      <w:rPr>
+        <w:rFonts w:ascii="Courier New" w:hAnsi="Courier New" w:hint="default"/>
+        <w:sz w:val="20"/>
+      </w:rPr>
+    </w:lvl>
+    <w:lvl w:ilvl="2">
+      <w:start w:val="1"/>
+      <w:numFmt w:val="bullet"/>
+      <w:lvlText w:val=""/>
+      <w:lvlJc w:val="left"/>
+      <w:pPr>
+        <w:tabs>
+          <w:tab w:val="num" w:pos="2160"/>
+        </w:tabs>
+        <w:ind w:left="2160" w:hanging="360"/>
+      </w:pPr>
+      <w:rPr>
+        <w:rFonts w:ascii="Wingdings" w:hAnsi="Wingdings" w:hint="default"/>
+        <w:sz w:val="20"/>
+      </w:rPr>
+    </w:lvl>
+    <w:lvl w:ilvl="3">
+      <w:start w:val="1"/>
+      <w:numFmt w:val="bullet"/>
+      <w:lvlText w:val=""/>
+      <w:lvlJc w:val="left"/>
+      <w:pPr>
+        <w:tabs>
+          <w:tab w:val="num" w:pos="2880"/>
+        </w:tabs>
+        <w:ind w:left="2880" w:hanging="360"/>
+      </w:pPr>
+      <w:rPr>
+        <w:rFonts w:ascii="Wingdings" w:hAnsi="Wingdings" w:hint="default"/>
+        <w:sz w:val="20"/>
+      </w:rPr>
+    </w:lvl>
+    <w:lvl w:ilvl="4" w:tentative="1">
+      <w:start w:val="1"/>
+      <w:numFmt w:val="bullet"/>
+      <w:lvlText w:val=""/>
+      <w:lvlJc w:val="left"/>
+      <w:pPr>
+        <w:tabs>
+          <w:tab w:val="num" w:pos="3600"/>
+        </w:tabs>
+        <w:ind w:left="3600" w:hanging="360"/>
+      </w:pPr>
+      <w:rPr>
+        <w:rFonts w:ascii="Wingdings" w:hAnsi="Wingdings" w:hint="default"/>
+        <w:sz w:val="20"/>
+      </w:rPr>
+    </w:lvl>
+    <w:lvl w:ilvl="5" w:tentative="1">
+      <w:start w:val="1"/>
+      <w:numFmt w:val="bullet"/>
+      <w:lvlText w:val=""/>
+      <w:lvlJc w:val="left"/>
+      <w:pPr>
+        <w:tabs>
+          <w:tab w:val="num" w:pos="4320"/>
+        </w:tabs>
+        <w:ind w:left="4320" w:hanging="360"/>
+      </w:pPr>
+      <w:rPr>
+        <w:rFonts w:ascii="Wingdings" w:hAnsi="Wingdings" w:hint="default"/>
+        <w:sz w:val="20"/>
+      </w:rPr>
+    </w:lvl>
+    <w:lvl w:ilvl="6" w:tentative="1">
+      <w:start w:val="1"/>
+      <w:numFmt w:val="bullet"/>
+      <w:lvlText w:val=""/>
+      <w:lvlJc w:val="left"/>
+      <w:pPr>
+        <w:tabs>
+          <w:tab w:val="num" w:pos="5040"/>
+        </w:tabs>
+        <w:ind w:left="5040" w:hanging="360"/>
+      </w:pPr>
+      <w:rPr>
+        <w:rFonts w:ascii="Wingdings" w:hAnsi="Wingdings" w:hint="default"/>
+        <w:sz w:val="20"/>
+      </w:rPr>
+    </w:lvl>
+    <w:lvl w:ilvl="7" w:tentative="1">
+      <w:start w:val="1"/>
+      <w:numFmt w:val="bullet"/>
+      <w:lvlText w:val=""/>
+      <w:lvlJc w:val="left"/>
+      <w:pPr>
+        <w:tabs>
+          <w:tab w:val="num" w:pos="5760"/>
+        </w:tabs>
+        <w:ind w:left="5760" w:hanging="360"/>
+      </w:pPr>
+      <w:rPr>
+        <w:rFonts w:ascii="Wingdings" w:hAnsi="Wingdings" w:hint="default"/>
+        <w:sz w:val="20"/>
+      </w:rPr>
+    </w:lvl>
+    <w:lvl w:ilvl="8" w:tentative="1">
+      <w:start w:val="1"/>
+      <w:numFmt w:val="bullet"/>
+      <w:lvlText w:val=""/>
+      <w:lvlJc w:val="left"/>
+      <w:pPr>
+        <w:tabs>
+          <w:tab w:val="num" w:pos="6480"/>
+        </w:tabs>
+        <w:ind w:left="6480" w:hanging="360"/>
+      </w:pPr>
+      <w:rPr>
+        <w:rFonts w:ascii="Wingdings" w:hAnsi="Wingdings" w:hint="default"/>
+        <w:sz w:val="20"/>
+      </w:rPr>
+    </w:lvl>
+  </w:abstractNum>
+  <w:abstractNum w:abstractNumId="37" w15:restartNumberingAfterBreak="0">
     <w:nsid w:val="5F690015"/>
     <w:multiLevelType w:val="hybridMultilevel"/>
     <w:tmpl w:val="31AA9B2E"/>
@@ -17414,7 +22983,156 @@
       </w:pPr>
     </w:lvl>
   </w:abstractNum>
-  <w:abstractNum w:abstractNumId="22" w15:restartNumberingAfterBreak="0">
+  <w:abstractNum w:abstractNumId="38" w15:restartNumberingAfterBreak="0">
+    <w:nsid w:val="5FBC05CB"/>
+    <w:multiLevelType w:val="multilevel"/>
+    <w:tmpl w:val="CEF89CA0"/>
+    <w:lvl w:ilvl="0">
+      <w:start w:val="1"/>
+      <w:numFmt w:val="bullet"/>
+      <w:lvlText w:val=""/>
+      <w:lvlJc w:val="left"/>
+      <w:pPr>
+        <w:tabs>
+          <w:tab w:val="num" w:pos="720"/>
+        </w:tabs>
+        <w:ind w:left="720" w:hanging="360"/>
+      </w:pPr>
+      <w:rPr>
+        <w:rFonts w:ascii="Symbol" w:hAnsi="Symbol" w:hint="default"/>
+        <w:sz w:val="20"/>
+      </w:rPr>
+    </w:lvl>
+    <w:lvl w:ilvl="1" w:tentative="1">
+      <w:start w:val="1"/>
+      <w:numFmt w:val="bullet"/>
+      <w:lvlText w:val="o"/>
+      <w:lvlJc w:val="left"/>
+      <w:pPr>
+        <w:tabs>
+          <w:tab w:val="num" w:pos="1440"/>
+        </w:tabs>
+        <w:ind w:left="1440" w:hanging="360"/>
+      </w:pPr>
+      <w:rPr>
+        <w:rFonts w:ascii="Courier New" w:hAnsi="Courier New" w:hint="default"/>
+        <w:sz w:val="20"/>
+      </w:rPr>
+    </w:lvl>
+    <w:lvl w:ilvl="2" w:tentative="1">
+      <w:start w:val="1"/>
+      <w:numFmt w:val="bullet"/>
+      <w:lvlText w:val=""/>
+      <w:lvlJc w:val="left"/>
+      <w:pPr>
+        <w:tabs>
+          <w:tab w:val="num" w:pos="2160"/>
+        </w:tabs>
+        <w:ind w:left="2160" w:hanging="360"/>
+      </w:pPr>
+      <w:rPr>
+        <w:rFonts w:ascii="Wingdings" w:hAnsi="Wingdings" w:hint="default"/>
+        <w:sz w:val="20"/>
+      </w:rPr>
+    </w:lvl>
+    <w:lvl w:ilvl="3" w:tentative="1">
+      <w:start w:val="1"/>
+      <w:numFmt w:val="bullet"/>
+      <w:lvlText w:val=""/>
+      <w:lvlJc w:val="left"/>
+      <w:pPr>
+        <w:tabs>
+          <w:tab w:val="num" w:pos="2880"/>
+        </w:tabs>
+        <w:ind w:left="2880" w:hanging="360"/>
+      </w:pPr>
+      <w:rPr>
+        <w:rFonts w:ascii="Wingdings" w:hAnsi="Wingdings" w:hint="default"/>
+        <w:sz w:val="20"/>
+      </w:rPr>
+    </w:lvl>
+    <w:lvl w:ilvl="4" w:tentative="1">
+      <w:start w:val="1"/>
+      <w:numFmt w:val="bullet"/>
+      <w:lvlText w:val=""/>
+      <w:lvlJc w:val="left"/>
+      <w:pPr>
+        <w:tabs>
+          <w:tab w:val="num" w:pos="3600"/>
+        </w:tabs>
+        <w:ind w:left="3600" w:hanging="360"/>
+      </w:pPr>
+      <w:rPr>
+        <w:rFonts w:ascii="Wingdings" w:hAnsi="Wingdings" w:hint="default"/>
+        <w:sz w:val="20"/>
+      </w:rPr>
+    </w:lvl>
+    <w:lvl w:ilvl="5" w:tentative="1">
+      <w:start w:val="1"/>
+      <w:numFmt w:val="bullet"/>
+      <w:lvlText w:val=""/>
+      <w:lvlJc w:val="left"/>
+      <w:pPr>
+        <w:tabs>
+          <w:tab w:val="num" w:pos="4320"/>
+        </w:tabs>
+        <w:ind w:left="4320" w:hanging="360"/>
+      </w:pPr>
+      <w:rPr>
+        <w:rFonts w:ascii="Wingdings" w:hAnsi="Wingdings" w:hint="default"/>
+        <w:sz w:val="20"/>
+      </w:rPr>
+    </w:lvl>
+    <w:lvl w:ilvl="6" w:tentative="1">
+      <w:start w:val="1"/>
+      <w:numFmt w:val="bullet"/>
+      <w:lvlText w:val=""/>
+      <w:lvlJc w:val="left"/>
+      <w:pPr>
+        <w:tabs>
+          <w:tab w:val="num" w:pos="5040"/>
+        </w:tabs>
+        <w:ind w:left="5040" w:hanging="360"/>
+      </w:pPr>
+      <w:rPr>
+        <w:rFonts w:ascii="Wingdings" w:hAnsi="Wingdings" w:hint="default"/>
+        <w:sz w:val="20"/>
+      </w:rPr>
+    </w:lvl>
+    <w:lvl w:ilvl="7" w:tentative="1">
+      <w:start w:val="1"/>
+      <w:numFmt w:val="bullet"/>
+      <w:lvlText w:val=""/>
+      <w:lvlJc w:val="left"/>
+      <w:pPr>
+        <w:tabs>
+          <w:tab w:val="num" w:pos="5760"/>
+        </w:tabs>
+        <w:ind w:left="5760" w:hanging="360"/>
+      </w:pPr>
+      <w:rPr>
+        <w:rFonts w:ascii="Wingdings" w:hAnsi="Wingdings" w:hint="default"/>
+        <w:sz w:val="20"/>
+      </w:rPr>
+    </w:lvl>
+    <w:lvl w:ilvl="8" w:tentative="1">
+      <w:start w:val="1"/>
+      <w:numFmt w:val="bullet"/>
+      <w:lvlText w:val=""/>
+      <w:lvlJc w:val="left"/>
+      <w:pPr>
+        <w:tabs>
+          <w:tab w:val="num" w:pos="6480"/>
+        </w:tabs>
+        <w:ind w:left="6480" w:hanging="360"/>
+      </w:pPr>
+      <w:rPr>
+        <w:rFonts w:ascii="Wingdings" w:hAnsi="Wingdings" w:hint="default"/>
+        <w:sz w:val="20"/>
+      </w:rPr>
+    </w:lvl>
+  </w:abstractNum>
+  <w:abstractNum w:abstractNumId="39" w15:restartNumberingAfterBreak="0">
     <w:nsid w:val="6174587F"/>
     <w:multiLevelType w:val="hybridMultilevel"/>
     <w:tmpl w:val="981AB4CC"/>
@@ -17527,7 +23245,156 @@
       </w:pPr>
     </w:lvl>
   </w:abstractNum>
-  <w:abstractNum w:abstractNumId="23" w15:restartNumberingAfterBreak="0">
+  <w:abstractNum w:abstractNumId="40" w15:restartNumberingAfterBreak="0">
+    <w:nsid w:val="62534D79"/>
+    <w:multiLevelType w:val="multilevel"/>
+    <w:tmpl w:val="D9A896EC"/>
+    <w:lvl w:ilvl="0">
+      <w:start w:val="1"/>
+      <w:numFmt w:val="bullet"/>
+      <w:lvlText w:val=""/>
+      <w:lvlJc w:val="left"/>
+      <w:pPr>
+        <w:tabs>
+          <w:tab w:val="num" w:pos="720"/>
+        </w:tabs>
+        <w:ind w:left="720" w:hanging="360"/>
+      </w:pPr>
+      <w:rPr>
+        <w:rFonts w:ascii="Symbol" w:hAnsi="Symbol" w:hint="default"/>
+        <w:sz w:val="20"/>
+      </w:rPr>
+    </w:lvl>
+    <w:lvl w:ilvl="1" w:tentative="1">
+      <w:start w:val="1"/>
+      <w:numFmt w:val="bullet"/>
+      <w:lvlText w:val="o"/>
+      <w:lvlJc w:val="left"/>
+      <w:pPr>
+        <w:tabs>
+          <w:tab w:val="num" w:pos="1440"/>
+        </w:tabs>
+        <w:ind w:left="1440" w:hanging="360"/>
+      </w:pPr>
+      <w:rPr>
+        <w:rFonts w:ascii="Courier New" w:hAnsi="Courier New" w:hint="default"/>
+        <w:sz w:val="20"/>
+      </w:rPr>
+    </w:lvl>
+    <w:lvl w:ilvl="2" w:tentative="1">
+      <w:start w:val="1"/>
+      <w:numFmt w:val="bullet"/>
+      <w:lvlText w:val=""/>
+      <w:lvlJc w:val="left"/>
+      <w:pPr>
+        <w:tabs>
+          <w:tab w:val="num" w:pos="2160"/>
+        </w:tabs>
+        <w:ind w:left="2160" w:hanging="360"/>
+      </w:pPr>
+      <w:rPr>
+        <w:rFonts w:ascii="Wingdings" w:hAnsi="Wingdings" w:hint="default"/>
+        <w:sz w:val="20"/>
+      </w:rPr>
+    </w:lvl>
+    <w:lvl w:ilvl="3" w:tentative="1">
+      <w:start w:val="1"/>
+      <w:numFmt w:val="bullet"/>
+      <w:lvlText w:val=""/>
+      <w:lvlJc w:val="left"/>
+      <w:pPr>
+        <w:tabs>
+          <w:tab w:val="num" w:pos="2880"/>
+        </w:tabs>
+        <w:ind w:left="2880" w:hanging="360"/>
+      </w:pPr>
+      <w:rPr>
+        <w:rFonts w:ascii="Wingdings" w:hAnsi="Wingdings" w:hint="default"/>
+        <w:sz w:val="20"/>
+      </w:rPr>
+    </w:lvl>
+    <w:lvl w:ilvl="4" w:tentative="1">
+      <w:start w:val="1"/>
+      <w:numFmt w:val="bullet"/>
+      <w:lvlText w:val=""/>
+      <w:lvlJc w:val="left"/>
+      <w:pPr>
+        <w:tabs>
+          <w:tab w:val="num" w:pos="3600"/>
+        </w:tabs>
+        <w:ind w:left="3600" w:hanging="360"/>
+      </w:pPr>
+      <w:rPr>
+        <w:rFonts w:ascii="Wingdings" w:hAnsi="Wingdings" w:hint="default"/>
+        <w:sz w:val="20"/>
+      </w:rPr>
+    </w:lvl>
+    <w:lvl w:ilvl="5" w:tentative="1">
+      <w:start w:val="1"/>
+      <w:numFmt w:val="bullet"/>
+      <w:lvlText w:val=""/>
+      <w:lvlJc w:val="left"/>
+      <w:pPr>
+        <w:tabs>
+          <w:tab w:val="num" w:pos="4320"/>
+        </w:tabs>
+        <w:ind w:left="4320" w:hanging="360"/>
+      </w:pPr>
+      <w:rPr>
+        <w:rFonts w:ascii="Wingdings" w:hAnsi="Wingdings" w:hint="default"/>
+        <w:sz w:val="20"/>
+      </w:rPr>
+    </w:lvl>
+    <w:lvl w:ilvl="6" w:tentative="1">
+      <w:start w:val="1"/>
+      <w:numFmt w:val="bullet"/>
+      <w:lvlText w:val=""/>
+      <w:lvlJc w:val="left"/>
+      <w:pPr>
+        <w:tabs>
+          <w:tab w:val="num" w:pos="5040"/>
+        </w:tabs>
+        <w:ind w:left="5040" w:hanging="360"/>
+      </w:pPr>
+      <w:rPr>
+        <w:rFonts w:ascii="Wingdings" w:hAnsi="Wingdings" w:hint="default"/>
+        <w:sz w:val="20"/>
+      </w:rPr>
+    </w:lvl>
+    <w:lvl w:ilvl="7" w:tentative="1">
+      <w:start w:val="1"/>
+      <w:numFmt w:val="bullet"/>
+      <w:lvlText w:val=""/>
+      <w:lvlJc w:val="left"/>
+      <w:pPr>
+        <w:tabs>
+          <w:tab w:val="num" w:pos="5760"/>
+        </w:tabs>
+        <w:ind w:left="5760" w:hanging="360"/>
+      </w:pPr>
+      <w:rPr>
+        <w:rFonts w:ascii="Wingdings" w:hAnsi="Wingdings" w:hint="default"/>
+        <w:sz w:val="20"/>
+      </w:rPr>
+    </w:lvl>
+    <w:lvl w:ilvl="8" w:tentative="1">
+      <w:start w:val="1"/>
+      <w:numFmt w:val="bullet"/>
+      <w:lvlText w:val=""/>
+      <w:lvlJc w:val="left"/>
+      <w:pPr>
+        <w:tabs>
+          <w:tab w:val="num" w:pos="6480"/>
+        </w:tabs>
+        <w:ind w:left="6480" w:hanging="360"/>
+      </w:pPr>
+      <w:rPr>
+        <w:rFonts w:ascii="Wingdings" w:hAnsi="Wingdings" w:hint="default"/>
+        <w:sz w:val="20"/>
+      </w:rPr>
+    </w:lvl>
+  </w:abstractNum>
+  <w:abstractNum w:abstractNumId="41" w15:restartNumberingAfterBreak="0">
     <w:nsid w:val="640567C2"/>
     <w:multiLevelType w:val="hybridMultilevel"/>
     <w:tmpl w:val="9CBC4B5E"/>
@@ -17613,7 +23480,7 @@
       </w:pPr>
     </w:lvl>
   </w:abstractNum>
-  <w:abstractNum w:abstractNumId="24" w15:restartNumberingAfterBreak="0">
+  <w:abstractNum w:abstractNumId="42" w15:restartNumberingAfterBreak="0">
     <w:nsid w:val="69662B10"/>
     <w:multiLevelType w:val="hybridMultilevel"/>
     <w:tmpl w:val="A2AE915C"/>
@@ -17726,7 +23593,7 @@
       </w:rPr>
     </w:lvl>
   </w:abstractNum>
-  <w:abstractNum w:abstractNumId="25" w15:restartNumberingAfterBreak="0">
+  <w:abstractNum w:abstractNumId="43" w15:restartNumberingAfterBreak="0">
     <w:nsid w:val="6CA1245E"/>
     <w:multiLevelType w:val="hybridMultilevel"/>
     <w:tmpl w:val="EC80B120"/>
@@ -17839,7 +23706,7 @@
       </w:rPr>
     </w:lvl>
   </w:abstractNum>
-  <w:abstractNum w:abstractNumId="26" w15:restartNumberingAfterBreak="0">
+  <w:abstractNum w:abstractNumId="44" w15:restartNumberingAfterBreak="0">
     <w:nsid w:val="72F334ED"/>
     <w:multiLevelType w:val="hybridMultilevel"/>
     <w:tmpl w:val="2D7C6164"/>
@@ -17952,7 +23819,7 @@
       </w:rPr>
     </w:lvl>
   </w:abstractNum>
-  <w:abstractNum w:abstractNumId="27" w15:restartNumberingAfterBreak="0">
+  <w:abstractNum w:abstractNumId="45" w15:restartNumberingAfterBreak="0">
     <w:nsid w:val="7657302C"/>
     <w:multiLevelType w:val="hybridMultilevel"/>
     <w:tmpl w:val="94A62ACE"/>
@@ -18065,7 +23932,7 @@
       </w:rPr>
     </w:lvl>
   </w:abstractNum>
-  <w:abstractNum w:abstractNumId="28" w15:restartNumberingAfterBreak="0">
+  <w:abstractNum w:abstractNumId="46" w15:restartNumberingAfterBreak="0">
     <w:nsid w:val="7CF46B44"/>
     <w:multiLevelType w:val="hybridMultilevel"/>
     <w:tmpl w:val="C3960016"/>
@@ -18178,7 +24045,7 @@
       </w:rPr>
     </w:lvl>
   </w:abstractNum>
-  <w:abstractNum w:abstractNumId="29" w15:restartNumberingAfterBreak="0">
+  <w:abstractNum w:abstractNumId="47" w15:restartNumberingAfterBreak="0">
     <w:nsid w:val="7E2C279A"/>
     <w:multiLevelType w:val="hybridMultilevel"/>
     <w:tmpl w:val="D6120706"/>
@@ -18292,101 +24159,155 @@
     </w:lvl>
   </w:abstractNum>
   <w:num w:numId="1" w16cid:durableId="1260262012">
+    <w:abstractNumId w:val="41"/>
+  </w:num>
+  <w:num w:numId="2" w16cid:durableId="793595831">
+    <w:abstractNumId w:val="1"/>
+  </w:num>
+  <w:num w:numId="3" w16cid:durableId="147551953">
+    <w:abstractNumId w:val="4"/>
+  </w:num>
+  <w:num w:numId="4" w16cid:durableId="55051502">
+    <w:abstractNumId w:val="27"/>
+  </w:num>
+  <w:num w:numId="5" w16cid:durableId="222907452">
+    <w:abstractNumId w:val="39"/>
+  </w:num>
+  <w:num w:numId="6" w16cid:durableId="1386831587">
+    <w:abstractNumId w:val="11"/>
+  </w:num>
+  <w:num w:numId="7" w16cid:durableId="1965501395">
+    <w:abstractNumId w:val="10"/>
+  </w:num>
+  <w:num w:numId="8" w16cid:durableId="1762411894">
+    <w:abstractNumId w:val="33"/>
+  </w:num>
+  <w:num w:numId="9" w16cid:durableId="1661424352">
+    <w:abstractNumId w:val="5"/>
+  </w:num>
+  <w:num w:numId="10" w16cid:durableId="1002391866">
+    <w:abstractNumId w:val="16"/>
+  </w:num>
+  <w:num w:numId="11" w16cid:durableId="146286399">
+    <w:abstractNumId w:val="43"/>
+  </w:num>
+  <w:num w:numId="12" w16cid:durableId="706029163">
+    <w:abstractNumId w:val="31"/>
+  </w:num>
+  <w:num w:numId="13" w16cid:durableId="1755321678">
+    <w:abstractNumId w:val="26"/>
+  </w:num>
+  <w:num w:numId="14" w16cid:durableId="1511486108">
+    <w:abstractNumId w:val="28"/>
+  </w:num>
+  <w:num w:numId="15" w16cid:durableId="999769908">
+    <w:abstractNumId w:val="18"/>
+  </w:num>
+  <w:num w:numId="16" w16cid:durableId="1259410565">
+    <w:abstractNumId w:val="8"/>
+  </w:num>
+  <w:num w:numId="17" w16cid:durableId="164439184">
     <w:abstractNumId w:val="23"/>
   </w:num>
-  <w:num w:numId="2" w16cid:durableId="793595831">
+  <w:num w:numId="18" w16cid:durableId="1109355829">
+    <w:abstractNumId w:val="42"/>
+  </w:num>
+  <w:num w:numId="19" w16cid:durableId="1036002607">
+    <w:abstractNumId w:val="47"/>
+  </w:num>
+  <w:num w:numId="20" w16cid:durableId="211580609">
+    <w:abstractNumId w:val="13"/>
+  </w:num>
+  <w:num w:numId="21" w16cid:durableId="1920746489">
+    <w:abstractNumId w:val="20"/>
+  </w:num>
+  <w:num w:numId="22" w16cid:durableId="1606573995">
+    <w:abstractNumId w:val="46"/>
+  </w:num>
+  <w:num w:numId="23" w16cid:durableId="1956054051">
+    <w:abstractNumId w:val="44"/>
+  </w:num>
+  <w:num w:numId="24" w16cid:durableId="939753174">
+    <w:abstractNumId w:val="2"/>
+  </w:num>
+  <w:num w:numId="25" w16cid:durableId="1262570531">
+    <w:abstractNumId w:val="17"/>
+  </w:num>
+  <w:num w:numId="26" w16cid:durableId="2082290261">
+    <w:abstractNumId w:val="32"/>
+  </w:num>
+  <w:num w:numId="27" w16cid:durableId="1839150951">
+    <w:abstractNumId w:val="37"/>
+  </w:num>
+  <w:num w:numId="28" w16cid:durableId="1394619962">
+    <w:abstractNumId w:val="22"/>
+  </w:num>
+  <w:num w:numId="29" w16cid:durableId="720978996">
+    <w:abstractNumId w:val="45"/>
+  </w:num>
+  <w:num w:numId="30" w16cid:durableId="521212326">
+    <w:abstractNumId w:val="35"/>
+  </w:num>
+  <w:num w:numId="31" w16cid:durableId="1624726129">
     <w:abstractNumId w:val="0"/>
   </w:num>
-  <w:num w:numId="3" w16cid:durableId="147551953">
-    <w:abstractNumId w:val="2"/>
+  <w:num w:numId="32" w16cid:durableId="640384710">
+    <w:abstractNumId w:val="38"/>
   </w:num>
-  <w:num w:numId="4" w16cid:durableId="55051502">
+  <w:num w:numId="33" w16cid:durableId="1036270445">
+    <w:abstractNumId w:val="24"/>
+  </w:num>
+  <w:num w:numId="34" w16cid:durableId="1704019774">
+    <w:abstractNumId w:val="3"/>
+  </w:num>
+  <w:num w:numId="35" w16cid:durableId="928780203">
+    <w:abstractNumId w:val="30"/>
+  </w:num>
+  <w:num w:numId="36" w16cid:durableId="1003317381">
+    <w:abstractNumId w:val="25"/>
+  </w:num>
+  <w:num w:numId="37" w16cid:durableId="1737777097">
+    <w:abstractNumId w:val="6"/>
+  </w:num>
+  <w:num w:numId="38" w16cid:durableId="452871337">
+    <w:abstractNumId w:val="36"/>
+  </w:num>
+  <w:num w:numId="39" w16cid:durableId="1008406248">
+    <w:abstractNumId w:val="19"/>
+  </w:num>
+  <w:num w:numId="40" w16cid:durableId="226960027">
+    <w:abstractNumId w:val="9"/>
+  </w:num>
+  <w:num w:numId="41" w16cid:durableId="473328018">
+    <w:abstractNumId w:val="21"/>
+  </w:num>
+  <w:num w:numId="42" w16cid:durableId="1026250668">
+    <w:abstractNumId w:val="40"/>
+  </w:num>
+  <w:num w:numId="43" w16cid:durableId="575626019">
+    <w:abstractNumId w:val="14"/>
+  </w:num>
+  <w:num w:numId="44" w16cid:durableId="1731227956">
+    <w:abstractNumId w:val="29"/>
+  </w:num>
+  <w:num w:numId="45" w16cid:durableId="528614151">
     <w:abstractNumId w:val="15"/>
   </w:num>
-  <w:num w:numId="5" w16cid:durableId="222907452">
-    <w:abstractNumId w:val="22"/>
+  <w:num w:numId="46" w16cid:durableId="709232096">
+    <w:abstractNumId w:val="34"/>
   </w:num>
-  <w:num w:numId="6" w16cid:durableId="1386831587">
-    <w:abstractNumId w:val="6"/>
-  </w:num>
-  <w:num w:numId="7" w16cid:durableId="1965501395">
-    <w:abstractNumId w:val="5"/>
-  </w:num>
-  <w:num w:numId="8" w16cid:durableId="1762411894">
-    <w:abstractNumId w:val="19"/>
-  </w:num>
-  <w:num w:numId="9" w16cid:durableId="1661424352">
-    <w:abstractNumId w:val="3"/>
-  </w:num>
-  <w:num w:numId="10" w16cid:durableId="1002391866">
-    <w:abstractNumId w:val="8"/>
-  </w:num>
-  <w:num w:numId="11" w16cid:durableId="146286399">
-    <w:abstractNumId w:val="25"/>
-  </w:num>
-  <w:num w:numId="12" w16cid:durableId="706029163">
-    <w:abstractNumId w:val="17"/>
-  </w:num>
-  <w:num w:numId="13" w16cid:durableId="1755321678">
-    <w:abstractNumId w:val="14"/>
-  </w:num>
-  <w:num w:numId="14" w16cid:durableId="1511486108">
-    <w:abstractNumId w:val="16"/>
-  </w:num>
-  <w:num w:numId="15" w16cid:durableId="999769908">
-    <w:abstractNumId w:val="10"/>
-  </w:num>
-  <w:num w:numId="16" w16cid:durableId="1259410565">
-    <w:abstractNumId w:val="4"/>
-  </w:num>
-  <w:num w:numId="17" w16cid:durableId="164439184">
-    <w:abstractNumId w:val="13"/>
-  </w:num>
-  <w:num w:numId="18" w16cid:durableId="1109355829">
-    <w:abstractNumId w:val="24"/>
-  </w:num>
-  <w:num w:numId="19" w16cid:durableId="1036002607">
-    <w:abstractNumId w:val="29"/>
-  </w:num>
-  <w:num w:numId="20" w16cid:durableId="211580609">
-    <w:abstractNumId w:val="7"/>
-  </w:num>
-  <w:num w:numId="21" w16cid:durableId="1920746489">
-    <w:abstractNumId w:val="11"/>
-  </w:num>
-  <w:num w:numId="22" w16cid:durableId="1606573995">
-    <w:abstractNumId w:val="28"/>
-  </w:num>
-  <w:num w:numId="23" w16cid:durableId="1956054051">
-    <w:abstractNumId w:val="26"/>
-  </w:num>
-  <w:num w:numId="24" w16cid:durableId="939753174">
-    <w:abstractNumId w:val="1"/>
-  </w:num>
-  <w:num w:numId="25" w16cid:durableId="1262570531">
-    <w:abstractNumId w:val="9"/>
-  </w:num>
-  <w:num w:numId="26" w16cid:durableId="2082290261">
-    <w:abstractNumId w:val="18"/>
-  </w:num>
-  <w:num w:numId="27" w16cid:durableId="1839150951">
-    <w:abstractNumId w:val="21"/>
-  </w:num>
-  <w:num w:numId="28" w16cid:durableId="1394619962">
+  <w:num w:numId="47" w16cid:durableId="1410274919">
     <w:abstractNumId w:val="12"/>
   </w:num>
-  <w:num w:numId="29" w16cid:durableId="720978996">
-    <w:abstractNumId w:val="27"/>
-  </w:num>
-  <w:num w:numId="30" w16cid:durableId="521212326">
-    <w:abstractNumId w:val="20"/>
+  <w:num w:numId="48" w16cid:durableId="1879392655">
+    <w:abstractNumId w:val="7"/>
   </w:num>
   <w:numIdMacAtCleanup w:val="24"/>
 </w:numbering>
 </file>
 
 <file path=word/styles.xml><?xml version="1.0" encoding="utf-8"?>
-<w:styles xmlns:mc="http://schemas.openxmlformats.org/markup-compatibility/2006" xmlns:r="http://schemas.openxmlformats.org/officeDocument/2006/relationships" xmlns:w="http://schemas.openxmlformats.org/wordprocessingml/2006/main" xmlns:w14="http://schemas.microsoft.com/office/word/2010/wordml" xmlns:w15="http://schemas.microsoft.com/office/word/2012/wordml" xmlns:w16cex="http://schemas.microsoft.com/office/word/2018/wordml/cex" xmlns:w16cid="http://schemas.microsoft.com/office/word/2016/wordml/cid" xmlns:w16="http://schemas.microsoft.com/office/word/2018/wordml" xmlns:w16du="http://schemas.microsoft.com/office/word/2023/wordml/word16du" xmlns:w16sdtdh="http://schemas.microsoft.com/office/word/2020/wordml/sdtdatahash" xmlns:w16se="http://schemas.microsoft.com/office/word/2015/wordml/symex" mc:Ignorable="w14 w15 w16se w16cid w16 w16cex w16sdtdh w16du">
+<w:styles xmlns:mc="http://schemas.openxmlformats.org/markup-compatibility/2006" xmlns:r="http://schemas.openxmlformats.org/officeDocument/2006/relationships" xmlns:w="http://schemas.openxmlformats.org/wordprocessingml/2006/main" xmlns:w14="http://schemas.microsoft.com/office/word/2010/wordml" xmlns:w15="http://schemas.microsoft.com/office/word/2012/wordml" xmlns:w16cex="http://schemas.microsoft.com/office/word/2018/wordml/cex" xmlns:w16cid="http://schemas.microsoft.com/office/word/2016/wordml/cid" xmlns:w16="http://schemas.microsoft.com/office/word/2018/wordml" xmlns:w16du="http://schemas.microsoft.com/office/word/2023/wordml/word16du" xmlns:w16sdtdh="http://schemas.microsoft.com/office/word/2020/wordml/sdtdatahash" xmlns:w16sdtfl="http://schemas.microsoft.com/office/word/2024/wordml/sdtformatlock" xmlns:w16se="http://schemas.microsoft.com/office/word/2015/wordml/symex" mc:Ignorable="w14 w15 w16se w16cid w16 w16cex w16sdtdh w16sdtfl w16du">
   <w:docDefaults>
     <w:rPrDefault>
       <w:rPr>
@@ -18874,7 +24795,6 @@
   <w:style w:type="character" w:default="1" w:styleId="DefaultParagraphFont">
     <w:name w:val="Default Paragraph Font"/>
     <w:uiPriority w:val="1"/>
-    <w:semiHidden/>
     <w:unhideWhenUsed/>
   </w:style>
   <w:style w:type="table" w:default="1" w:styleId="TableNormal">
